--- a/public/Tang_Li_Hazel_CV.docx
+++ b/public/Tang_Li_Hazel_CV.docx
@@ -11,10 +11,10 @@
         <w:spacing w:line="360" w:lineRule="auto"/>
         <w:jc w:val="center"/>
         <w:rPr>
-          <w:rFonts w:ascii="Arial" w:eastAsia="宋体" w:hAnsi="Arial" w:cs="Arial"/>
+          <w:rFonts w:ascii="Arial" w:eastAsia="Arial" w:hAnsi="Arial" w:cs="Arial"/>
           <w:b/>
           <w:bCs/>
-          <w:caps/>
+          <w:smallCaps/>
           <w:sz w:val="28"/>
           <w:szCs w:val="28"/>
           <w:lang w:eastAsia="zh-CN"/>
@@ -22,49 +22,15 @@
       </w:pPr>
       <w:r>
         <w:rPr>
-          <w:rFonts w:ascii="Arial" w:eastAsia="Times New Roman" w:hAnsi="Arial" w:cs="Arial"/>
+          <w:rFonts w:ascii="Arial" w:eastAsia="Arial" w:hAnsi="Arial" w:cs="Arial"/>
           <w:b/>
           <w:bCs/>
-          <w:caps/>
-          <w:sz w:val="28"/>
-          <w:szCs w:val="28"/>
-        </w:rPr>
-        <w:t>TAng Li</w:t>
-      </w:r>
-      <w:r>
-        <w:rPr>
-          <w:rFonts w:ascii="Arial" w:eastAsia="Times New Roman" w:hAnsi="Arial" w:cs="Arial"/>
-          <w:b/>
-          <w:bCs/>
-          <w:caps/>
-          <w:sz w:val="28"/>
-          <w:szCs w:val="28"/>
-        </w:rPr>
-        <w:t xml:space="preserve"> (H</w:t>
-      </w:r>
-      <w:r>
-        <w:rPr>
-          <w:rFonts w:ascii="Arial" w:eastAsia="Times New Roman" w:hAnsi="Arial" w:cs="Arial"/>
-          <w:b/>
-          <w:bCs/>
-          <w:caps/>
+          <w:smallCaps/>
           <w:sz w:val="28"/>
           <w:szCs w:val="28"/>
           <w:lang w:eastAsia="zh-CN"/>
         </w:rPr>
-        <w:t>azel</w:t>
-      </w:r>
-      <w:r>
-        <w:rPr>
-          <w:rFonts w:ascii="Arial" w:eastAsia="宋体" w:hAnsi="Arial" w:cs="Arial"/>
-          <w:b/>
-          <w:bCs/>
-          <w:caps/>
-          <w:sz w:val="28"/>
-          <w:szCs w:val="28"/>
-          <w:lang w:eastAsia="zh-CN"/>
-        </w:rPr>
-        <w:t>)</w:t>
+        <w:t xml:space="preserve">HAZEL LI </w:t>
       </w:r>
     </w:p>
     <w:p>
@@ -72,384 +38,163 @@
         <w:spacing w:line="360" w:lineRule="auto"/>
         <w:jc w:val="center"/>
         <w:rPr>
-          <w:rFonts w:ascii="Arial" w:eastAsia="Times New Roman" w:hAnsi="Arial" w:cs="Arial"/>
+          <w:rFonts w:ascii="Arial" w:eastAsia="Arial" w:hAnsi="Arial" w:cs="Arial"/>
+          <w:b/>
+          <w:bCs/>
+          <w:sz w:val="20"/>
+          <w:szCs w:val="20"/>
+          <w:lang w:eastAsia="zh-CN"/>
+        </w:rPr>
+      </w:pPr>
+      <w:r>
+        <w:rPr>
+          <w:rFonts w:ascii="Arial" w:eastAsia="Arial" w:hAnsi="Arial" w:cs="Arial"/>
+          <w:b/>
+          <w:bCs/>
+          <w:sz w:val="21"/>
+          <w:szCs w:val="21"/>
+        </w:rPr>
+        <w:t>Native Cantonese from Guangdong </w:t>
+      </w:r>
+      <w:r>
+        <w:rPr>
+          <w:rFonts w:ascii="宋体" w:eastAsia="宋体" w:hAnsi="宋体" w:cs="宋体"/>
           <w:b/>
           <w:bCs/>
           <w:color w:val="000000"/>
           <w:sz w:val="21"/>
           <w:szCs w:val="21"/>
-          <w:lang w:eastAsia="zh-CN"/>
-        </w:rPr>
-      </w:pPr>
-      <w:r>
-        <w:rPr>
-          <w:rFonts w:ascii="Arial" w:eastAsia="Times New Roman" w:hAnsi="Arial" w:cs="Arial"/>
+        </w:rPr>
+        <w:t>｜</w:t>
+      </w:r>
+      <w:r>
+        <w:rPr>
+          <w:rFonts w:ascii="Arial" w:eastAsia="Arial" w:hAnsi="Arial" w:cs="Arial"/>
           <w:b/>
           <w:bCs/>
           <w:sz w:val="21"/>
           <w:szCs w:val="21"/>
         </w:rPr>
-        <w:t>Guangdong, China </w:t>
-      </w:r>
-      <w:r>
-        <w:rPr>
-          <w:rFonts w:ascii="宋体" w:eastAsia="宋体" w:hAnsi="宋体" w:cs="宋体" w:hint="eastAsia"/>
+        <w:t>+852 9706 3044 </w:t>
+      </w:r>
+      <w:r>
+        <w:rPr>
+          <w:rFonts w:ascii="宋体" w:eastAsia="宋体" w:hAnsi="宋体" w:cs="宋体"/>
           <w:b/>
           <w:bCs/>
           <w:color w:val="000000"/>
           <w:sz w:val="21"/>
           <w:szCs w:val="21"/>
-          <w:lang w:eastAsia="zh-CN"/>
         </w:rPr>
         <w:t>｜</w:t>
       </w:r>
-      <w:r>
-        <w:rPr>
-          <w:rFonts w:ascii="Arial" w:eastAsia="Times New Roman" w:hAnsi="Arial" w:cs="Arial"/>
-          <w:b/>
-          <w:bCs/>
-          <w:sz w:val="21"/>
-          <w:szCs w:val="21"/>
-        </w:rPr>
-        <w:t>+8</w:t>
-      </w:r>
-      <w:r>
-        <w:rPr>
-          <w:rFonts w:ascii="Arial" w:eastAsia="Times New Roman" w:hAnsi="Arial" w:cs="Arial" w:hint="eastAsia"/>
-          <w:b/>
-          <w:bCs/>
-          <w:sz w:val="21"/>
-          <w:szCs w:val="21"/>
-          <w:lang w:eastAsia="zh-CN"/>
-        </w:rPr>
-        <w:t>52</w:t>
-      </w:r>
-      <w:r>
-        <w:rPr>
-          <w:rFonts w:ascii="Arial" w:eastAsia="Times New Roman" w:hAnsi="Arial" w:cs="Arial"/>
-          <w:b/>
-          <w:bCs/>
-          <w:sz w:val="21"/>
-          <w:szCs w:val="21"/>
-        </w:rPr>
-        <w:t> </w:t>
-      </w:r>
-      <w:r>
-        <w:rPr>
-          <w:rFonts w:ascii="Arial" w:eastAsia="Times New Roman" w:hAnsi="Arial" w:cs="Arial" w:hint="eastAsia"/>
-          <w:b/>
-          <w:bCs/>
-          <w:sz w:val="21"/>
-          <w:szCs w:val="21"/>
-          <w:lang w:eastAsia="zh-CN"/>
-        </w:rPr>
-        <w:t>9706 3044</w:t>
-      </w:r>
-      <w:r>
-        <w:rPr>
-          <w:rFonts w:ascii="Arial" w:eastAsia="Times New Roman" w:hAnsi="Arial" w:cs="Arial"/>
-          <w:b/>
-          <w:bCs/>
-          <w:sz w:val="21"/>
-          <w:szCs w:val="21"/>
-        </w:rPr>
-        <w:t> </w:t>
-      </w:r>
-      <w:r>
-        <w:rPr>
-          <w:rFonts w:ascii="宋体" w:eastAsia="宋体" w:hAnsi="宋体" w:cs="宋体" w:hint="eastAsia"/>
+      <w:hyperlink r:id="rId5">
+        <w:r>
+          <w:rPr>
+            <w:rFonts w:ascii="Arial" w:eastAsia="Arial" w:hAnsi="Arial" w:cs="Arial"/>
+            <w:b/>
+            <w:bCs/>
+            <w:color w:val="467886"/>
+            <w:sz w:val="21"/>
+            <w:szCs w:val="21"/>
+            <w:u w:val="single"/>
+          </w:rPr>
+          <w:t>canlibx@outlook.com</w:t>
+        </w:r>
+      </w:hyperlink>
+      <w:r>
+        <w:rPr>
+          <w:rFonts w:ascii="Arial" w:eastAsia="Arial" w:hAnsi="Arial" w:cs="Arial"/>
           <w:b/>
           <w:bCs/>
           <w:color w:val="000000"/>
           <w:sz w:val="21"/>
           <w:szCs w:val="21"/>
-          <w:lang w:eastAsia="zh-CN"/>
-        </w:rPr>
-        <w:t>｜</w:t>
-      </w:r>
-      <w:r>
-        <w:rPr>
-          <w:rFonts w:ascii="Arial" w:eastAsia="Times New Roman" w:hAnsi="Arial" w:cs="Arial"/>
+        </w:rPr>
+        <w:t xml:space="preserve"> </w:t>
+      </w:r>
+      <w:r>
+        <w:rPr>
+          <w:rFonts w:ascii="Arial" w:eastAsia="Arial" w:hAnsi="Arial" w:cs="Arial"/>
           <w:b/>
           <w:bCs/>
-          <w:color w:val="000000"/>
           <w:sz w:val="21"/>
           <w:szCs w:val="21"/>
         </w:rPr>
+        <w:t xml:space="preserve"> |  </w:t>
+      </w:r>
+      <w:bookmarkStart w:id="0" w:name="OLE_LINK327"/>
+      <w:bookmarkStart w:id="1" w:name="OLE_LINK328"/>
+      <w:r>
         <w:fldChar w:fldCharType="begin"/>
       </w:r>
       <w:r>
-        <w:rPr>
-          <w:rFonts w:ascii="Arial" w:eastAsia="Times New Roman" w:hAnsi="Arial" w:cs="Arial"/>
+        <w:instrText>HYPERLINK "https://hazel-tang-li-portfolio.vercel.app/" \h</w:instrText>
+      </w:r>
+      <w:r>
+        <w:fldChar w:fldCharType="separate"/>
+      </w:r>
+      <w:r>
+        <w:rPr>
+          <w:rFonts w:ascii="Arial" w:eastAsia="Arial" w:hAnsi="Arial" w:cs="Arial"/>
           <w:b/>
           <w:bCs/>
+          <w:color w:val="467886"/>
+          <w:sz w:val="20"/>
+          <w:szCs w:val="20"/>
+          <w:u w:val="single"/>
+        </w:rPr>
+        <w:t>Portfolio</w:t>
+      </w:r>
+      <w:r>
+        <w:rPr>
+          <w:rFonts w:ascii="Arial" w:eastAsia="Arial" w:hAnsi="Arial" w:cs="Arial"/>
+          <w:b/>
+          <w:bCs/>
+          <w:color w:val="467886"/>
+          <w:sz w:val="20"/>
+          <w:szCs w:val="20"/>
+          <w:u w:val="single"/>
+        </w:rPr>
+        <w:fldChar w:fldCharType="end"/>
+      </w:r>
+      <w:bookmarkEnd w:id="0"/>
+      <w:bookmarkEnd w:id="1"/>
+      <w:r>
+        <w:rPr>
+          <w:rFonts w:ascii="微软雅黑" w:eastAsia="微软雅黑" w:hAnsi="微软雅黑" w:cs="微软雅黑"/>
+          <w:b/>
+          <w:bCs/>
           <w:color w:val="000000"/>
-          <w:sz w:val="21"/>
-          <w:szCs w:val="21"/>
-        </w:rPr>
-        <w:instrText>HYPERLINK "mailto:canlibx@outlook.com"</w:instrText>
-      </w:r>
-      <w:r>
-        <w:rPr>
-          <w:rFonts w:ascii="Arial" w:eastAsia="Times New Roman" w:hAnsi="Arial" w:cs="Arial"/>
+          <w:sz w:val="20"/>
+          <w:szCs w:val="20"/>
+        </w:rPr>
+        <w:t>｜</w:t>
+      </w:r>
+      <w:r>
+        <w:rPr>
+          <w:rFonts w:ascii="Arial" w:eastAsia="Arial" w:hAnsi="Arial" w:cs="Arial"/>
           <w:b/>
           <w:bCs/>
           <w:color w:val="000000"/>
-          <w:sz w:val="21"/>
-          <w:szCs w:val="21"/>
-        </w:rPr>
-      </w:r>
-      <w:r>
-        <w:rPr>
-          <w:rFonts w:ascii="Arial" w:eastAsia="Times New Roman" w:hAnsi="Arial" w:cs="Arial"/>
-          <w:b/>
-          <w:bCs/>
-          <w:color w:val="000000"/>
-          <w:sz w:val="21"/>
-          <w:szCs w:val="21"/>
-        </w:rPr>
-        <w:fldChar w:fldCharType="separate"/>
-      </w:r>
-      <w:r>
-        <w:rPr>
-          <w:rStyle w:val="a4"/>
-          <w:rFonts w:ascii="Arial" w:eastAsia="Times New Roman" w:hAnsi="Arial" w:cs="Arial"/>
-          <w:b/>
-          <w:bCs/>
-          <w:sz w:val="21"/>
-          <w:szCs w:val="21"/>
-        </w:rPr>
-        <w:t>canlibx@outlook.com</w:t>
-      </w:r>
-      <w:r>
-        <w:rPr>
-          <w:rFonts w:ascii="Arial" w:eastAsia="Times New Roman" w:hAnsi="Arial" w:cs="Arial"/>
-          <w:b/>
-          <w:bCs/>
-          <w:color w:val="000000"/>
-          <w:sz w:val="21"/>
-          <w:szCs w:val="21"/>
-        </w:rPr>
-        <w:fldChar w:fldCharType="end"/>
-      </w:r>
-      <w:r>
-        <w:rPr>
-          <w:rFonts w:ascii="Arial" w:eastAsia="Times New Roman" w:hAnsi="Arial" w:cs="Arial" w:hint="eastAsia"/>
-          <w:b/>
-          <w:bCs/>
-          <w:color w:val="000000"/>
-          <w:sz w:val="21"/>
-          <w:szCs w:val="21"/>
-          <w:lang w:eastAsia="zh-CN"/>
+          <w:sz w:val="20"/>
+          <w:szCs w:val="20"/>
         </w:rPr>
         <w:t xml:space="preserve"> </w:t>
       </w:r>
-    </w:p>
-    <w:p>
-      <w:pPr>
-        <w:spacing w:line="360" w:lineRule="auto"/>
-        <w:jc w:val="center"/>
-        <w:rPr>
-          <w:rFonts w:ascii="宋体" w:eastAsia="宋体" w:hAnsi="宋体" w:cs="宋体"/>
-          <w:b/>
-          <w:bCs/>
-          <w:color w:val="000000"/>
-          <w:sz w:val="16"/>
-          <w:szCs w:val="16"/>
-          <w:lang w:eastAsia="zh-CN"/>
-        </w:rPr>
-      </w:pPr>
-      <w:r>
-        <w:rPr>
-          <w:rFonts w:ascii="Arial" w:eastAsia="Times New Roman" w:hAnsi="Arial" w:cs="Arial"/>
-          <w:b/>
-          <w:bCs/>
-          <w:color w:val="000000"/>
-          <w:sz w:val="16"/>
-          <w:szCs w:val="16"/>
-          <w:lang w:eastAsia="zh-CN"/>
-        </w:rPr>
-        <w:t>P</w:t>
-      </w:r>
-      <w:r>
-        <w:rPr>
-          <w:rFonts w:ascii="Arial" w:eastAsia="Times New Roman" w:hAnsi="Arial" w:cs="Arial" w:hint="eastAsia"/>
-          <w:b/>
-          <w:bCs/>
-          <w:color w:val="000000"/>
-          <w:sz w:val="16"/>
-          <w:szCs w:val="16"/>
-          <w:lang w:eastAsia="zh-CN"/>
-        </w:rPr>
-        <w:t>ortfolio</w:t>
-      </w:r>
-      <w:r>
-        <w:rPr>
-          <w:rFonts w:ascii="微软雅黑" w:eastAsia="微软雅黑" w:hAnsi="微软雅黑" w:cs="微软雅黑" w:hint="eastAsia"/>
-          <w:b/>
-          <w:bCs/>
-          <w:color w:val="000000"/>
-          <w:sz w:val="16"/>
-          <w:szCs w:val="16"/>
-          <w:lang w:eastAsia="zh-CN"/>
-        </w:rPr>
-        <w:t>：</w:t>
-      </w:r>
-      <w:r>
-        <w:rPr>
-          <w:rFonts w:ascii="Arial" w:eastAsia="Times New Roman" w:hAnsi="Arial" w:cs="Arial" w:hint="eastAsia"/>
-          <w:b/>
-          <w:bCs/>
-          <w:color w:val="000000"/>
-          <w:sz w:val="16"/>
-          <w:szCs w:val="16"/>
-          <w:lang w:eastAsia="zh-CN"/>
-        </w:rPr>
-        <w:t xml:space="preserve"> </w:t>
-      </w:r>
-      <w:r>
-        <w:rPr>
-          <w:rFonts w:ascii="微软雅黑" w:eastAsia="微软雅黑" w:hAnsi="微软雅黑" w:cs="微软雅黑" w:hint="eastAsia"/>
-          <w:b/>
-          <w:bCs/>
-          <w:color w:val="000000"/>
-          <w:sz w:val="16"/>
-          <w:szCs w:val="16"/>
-          <w:lang w:eastAsia="zh-CN"/>
-        </w:rPr>
-        <w:t>｜</w:t>
-      </w:r>
-      <w:r>
-        <w:rPr>
-          <w:rFonts w:ascii="Arial" w:eastAsia="Times New Roman" w:hAnsi="Arial" w:cs="Arial" w:hint="eastAsia"/>
-          <w:b/>
-          <w:bCs/>
-          <w:color w:val="000000"/>
-          <w:sz w:val="16"/>
-          <w:szCs w:val="16"/>
-          <w:lang w:eastAsia="zh-CN"/>
-        </w:rPr>
-        <w:t xml:space="preserve"> </w:t>
-      </w:r>
-      <w:r>
-        <w:rPr>
-          <w:rFonts w:ascii="Arial" w:eastAsia="Times New Roman" w:hAnsi="Arial" w:cs="Arial"/>
-          <w:b/>
-          <w:bCs/>
-          <w:color w:val="000000"/>
-          <w:sz w:val="16"/>
-          <w:szCs w:val="16"/>
-          <w:lang w:eastAsia="zh-CN"/>
-        </w:rPr>
-        <w:t>Link</w:t>
-      </w:r>
-      <w:r>
-        <w:rPr>
-          <w:rFonts w:ascii="Arial" w:eastAsia="Times New Roman" w:hAnsi="Arial" w:cs="Arial" w:hint="eastAsia"/>
-          <w:b/>
-          <w:bCs/>
-          <w:color w:val="000000"/>
-          <w:sz w:val="16"/>
-          <w:szCs w:val="16"/>
-          <w:lang w:eastAsia="zh-CN"/>
-        </w:rPr>
-        <w:t>ed</w:t>
-      </w:r>
-      <w:r>
-        <w:rPr>
-          <w:rFonts w:ascii="Arial" w:eastAsia="Times New Roman" w:hAnsi="Arial" w:cs="Arial"/>
-          <w:b/>
-          <w:bCs/>
-          <w:color w:val="000000"/>
-          <w:sz w:val="16"/>
-          <w:szCs w:val="16"/>
-          <w:lang w:eastAsia="zh-CN"/>
-        </w:rPr>
-        <w:t>I</w:t>
-      </w:r>
-      <w:r>
-        <w:rPr>
-          <w:rFonts w:ascii="Arial" w:eastAsia="Times New Roman" w:hAnsi="Arial" w:cs="Arial" w:hint="eastAsia"/>
-          <w:b/>
-          <w:bCs/>
-          <w:color w:val="000000"/>
-          <w:sz w:val="16"/>
-          <w:szCs w:val="16"/>
-          <w:lang w:eastAsia="zh-CN"/>
-        </w:rPr>
-        <w:t>n</w:t>
-      </w:r>
-      <w:r>
-        <w:rPr>
-          <w:rFonts w:ascii="宋体" w:eastAsia="宋体" w:hAnsi="宋体" w:cs="宋体" w:hint="eastAsia"/>
-          <w:b/>
-          <w:bCs/>
-          <w:color w:val="000000"/>
-          <w:sz w:val="16"/>
-          <w:szCs w:val="16"/>
-          <w:lang w:eastAsia="zh-CN"/>
-        </w:rPr>
-        <w:t>：</w:t>
-      </w:r>
-    </w:p>
-    <w:p>
-      <w:pPr>
-        <w:spacing w:line="360" w:lineRule="auto"/>
-        <w:jc w:val="center"/>
-        <w:rPr>
-          <w:rFonts w:ascii="Arial" w:eastAsia="Times New Roman" w:hAnsi="Arial" w:cs="Arial"/>
-          <w:b/>
-          <w:bCs/>
-          <w:sz w:val="16"/>
-          <w:szCs w:val="16"/>
-          <w:lang w:eastAsia="zh-CN"/>
-        </w:rPr>
-      </w:pPr>
-      <w:r>
-        <w:rPr>
-          <w:rFonts w:ascii="Arial" w:eastAsia="Times New Roman" w:hAnsi="Arial" w:cs="Arial"/>
-          <w:b/>
-          <w:bCs/>
-          <w:sz w:val="16"/>
-          <w:szCs w:val="16"/>
-          <w:lang w:eastAsia="zh-CN"/>
-        </w:rPr>
-        <w:t xml:space="preserve">Target Roles: Brand Marketing | Content Strategy | </w:t>
-      </w:r>
-      <w:proofErr w:type="gramStart"/>
-      <w:r>
-        <w:rPr>
-          <w:rFonts w:ascii="Arial" w:eastAsia="Times New Roman" w:hAnsi="Arial" w:cs="Arial"/>
-          <w:b/>
-          <w:bCs/>
-          <w:sz w:val="16"/>
-          <w:szCs w:val="16"/>
-          <w:lang w:eastAsia="zh-CN"/>
-        </w:rPr>
-        <w:t>Social Media</w:t>
-      </w:r>
-      <w:proofErr w:type="gramEnd"/>
-      <w:r>
-        <w:rPr>
-          <w:rFonts w:ascii="Arial" w:eastAsia="Times New Roman" w:hAnsi="Arial" w:cs="Arial"/>
-          <w:b/>
-          <w:bCs/>
-          <w:sz w:val="16"/>
-          <w:szCs w:val="16"/>
-          <w:lang w:eastAsia="zh-CN"/>
-        </w:rPr>
-        <w:t xml:space="preserve"> | Brand Globalization</w:t>
-      </w:r>
-    </w:p>
-    <w:p>
-      <w:pPr>
-        <w:spacing w:line="360" w:lineRule="auto"/>
-        <w:rPr>
-          <w:rFonts w:ascii="Arial" w:eastAsia="Times New Roman" w:hAnsi="Arial" w:cs="Arial"/>
-          <w:sz w:val="20"/>
-          <w:szCs w:val="20"/>
-        </w:rPr>
-      </w:pPr>
+      <w:hyperlink r:id="rId6" w:history="1">
+        <w:r>
+          <w:rPr>
+            <w:rStyle w:val="a4"/>
+            <w:rFonts w:ascii="Arial" w:eastAsia="Arial" w:hAnsi="Arial" w:cs="Arial"/>
+            <w:b/>
+            <w:bCs/>
+            <w:sz w:val="20"/>
+            <w:szCs w:val="20"/>
+          </w:rPr>
+          <w:t>LinkedIn</w:t>
+        </w:r>
+      </w:hyperlink>
     </w:p>
     <w:p>
       <w:pPr>
@@ -470,6 +215,132 @@
           <w:b/>
           <w:bCs/>
           <w:caps/>
+          <w:lang w:eastAsia="zh-CN"/>
+        </w:rPr>
+        <w:t>ABOUT ME</w:t>
+      </w:r>
+    </w:p>
+    <w:p>
+      <w:pPr>
+        <w:spacing w:line="360" w:lineRule="auto"/>
+        <w:rPr>
+          <w:rFonts w:ascii="Arial" w:hAnsi="Arial" w:cs="Arial" w:hint="eastAsia"/>
+          <w:sz w:val="20"/>
+          <w:szCs w:val="20"/>
+          <w:lang w:eastAsia="zh-CN"/>
+        </w:rPr>
+      </w:pPr>
+      <w:bookmarkStart w:id="2" w:name="OLE_LINK352"/>
+      <w:bookmarkStart w:id="3" w:name="OLE_LINK353"/>
+      <w:bookmarkStart w:id="4" w:name="bookmark=id.bxifvbw1mk6x" w:colFirst="0" w:colLast="0"/>
+      <w:bookmarkStart w:id="5" w:name="bookmark=id.e8cq0f9wbw03" w:colFirst="0" w:colLast="0"/>
+      <w:bookmarkEnd w:id="4"/>
+      <w:bookmarkEnd w:id="5"/>
+      <w:r>
+        <w:rPr>
+          <w:rFonts w:ascii="Arial" w:hAnsi="Arial" w:cs="Arial"/>
+          <w:sz w:val="20"/>
+          <w:szCs w:val="20"/>
+          <w:lang w:eastAsia="zh-CN"/>
+        </w:rPr>
+        <w:t xml:space="preserve">Media postgraduate at HKU (UCL alumna) with solid hands-on experience in cross-border e-commerce and short-video operations (TikTok Shop, </w:t>
+      </w:r>
+      <w:proofErr w:type="spellStart"/>
+      <w:r>
+        <w:rPr>
+          <w:rFonts w:ascii="Arial" w:hAnsi="Arial" w:cs="Arial"/>
+          <w:sz w:val="20"/>
+          <w:szCs w:val="20"/>
+          <w:lang w:eastAsia="zh-CN"/>
+        </w:rPr>
+        <w:t>Douyin</w:t>
+      </w:r>
+      <w:proofErr w:type="spellEnd"/>
+      <w:r>
+        <w:rPr>
+          <w:rFonts w:ascii="Arial" w:hAnsi="Arial" w:cs="Arial"/>
+          <w:sz w:val="20"/>
+          <w:szCs w:val="20"/>
+          <w:lang w:eastAsia="zh-CN"/>
+        </w:rPr>
+        <w:t>, RED). Proven track record in driving viral campaigns (e.g., 800K+ views) and US market 0-1 launches. Native Cantonese/Mandarin, fluent English (IELTS 7.0). Holder of IANG visa (valid until 2028). Seeking an E-commerce Executive</w:t>
+      </w:r>
+      <w:r>
+        <w:rPr>
+          <w:rFonts w:ascii="Arial" w:hAnsi="Arial" w:cs="Arial" w:hint="eastAsia"/>
+          <w:sz w:val="20"/>
+          <w:szCs w:val="20"/>
+          <w:lang w:eastAsia="zh-CN"/>
+        </w:rPr>
+        <w:t xml:space="preserve"> / </w:t>
+      </w:r>
+      <w:r>
+        <w:rPr>
+          <w:rFonts w:ascii="Arial" w:hAnsi="Arial" w:cs="Arial"/>
+          <w:sz w:val="20"/>
+          <w:szCs w:val="20"/>
+          <w:lang w:eastAsia="zh-CN"/>
+        </w:rPr>
+        <w:t>M</w:t>
+      </w:r>
+      <w:r>
+        <w:rPr>
+          <w:rFonts w:ascii="Arial" w:hAnsi="Arial" w:cs="Arial" w:hint="eastAsia"/>
+          <w:sz w:val="20"/>
+          <w:szCs w:val="20"/>
+          <w:lang w:eastAsia="zh-CN"/>
+        </w:rPr>
+        <w:t>edia</w:t>
+      </w:r>
+      <w:r>
+        <w:rPr>
+          <w:rFonts w:ascii="Arial" w:hAnsi="Arial" w:cs="Arial"/>
+          <w:sz w:val="20"/>
+          <w:szCs w:val="20"/>
+          <w:lang w:eastAsia="zh-CN"/>
+        </w:rPr>
+        <w:t xml:space="preserve"> Executive / Account Executive</w:t>
+      </w:r>
+      <w:r>
+        <w:rPr>
+          <w:rFonts w:ascii="Arial" w:hAnsi="Arial" w:cs="Arial" w:hint="eastAsia"/>
+          <w:sz w:val="20"/>
+          <w:szCs w:val="20"/>
+          <w:lang w:eastAsia="zh-CN"/>
+        </w:rPr>
+        <w:t xml:space="preserve"> </w:t>
+      </w:r>
+      <w:r>
+        <w:rPr>
+          <w:rFonts w:ascii="Arial" w:hAnsi="Arial" w:cs="Arial"/>
+          <w:sz w:val="20"/>
+          <w:szCs w:val="20"/>
+          <w:lang w:eastAsia="zh-CN"/>
+        </w:rPr>
+        <w:t xml:space="preserve">role. </w:t>
+      </w:r>
+    </w:p>
+    <w:bookmarkEnd w:id="2"/>
+    <w:bookmarkEnd w:id="3"/>
+    <w:p>
+      <w:pPr>
+        <w:pBdr>
+          <w:bottom w:val="single" w:sz="6" w:space="0" w:color="000000"/>
+        </w:pBdr>
+        <w:spacing w:line="360" w:lineRule="auto"/>
+        <w:rPr>
+          <w:rFonts w:ascii="Arial" w:hAnsi="Arial" w:cs="Arial"/>
+          <w:b/>
+          <w:bCs/>
+          <w:caps/>
+        </w:rPr>
+      </w:pPr>
+      <w:r>
+        <w:rPr>
+          <w:rFonts w:ascii="Arial" w:eastAsia="Times New Roman" w:hAnsi="Arial" w:cs="Arial"/>
+          <w:b/>
+          <w:bCs/>
+          <w:caps/>
         </w:rPr>
         <w:t>W</w:t>
       </w:r>
@@ -495,15 +366,12 @@
     </w:p>
     <w:p>
       <w:pPr>
-        <w:tabs>
-          <w:tab w:val="right" w:pos="10800"/>
-        </w:tabs>
         <w:spacing w:line="360" w:lineRule="auto"/>
         <w:rPr>
-          <w:rStyle w:val="fs13fw4"/>
           <w:rFonts w:ascii="Arial" w:hAnsi="Arial" w:cs="Arial"/>
           <w:sz w:val="20"/>
           <w:szCs w:val="20"/>
+          <w:lang w:eastAsia="zh-CN"/>
         </w:rPr>
       </w:pPr>
       <w:r>
@@ -516,7 +384,616 @@
           <w:sz w:val="20"/>
           <w:szCs w:val="20"/>
         </w:rPr>
-        <w:t>NetEase Youdao Information Technology (Beijing) Co., Ltd</w:t>
+        <w:t>Shenzhen Jingqi Yuedong Technology Co., Ltd.</w:t>
+      </w:r>
+      <w:r>
+        <w:rPr>
+          <w:rFonts w:ascii="Arial" w:hAnsi="Arial" w:cs="Arial"/>
+          <w:sz w:val="20"/>
+          <w:szCs w:val="20"/>
+          <w:lang w:eastAsia="zh-CN"/>
+        </w:rPr>
+        <w:t xml:space="preserve">                                                               </w:t>
+      </w:r>
+      <w:r>
+        <w:rPr>
+          <w:rFonts w:ascii="Arial" w:hAnsi="Arial" w:cs="Arial"/>
+          <w:sz w:val="20"/>
+          <w:szCs w:val="20"/>
+          <w:lang w:eastAsia="zh-CN"/>
+        </w:rPr>
+        <w:t xml:space="preserve"> </w:t>
+      </w:r>
+      <w:r>
+        <w:rPr>
+          <w:rFonts w:ascii="Arial" w:hAnsi="Arial" w:cs="Arial"/>
+          <w:sz w:val="20"/>
+          <w:szCs w:val="20"/>
+          <w:lang w:eastAsia="zh-CN"/>
+        </w:rPr>
+        <w:t xml:space="preserve">               Shenzhen</w:t>
+      </w:r>
+    </w:p>
+    <w:p>
+      <w:pPr>
+        <w:spacing w:line="360" w:lineRule="auto"/>
+        <w:ind w:firstLine="720"/>
+        <w:rPr>
+          <w:rFonts w:ascii="Arial" w:hAnsi="Arial" w:cs="Arial"/>
+          <w:sz w:val="20"/>
+          <w:szCs w:val="20"/>
+          <w:lang w:eastAsia="zh-CN"/>
+        </w:rPr>
+      </w:pPr>
+      <w:r>
+        <w:rPr>
+          <w:rFonts w:ascii="Arial" w:hAnsi="Arial" w:cs="Arial"/>
+          <w:sz w:val="18"/>
+          <w:szCs w:val="18"/>
+          <w:lang w:eastAsia="zh-CN"/>
+        </w:rPr>
+        <w:t xml:space="preserve">— Cross-border E-commerce / Fitness Equipment      </w:t>
+      </w:r>
+      <w:r>
+        <w:rPr>
+          <w:rFonts w:ascii="Arial" w:hAnsi="Arial" w:cs="Arial"/>
+          <w:sz w:val="20"/>
+          <w:szCs w:val="20"/>
+          <w:lang w:eastAsia="zh-CN"/>
+        </w:rPr>
+        <w:t xml:space="preserve">        </w:t>
+      </w:r>
+    </w:p>
+    <w:p>
+      <w:pPr>
+        <w:spacing w:line="360" w:lineRule="auto"/>
+        <w:rPr>
+          <w:rFonts w:ascii="Arial" w:hAnsi="Arial" w:cs="Arial"/>
+          <w:sz w:val="20"/>
+          <w:szCs w:val="20"/>
+          <w:lang w:eastAsia="zh-CN"/>
+        </w:rPr>
+      </w:pPr>
+      <w:r>
+        <w:rPr>
+          <w:rStyle w:val="fs13fw6fsioverflow-hidden"/>
+          <w:rFonts w:ascii="Arial" w:eastAsia="Times New Roman" w:hAnsi="Arial" w:cs="Arial"/>
+          <w:b/>
+          <w:bCs/>
+          <w:i/>
+          <w:iCs/>
+          <w:sz w:val="20"/>
+          <w:szCs w:val="20"/>
+        </w:rPr>
+        <w:t>Creative Content Producer (Brand Globalization)</w:t>
+      </w:r>
+      <w:r>
+        <w:rPr>
+          <w:rStyle w:val="fs13fw6fsioverflow-hidden"/>
+          <w:rFonts w:ascii="Arial" w:eastAsia="Times New Roman" w:hAnsi="Arial" w:cs="Arial"/>
+          <w:b/>
+          <w:bCs/>
+          <w:i/>
+          <w:iCs/>
+          <w:sz w:val="20"/>
+          <w:szCs w:val="20"/>
+        </w:rPr>
+        <w:t>, intern</w:t>
+      </w:r>
+      <w:r>
+        <w:rPr>
+          <w:rStyle w:val="fs13fw6fsioverflow-hidden"/>
+          <w:rFonts w:ascii="Arial" w:eastAsia="Times New Roman" w:hAnsi="Arial" w:cs="Arial"/>
+          <w:b/>
+          <w:bCs/>
+          <w:i/>
+          <w:iCs/>
+          <w:sz w:val="20"/>
+          <w:szCs w:val="20"/>
+        </w:rPr>
+        <w:t xml:space="preserve">     </w:t>
+      </w:r>
+      <w:r>
+        <w:rPr>
+          <w:rStyle w:val="fs13fw6fsioverflow-hidden"/>
+          <w:rFonts w:ascii="Arial" w:eastAsia="Times New Roman" w:hAnsi="Arial" w:cs="Arial"/>
+          <w:b/>
+          <w:bCs/>
+          <w:i/>
+          <w:iCs/>
+          <w:sz w:val="18"/>
+          <w:szCs w:val="18"/>
+        </w:rPr>
+        <w:t xml:space="preserve">  </w:t>
+      </w:r>
+      <w:r>
+        <w:rPr>
+          <w:rStyle w:val="fs13fw6fsioverflow-hidden"/>
+          <w:rFonts w:ascii="Helvetica" w:eastAsia="Times New Roman" w:hAnsi="Helvetica"/>
+          <w:b/>
+          <w:bCs/>
+          <w:i/>
+          <w:iCs/>
+          <w:sz w:val="18"/>
+          <w:szCs w:val="18"/>
+        </w:rPr>
+        <w:t xml:space="preserve"> </w:t>
+      </w:r>
+      <w:r>
+        <w:rPr>
+          <w:rFonts w:ascii="Arial" w:hAnsi="Arial" w:cs="Arial"/>
+          <w:sz w:val="20"/>
+          <w:szCs w:val="20"/>
+          <w:lang w:eastAsia="zh-CN"/>
+        </w:rPr>
+        <w:t xml:space="preserve">                                        </w:t>
+      </w:r>
+      <w:r>
+        <w:rPr>
+          <w:rFonts w:ascii="Arial" w:hAnsi="Arial" w:cs="Arial"/>
+          <w:i/>
+          <w:iCs/>
+          <w:sz w:val="20"/>
+          <w:szCs w:val="20"/>
+          <w:lang w:eastAsia="zh-CN"/>
+        </w:rPr>
+        <w:t xml:space="preserve"> September 2024 </w:t>
+      </w:r>
+      <w:r>
+        <w:rPr>
+          <w:rStyle w:val="fs13fw4fsioverflow-hidden"/>
+          <w:rFonts w:ascii="Arial" w:eastAsia="Times New Roman" w:hAnsi="Arial" w:cs="Arial"/>
+          <w:i/>
+          <w:iCs/>
+          <w:sz w:val="20"/>
+          <w:szCs w:val="20"/>
+        </w:rPr>
+        <w:t>-</w:t>
+      </w:r>
+      <w:r>
+        <w:rPr>
+          <w:rFonts w:ascii="Arial" w:hAnsi="Arial" w:cs="Arial"/>
+          <w:i/>
+          <w:iCs/>
+          <w:sz w:val="20"/>
+          <w:szCs w:val="20"/>
+          <w:lang w:eastAsia="zh-CN"/>
+        </w:rPr>
+        <w:t xml:space="preserve"> March 2025</w:t>
+      </w:r>
+      <w:bookmarkStart w:id="6" w:name="OLE_LINK323"/>
+      <w:bookmarkStart w:id="7" w:name="OLE_LINK324"/>
+    </w:p>
+    <w:p>
+      <w:pPr>
+        <w:numPr>
+          <w:ilvl w:val="0"/>
+          <w:numId w:val="39"/>
+        </w:numPr>
+        <w:spacing w:line="360" w:lineRule="auto"/>
+        <w:rPr>
+          <w:rFonts w:ascii="Arial" w:hAnsi="Arial" w:cs="Arial"/>
+          <w:sz w:val="20"/>
+          <w:szCs w:val="20"/>
+          <w:lang w:eastAsia="zh-CN"/>
+        </w:rPr>
+      </w:pPr>
+      <w:r>
+        <w:rPr>
+          <w:rFonts w:ascii="Arial" w:hAnsi="Arial" w:cs="Arial"/>
+          <w:sz w:val="20"/>
+          <w:szCs w:val="20"/>
+          <w:lang w:eastAsia="zh-CN"/>
+        </w:rPr>
+        <w:t>Owned </w:t>
+      </w:r>
+      <w:r>
+        <w:rPr>
+          <w:rFonts w:ascii="Arial" w:hAnsi="Arial" w:cs="Arial"/>
+          <w:b/>
+          <w:bCs/>
+          <w:sz w:val="20"/>
+          <w:szCs w:val="20"/>
+          <w:lang w:eastAsia="zh-CN"/>
+        </w:rPr>
+        <w:t>end-to-end TikTok strategy and content execution</w:t>
+      </w:r>
+      <w:r>
+        <w:rPr>
+          <w:rFonts w:ascii="Arial" w:hAnsi="Arial" w:cs="Arial"/>
+          <w:sz w:val="20"/>
+          <w:szCs w:val="20"/>
+          <w:lang w:eastAsia="zh-CN"/>
+        </w:rPr>
+        <w:t> for the </w:t>
+      </w:r>
+      <w:proofErr w:type="spellStart"/>
+      <w:r>
+        <w:rPr>
+          <w:rFonts w:ascii="Arial" w:hAnsi="Arial" w:cs="Arial"/>
+          <w:b/>
+          <w:bCs/>
+          <w:sz w:val="20"/>
+          <w:szCs w:val="20"/>
+          <w:lang w:eastAsia="zh-CN"/>
+        </w:rPr>
+        <w:t>Lichico</w:t>
+      </w:r>
+      <w:proofErr w:type="spellEnd"/>
+      <w:r>
+        <w:rPr>
+          <w:rFonts w:ascii="Arial" w:hAnsi="Arial" w:cs="Arial"/>
+          <w:b/>
+          <w:bCs/>
+          <w:sz w:val="20"/>
+          <w:szCs w:val="20"/>
+          <w:lang w:eastAsia="zh-CN"/>
+        </w:rPr>
+        <w:t xml:space="preserve"> fitness equipment line</w:t>
+      </w:r>
+      <w:r>
+        <w:rPr>
+          <w:rFonts w:ascii="Arial" w:hAnsi="Arial" w:cs="Arial"/>
+          <w:sz w:val="20"/>
+          <w:szCs w:val="20"/>
+          <w:lang w:eastAsia="zh-CN"/>
+        </w:rPr>
+        <w:t> within a 6-person content team, covering concept development, scripting, locations/props, shooting, editing, captions and publishing.</w:t>
+      </w:r>
+    </w:p>
+    <w:p>
+      <w:pPr>
+        <w:numPr>
+          <w:ilvl w:val="0"/>
+          <w:numId w:val="39"/>
+        </w:numPr>
+        <w:spacing w:line="360" w:lineRule="auto"/>
+        <w:rPr>
+          <w:rFonts w:ascii="Arial" w:hAnsi="Arial" w:cs="Arial"/>
+          <w:sz w:val="20"/>
+          <w:szCs w:val="20"/>
+          <w:lang w:eastAsia="zh-CN"/>
+        </w:rPr>
+      </w:pPr>
+      <w:r>
+        <w:rPr>
+          <w:rFonts w:ascii="Arial" w:hAnsi="Arial" w:cs="Arial"/>
+          <w:sz w:val="20"/>
+          <w:szCs w:val="20"/>
+          <w:lang w:eastAsia="zh-CN"/>
+        </w:rPr>
+        <w:t>Optimized content performance through weekly review of hooks, audience retention, keywords and content angles; produced </w:t>
+      </w:r>
+      <w:r>
+        <w:rPr>
+          <w:rFonts w:ascii="Arial" w:hAnsi="Arial" w:cs="Arial"/>
+          <w:b/>
+          <w:bCs/>
+          <w:sz w:val="20"/>
+          <w:szCs w:val="20"/>
+          <w:lang w:eastAsia="zh-CN"/>
+        </w:rPr>
+        <w:t>21+ branded/performance videos</w:t>
+      </w:r>
+      <w:r>
+        <w:rPr>
+          <w:rFonts w:ascii="Arial" w:hAnsi="Arial" w:cs="Arial"/>
+          <w:sz w:val="20"/>
+          <w:szCs w:val="20"/>
+          <w:lang w:eastAsia="zh-CN"/>
+        </w:rPr>
+        <w:t> averaging </w:t>
+      </w:r>
+      <w:r>
+        <w:rPr>
+          <w:rFonts w:ascii="Arial" w:hAnsi="Arial" w:cs="Arial"/>
+          <w:b/>
+          <w:bCs/>
+          <w:sz w:val="20"/>
+          <w:szCs w:val="20"/>
+          <w:lang w:eastAsia="zh-CN"/>
+        </w:rPr>
+        <w:t>10K–20K views vs. a 1K–2K account average</w:t>
+      </w:r>
+      <w:r>
+        <w:rPr>
+          <w:rFonts w:ascii="Arial" w:hAnsi="Arial" w:cs="Arial"/>
+          <w:sz w:val="20"/>
+          <w:szCs w:val="20"/>
+          <w:lang w:eastAsia="zh-CN"/>
+        </w:rPr>
+        <w:t>, including an </w:t>
+      </w:r>
+      <w:r>
+        <w:rPr>
+          <w:rFonts w:ascii="Arial" w:hAnsi="Arial" w:cs="Arial"/>
+          <w:b/>
+          <w:bCs/>
+          <w:sz w:val="20"/>
+          <w:szCs w:val="20"/>
+          <w:lang w:eastAsia="zh-CN"/>
+        </w:rPr>
+        <w:t>80K-view organic video</w:t>
+      </w:r>
+      <w:r>
+        <w:rPr>
+          <w:rFonts w:ascii="Arial" w:hAnsi="Arial" w:cs="Arial"/>
+          <w:sz w:val="20"/>
+          <w:szCs w:val="20"/>
+          <w:lang w:eastAsia="zh-CN"/>
+        </w:rPr>
+        <w:t>, and ran lightweight A/B tests.</w:t>
+      </w:r>
+    </w:p>
+    <w:p>
+      <w:pPr>
+        <w:numPr>
+          <w:ilvl w:val="0"/>
+          <w:numId w:val="39"/>
+        </w:numPr>
+        <w:spacing w:line="360" w:lineRule="auto"/>
+        <w:rPr>
+          <w:rFonts w:ascii="Arial" w:hAnsi="Arial" w:cs="Arial"/>
+          <w:sz w:val="20"/>
+          <w:szCs w:val="20"/>
+          <w:lang w:eastAsia="zh-CN"/>
+        </w:rPr>
+      </w:pPr>
+      <w:r>
+        <w:rPr>
+          <w:rFonts w:ascii="Arial" w:hAnsi="Arial" w:cs="Arial"/>
+          <w:sz w:val="20"/>
+          <w:szCs w:val="20"/>
+          <w:lang w:eastAsia="zh-CN"/>
+        </w:rPr>
+        <w:t>Supported the </w:t>
+      </w:r>
+      <w:r>
+        <w:rPr>
+          <w:rFonts w:ascii="Arial" w:hAnsi="Arial" w:cs="Arial"/>
+          <w:b/>
+          <w:bCs/>
+          <w:sz w:val="20"/>
+          <w:szCs w:val="20"/>
+          <w:lang w:eastAsia="zh-CN"/>
+        </w:rPr>
+        <w:t>2024 Black Friday TikTok Shop e-commerce campaign</w:t>
+      </w:r>
+      <w:r>
+        <w:rPr>
+          <w:rFonts w:ascii="Arial" w:hAnsi="Arial" w:cs="Arial"/>
+          <w:sz w:val="20"/>
+          <w:szCs w:val="20"/>
+          <w:lang w:eastAsia="zh-CN"/>
+        </w:rPr>
+        <w:t xml:space="preserve"> by repurposing video assets and adapting promotional </w:t>
+      </w:r>
+      <w:proofErr w:type="gramStart"/>
+      <w:r>
+        <w:rPr>
+          <w:rFonts w:ascii="Arial" w:hAnsi="Arial" w:cs="Arial"/>
+          <w:sz w:val="20"/>
+          <w:szCs w:val="20"/>
+          <w:lang w:eastAsia="zh-CN"/>
+        </w:rPr>
+        <w:t>creatives;</w:t>
+      </w:r>
+      <w:proofErr w:type="gramEnd"/>
+      <w:r>
+        <w:rPr>
+          <w:rFonts w:ascii="Arial" w:hAnsi="Arial" w:cs="Arial"/>
+          <w:sz w:val="20"/>
+          <w:szCs w:val="20"/>
+          <w:lang w:eastAsia="zh-CN"/>
+        </w:rPr>
+        <w:t xml:space="preserve"> the team ranked </w:t>
+      </w:r>
+      <w:r>
+        <w:rPr>
+          <w:rFonts w:ascii="Arial" w:hAnsi="Arial" w:cs="Arial"/>
+          <w:b/>
+          <w:bCs/>
+          <w:sz w:val="20"/>
+          <w:szCs w:val="20"/>
+          <w:lang w:eastAsia="zh-CN"/>
+        </w:rPr>
+        <w:t>US Sports Category Top 3</w:t>
+      </w:r>
+      <w:r>
+        <w:rPr>
+          <w:rFonts w:ascii="Arial" w:hAnsi="Arial" w:cs="Arial"/>
+          <w:sz w:val="20"/>
+          <w:szCs w:val="20"/>
+          <w:lang w:eastAsia="zh-CN"/>
+        </w:rPr>
+        <w:t> and </w:t>
+      </w:r>
+      <w:r>
+        <w:rPr>
+          <w:rFonts w:ascii="Arial" w:hAnsi="Arial" w:cs="Arial"/>
+          <w:b/>
+          <w:bCs/>
+          <w:sz w:val="20"/>
+          <w:szCs w:val="20"/>
+          <w:lang w:eastAsia="zh-CN"/>
+        </w:rPr>
+        <w:t>All-Category GMV Top 13</w:t>
+      </w:r>
+      <w:r>
+        <w:rPr>
+          <w:rFonts w:ascii="Arial" w:hAnsi="Arial" w:cs="Arial"/>
+          <w:sz w:val="20"/>
+          <w:szCs w:val="20"/>
+          <w:lang w:eastAsia="zh-CN"/>
+        </w:rPr>
+        <w:t>.</w:t>
+      </w:r>
+    </w:p>
+    <w:p>
+      <w:pPr>
+        <w:numPr>
+          <w:ilvl w:val="0"/>
+          <w:numId w:val="39"/>
+        </w:numPr>
+        <w:spacing w:line="360" w:lineRule="auto"/>
+        <w:rPr>
+          <w:rFonts w:ascii="Arial" w:hAnsi="Arial" w:cs="Arial"/>
+          <w:sz w:val="20"/>
+          <w:szCs w:val="20"/>
+          <w:lang w:eastAsia="zh-CN"/>
+        </w:rPr>
+      </w:pPr>
+      <w:r>
+        <w:rPr>
+          <w:rFonts w:ascii="Arial" w:hAnsi="Arial" w:cs="Arial"/>
+          <w:sz w:val="20"/>
+          <w:szCs w:val="20"/>
+          <w:lang w:eastAsia="zh-CN"/>
+        </w:rPr>
+        <w:t>Supported the </w:t>
+      </w:r>
+      <w:r>
+        <w:rPr>
+          <w:rFonts w:ascii="Arial" w:hAnsi="Arial" w:cs="Arial"/>
+          <w:b/>
+          <w:bCs/>
+          <w:sz w:val="20"/>
+          <w:szCs w:val="20"/>
+          <w:lang w:eastAsia="zh-CN"/>
+        </w:rPr>
+        <w:t>0-to-1 US-market launch of OGR (a footwear sub-brand of Belle Group)</w:t>
+      </w:r>
+      <w:r>
+        <w:rPr>
+          <w:rFonts w:ascii="Arial" w:hAnsi="Arial" w:cs="Arial"/>
+          <w:sz w:val="20"/>
+          <w:szCs w:val="20"/>
+          <w:lang w:eastAsia="zh-CN"/>
+        </w:rPr>
+        <w:t> by defining localized positioning, shaping official social media strategy and creating </w:t>
+      </w:r>
+      <w:r>
+        <w:rPr>
+          <w:rFonts w:ascii="Arial" w:hAnsi="Arial" w:cs="Arial"/>
+          <w:b/>
+          <w:bCs/>
+          <w:sz w:val="20"/>
+          <w:szCs w:val="20"/>
+          <w:lang w:eastAsia="zh-CN"/>
+        </w:rPr>
+        <w:t>standardized influencer creative guidelines</w:t>
+      </w:r>
+      <w:r>
+        <w:rPr>
+          <w:rFonts w:ascii="Arial" w:hAnsi="Arial" w:cs="Arial"/>
+          <w:sz w:val="20"/>
+          <w:szCs w:val="20"/>
+          <w:lang w:eastAsia="zh-CN"/>
+        </w:rPr>
+        <w:t>.</w:t>
+      </w:r>
+    </w:p>
+    <w:p>
+      <w:pPr>
+        <w:spacing w:line="360" w:lineRule="auto"/>
+        <w:rPr>
+          <w:rFonts w:ascii="Arial" w:hAnsi="Arial" w:cs="Arial"/>
+          <w:sz w:val="20"/>
+          <w:szCs w:val="20"/>
+          <w:lang w:eastAsia="zh-CN"/>
+        </w:rPr>
+      </w:pPr>
+    </w:p>
+    <w:bookmarkEnd w:id="6"/>
+    <w:bookmarkEnd w:id="7"/>
+    <w:p>
+      <w:pPr>
+        <w:spacing w:line="360" w:lineRule="auto"/>
+        <w:rPr>
+          <w:rStyle w:val="fs13fw4"/>
+          <w:rFonts w:ascii="Arial" w:hAnsi="Arial" w:cs="Arial"/>
+          <w:sz w:val="20"/>
+          <w:szCs w:val="20"/>
+          <w:lang w:eastAsia="zh-CN"/>
+        </w:rPr>
+      </w:pPr>
+      <w:r>
+        <w:rPr>
+          <w:rStyle w:val="fs13fw6ttuoverflow-hidden"/>
+          <w:rFonts w:ascii="Arial" w:eastAsia="Times New Roman" w:hAnsi="Arial" w:cs="Arial"/>
+          <w:b/>
+          <w:bCs/>
+          <w:caps/>
+          <w:sz w:val="20"/>
+          <w:szCs w:val="20"/>
+        </w:rPr>
+        <w:t>NETEASE (</w:t>
+      </w:r>
+      <w:proofErr w:type="spellStart"/>
+      <w:r>
+        <w:rPr>
+          <w:rFonts w:ascii="微软雅黑" w:eastAsia="微软雅黑" w:hAnsi="微软雅黑" w:cs="微软雅黑" w:hint="eastAsia"/>
+          <w:b/>
+          <w:bCs/>
+          <w:caps/>
+          <w:sz w:val="20"/>
+          <w:szCs w:val="20"/>
+        </w:rPr>
+        <w:t>网易</w:t>
+      </w:r>
+      <w:proofErr w:type="spellEnd"/>
+      <w:r>
+        <w:rPr>
+          <w:rFonts w:ascii="Arial" w:eastAsia="Times New Roman" w:hAnsi="Arial" w:cs="Arial" w:hint="eastAsia"/>
+          <w:b/>
+          <w:bCs/>
+          <w:caps/>
+          <w:sz w:val="20"/>
+          <w:szCs w:val="20"/>
+        </w:rPr>
+        <w:t>)</w:t>
+      </w:r>
+      <w:r>
+        <w:rPr>
+          <w:rStyle w:val="fs13fw6ttuoverflow-hidden"/>
+          <w:rFonts w:ascii="Arial" w:eastAsia="Times New Roman" w:hAnsi="Arial" w:cs="Arial"/>
+          <w:b/>
+          <w:bCs/>
+          <w:caps/>
+          <w:sz w:val="20"/>
+          <w:szCs w:val="20"/>
+        </w:rPr>
+        <w:t xml:space="preserve"> Youdao Information Technology (Beijing) Co., Ltd</w:t>
+      </w:r>
+      <w:r>
+        <w:rPr>
+          <w:rStyle w:val="fs13fw4"/>
+          <w:rFonts w:ascii="Arial" w:eastAsia="Times New Roman" w:hAnsi="Arial" w:cs="Arial"/>
+          <w:caps/>
+          <w:sz w:val="20"/>
+          <w:szCs w:val="20"/>
+        </w:rPr>
+        <w:tab/>
+      </w:r>
+      <w:r>
+        <w:rPr>
+          <w:rStyle w:val="fs13fw4"/>
+          <w:rFonts w:ascii="Arial" w:eastAsia="Times New Roman" w:hAnsi="Arial" w:cs="Arial"/>
+          <w:caps/>
+          <w:sz w:val="20"/>
+          <w:szCs w:val="20"/>
+        </w:rPr>
+        <w:tab/>
+      </w:r>
+      <w:r>
+        <w:rPr>
+          <w:rStyle w:val="fs13fw4"/>
+          <w:rFonts w:ascii="Arial" w:eastAsia="Times New Roman" w:hAnsi="Arial" w:cs="Arial"/>
+          <w:caps/>
+          <w:sz w:val="20"/>
+          <w:szCs w:val="20"/>
+        </w:rPr>
+        <w:tab/>
       </w:r>
       <w:r>
         <w:rPr>
@@ -588,8 +1065,8 @@
         </w:rPr>
         <w:t>July 2023</w:t>
       </w:r>
-      <w:bookmarkStart w:id="0" w:name="OLE_LINK9"/>
-      <w:bookmarkStart w:id="1" w:name="OLE_LINK10"/>
+      <w:bookmarkStart w:id="8" w:name="OLE_LINK9"/>
+      <w:bookmarkStart w:id="9" w:name="OLE_LINK10"/>
       <w:r>
         <w:rPr>
           <w:rStyle w:val="fs13fw4fsioverflow-hidden"/>
@@ -601,8 +1078,8 @@
         </w:rPr>
         <w:t xml:space="preserve"> -</w:t>
       </w:r>
-      <w:bookmarkEnd w:id="0"/>
-      <w:bookmarkEnd w:id="1"/>
+      <w:bookmarkEnd w:id="8"/>
+      <w:bookmarkEnd w:id="9"/>
       <w:r>
         <w:rPr>
           <w:rStyle w:val="fs13fw4fsioverflow-hidden"/>
@@ -617,10 +1094,47 @@
     </w:p>
     <w:p>
       <w:pPr>
+        <w:spacing w:line="360" w:lineRule="auto"/>
+        <w:rPr>
+          <w:rFonts w:ascii="Arial" w:eastAsia="Times New Roman" w:hAnsi="Arial" w:cs="Arial"/>
+          <w:sz w:val="20"/>
+          <w:szCs w:val="20"/>
+        </w:rPr>
+      </w:pPr>
+      <w:r>
+        <w:rPr>
+          <w:rFonts w:ascii="Arial" w:eastAsia="Times New Roman" w:hAnsi="Arial" w:cs="Arial"/>
+          <w:sz w:val="20"/>
+          <w:szCs w:val="20"/>
+        </w:rPr>
+        <w:t>NETEASE YOUDAO INFORMATION TECHNOLOGY (BEIJING) CO., LTD. | Beijing</w:t>
+      </w:r>
+    </w:p>
+    <w:p>
+      <w:pPr>
+        <w:spacing w:line="360" w:lineRule="auto"/>
+        <w:rPr>
+          <w:rFonts w:ascii="Arial" w:eastAsia="Times New Roman" w:hAnsi="Arial" w:cs="Arial"/>
+          <w:sz w:val="20"/>
+          <w:szCs w:val="20"/>
+          <w:lang w:eastAsia="zh-CN"/>
+        </w:rPr>
+      </w:pPr>
+      <w:r>
+        <w:rPr>
+          <w:rFonts w:ascii="Arial" w:eastAsia="Times New Roman" w:hAnsi="Arial" w:cs="Arial"/>
+          <w:sz w:val="20"/>
+          <w:szCs w:val="20"/>
+        </w:rPr>
+        <w:t>English Short-form Video Content &amp; Operations Intern | Jul 2023 – Sep 2023</w:t>
+      </w:r>
+    </w:p>
+    <w:p>
+      <w:pPr>
         <w:pStyle w:val="a3"/>
         <w:numPr>
           <w:ilvl w:val="0"/>
-          <w:numId w:val="18"/>
+          <w:numId w:val="35"/>
         </w:numPr>
         <w:spacing w:line="360" w:lineRule="auto"/>
         <w:ind w:firstLineChars="0"/>
@@ -636,7 +1150,7 @@
           <w:sz w:val="20"/>
           <w:szCs w:val="20"/>
         </w:rPr>
-        <w:t xml:space="preserve">Produced and published 57 English-learning short videos across 4 content themes, contributing to </w:t>
+        <w:t xml:space="preserve">Produced and published </w:t>
       </w:r>
       <w:r>
         <w:rPr>
@@ -646,7 +1160,7 @@
           <w:sz w:val="20"/>
           <w:szCs w:val="20"/>
         </w:rPr>
-        <w:t>3M+</w:t>
+        <w:t>57 short-form videos</w:t>
       </w:r>
       <w:r>
         <w:rPr>
@@ -654,9 +1168,8 @@
           <w:sz w:val="20"/>
           <w:szCs w:val="20"/>
         </w:rPr>
-        <w:t xml:space="preserve"> </w:t>
-      </w:r>
-      <w:proofErr w:type="spellStart"/>
+        <w:t xml:space="preserve"> across four content themes, contributing to </w:t>
+      </w:r>
       <w:r>
         <w:rPr>
           <w:rFonts w:ascii="Arial" w:eastAsia="Times New Roman" w:hAnsi="Arial" w:cs="Arial"/>
@@ -665,9 +1178,9 @@
           <w:sz w:val="20"/>
           <w:szCs w:val="20"/>
         </w:rPr>
-        <w:t>Douyin</w:t>
-      </w:r>
-      <w:proofErr w:type="spellEnd"/>
+        <w:t xml:space="preserve">3M+ </w:t>
+      </w:r>
+      <w:proofErr w:type="spellStart"/>
       <w:r>
         <w:rPr>
           <w:rFonts w:ascii="Arial" w:eastAsia="Times New Roman" w:hAnsi="Arial" w:cs="Arial"/>
@@ -676,16 +1189,9 @@
           <w:sz w:val="20"/>
           <w:szCs w:val="20"/>
         </w:rPr>
-        <w:t xml:space="preserve"> views</w:t>
-      </w:r>
-      <w:r>
-        <w:rPr>
-          <w:rFonts w:ascii="Arial" w:eastAsia="Times New Roman" w:hAnsi="Arial" w:cs="Arial"/>
-          <w:sz w:val="20"/>
-          <w:szCs w:val="20"/>
-        </w:rPr>
-        <w:t>,</w:t>
-      </w:r>
+        <w:t>Douyin</w:t>
+      </w:r>
+      <w:proofErr w:type="spellEnd"/>
       <w:r>
         <w:rPr>
           <w:rFonts w:ascii="Arial" w:eastAsia="Times New Roman" w:hAnsi="Arial" w:cs="Arial"/>
@@ -694,7 +1200,7 @@
           <w:sz w:val="20"/>
           <w:szCs w:val="20"/>
         </w:rPr>
-        <w:t xml:space="preserve"> 1M+</w:t>
+        <w:t xml:space="preserve"> views,</w:t>
       </w:r>
       <w:r>
         <w:rPr>
@@ -704,7 +1210,6 @@
         </w:rPr>
         <w:t xml:space="preserve"> </w:t>
       </w:r>
-      <w:proofErr w:type="spellStart"/>
       <w:r>
         <w:rPr>
           <w:rFonts w:ascii="Arial" w:eastAsia="Times New Roman" w:hAnsi="Arial" w:cs="Arial"/>
@@ -713,9 +1218,9 @@
           <w:sz w:val="20"/>
           <w:szCs w:val="20"/>
         </w:rPr>
-        <w:t>Xiaohongshu</w:t>
-      </w:r>
-      <w:proofErr w:type="spellEnd"/>
+        <w:t xml:space="preserve">1M+ </w:t>
+      </w:r>
+      <w:proofErr w:type="spellStart"/>
       <w:r>
         <w:rPr>
           <w:rFonts w:ascii="Arial" w:eastAsia="Times New Roman" w:hAnsi="Arial" w:cs="Arial"/>
@@ -724,16 +1229,9 @@
           <w:sz w:val="20"/>
           <w:szCs w:val="20"/>
         </w:rPr>
-        <w:t>/RED views</w:t>
-      </w:r>
-      <w:r>
-        <w:rPr>
-          <w:rFonts w:ascii="Arial" w:eastAsia="Times New Roman" w:hAnsi="Arial" w:cs="Arial"/>
-          <w:sz w:val="20"/>
-          <w:szCs w:val="20"/>
-        </w:rPr>
-        <w:t xml:space="preserve">, </w:t>
-      </w:r>
+        <w:t>Xiaohongshu</w:t>
+      </w:r>
+      <w:proofErr w:type="spellEnd"/>
       <w:r>
         <w:rPr>
           <w:rFonts w:ascii="Arial" w:eastAsia="Times New Roman" w:hAnsi="Arial" w:cs="Arial"/>
@@ -742,7 +1240,7 @@
           <w:sz w:val="20"/>
           <w:szCs w:val="20"/>
         </w:rPr>
-        <w:t>1K+ follower growth</w:t>
+        <w:t>/RED views</w:t>
       </w:r>
       <w:r>
         <w:rPr>
@@ -750,7 +1248,7 @@
           <w:sz w:val="20"/>
           <w:szCs w:val="20"/>
         </w:rPr>
-        <w:t>, and one video exceeding</w:t>
+        <w:t xml:space="preserve">, </w:t>
       </w:r>
       <w:r>
         <w:rPr>
@@ -760,7 +1258,25 @@
           <w:sz w:val="20"/>
           <w:szCs w:val="20"/>
         </w:rPr>
-        <w:t xml:space="preserve"> 200K views</w:t>
+        <w:t xml:space="preserve">1K+ follower growth </w:t>
+      </w:r>
+      <w:r>
+        <w:rPr>
+          <w:rFonts w:ascii="Arial" w:eastAsia="Times New Roman" w:hAnsi="Arial" w:cs="Arial"/>
+          <w:sz w:val="20"/>
+          <w:szCs w:val="20"/>
+        </w:rPr>
+        <w:t>and one</w:t>
+      </w:r>
+      <w:r>
+        <w:rPr>
+          <w:rFonts w:ascii="Arial" w:eastAsia="Times New Roman" w:hAnsi="Arial" w:cs="Arial"/>
+          <w:b/>
+          <w:bCs/>
+          <w:sz w:val="20"/>
+          <w:szCs w:val="20"/>
+        </w:rPr>
+        <w:t xml:space="preserve"> 200K+ video</w:t>
       </w:r>
       <w:r>
         <w:rPr>
@@ -776,7 +1292,7 @@
         <w:pStyle w:val="a3"/>
         <w:numPr>
           <w:ilvl w:val="0"/>
-          <w:numId w:val="18"/>
+          <w:numId w:val="35"/>
         </w:numPr>
         <w:spacing w:line="360" w:lineRule="auto"/>
         <w:ind w:firstLineChars="0"/>
@@ -792,23 +1308,7 @@
           <w:sz w:val="20"/>
           <w:szCs w:val="20"/>
         </w:rPr>
-        <w:t xml:space="preserve">Wrote content scripts for “Hi Echo,” an AI-powered </w:t>
-      </w:r>
-      <w:r>
-        <w:rPr>
-          <w:rFonts w:ascii="Arial" w:eastAsia="Times New Roman" w:hAnsi="Arial" w:cs="Arial"/>
-          <w:sz w:val="20"/>
-          <w:szCs w:val="20"/>
-        </w:rPr>
-        <w:t>English-speaking</w:t>
-      </w:r>
-      <w:r>
-        <w:rPr>
-          <w:rFonts w:ascii="Arial" w:eastAsia="Times New Roman" w:hAnsi="Arial" w:cs="Arial"/>
-          <w:sz w:val="20"/>
-          <w:szCs w:val="20"/>
-        </w:rPr>
-        <w:t xml:space="preserve"> tutor, and collaborated with engineering teams to refine dialogue scenarios and learning materials.</w:t>
+        <w:t>Developed scripts and conversational content for Hi Echo, an AI-powered English tutor, collaborating with engineering teams to refine dialogue scenarios and learning materials.</w:t>
       </w:r>
     </w:p>
     <w:p>
@@ -816,7 +1316,7 @@
         <w:pStyle w:val="a3"/>
         <w:numPr>
           <w:ilvl w:val="0"/>
-          <w:numId w:val="18"/>
+          <w:numId w:val="35"/>
         </w:numPr>
         <w:spacing w:line="360" w:lineRule="auto"/>
         <w:ind w:firstLineChars="0"/>
@@ -832,7 +1332,7 @@
           <w:sz w:val="20"/>
           <w:szCs w:val="20"/>
         </w:rPr>
-        <w:t xml:space="preserve">Analyzed user engagement across </w:t>
+        <w:t xml:space="preserve">Analyzed engagement across </w:t>
       </w:r>
       <w:proofErr w:type="spellStart"/>
       <w:r>
@@ -868,410 +1368,8 @@
           <w:sz w:val="20"/>
           <w:szCs w:val="20"/>
         </w:rPr>
-        <w:t>/RED, and WeChat Channels, using Excel to track likes, comments, shares, and saves; identified target user segments and translated findings into content and acquisition strategies. </w:t>
-      </w:r>
-    </w:p>
-    <w:p>
-      <w:pPr>
-        <w:spacing w:line="360" w:lineRule="auto"/>
-        <w:rPr>
-          <w:rFonts w:ascii="Arial" w:hAnsi="Arial" w:cs="Arial"/>
-          <w:sz w:val="20"/>
-          <w:szCs w:val="20"/>
-          <w:lang w:eastAsia="zh-CN"/>
-        </w:rPr>
-      </w:pPr>
-      <w:r>
-        <w:rPr>
-          <w:rStyle w:val="fs13fw6ttuoverflow-hidden"/>
-          <w:rFonts w:ascii="Arial" w:eastAsia="Times New Roman" w:hAnsi="Arial" w:cs="Arial"/>
-          <w:b/>
-          <w:bCs/>
-          <w:caps/>
-          <w:sz w:val="20"/>
-          <w:szCs w:val="20"/>
-        </w:rPr>
-        <w:t>Shenzhen Jingqi Yuedong Technology Co., Ltd.</w:t>
-      </w:r>
-      <w:r>
-        <w:rPr>
-          <w:rFonts w:ascii="Arial" w:hAnsi="Arial" w:cs="Arial"/>
-          <w:sz w:val="20"/>
-          <w:szCs w:val="20"/>
-          <w:lang w:eastAsia="zh-CN"/>
-        </w:rPr>
-        <w:t xml:space="preserve">                                                               </w:t>
-      </w:r>
-      <w:r>
-        <w:rPr>
-          <w:rFonts w:ascii="Arial" w:hAnsi="Arial" w:cs="Arial"/>
-          <w:sz w:val="20"/>
-          <w:szCs w:val="20"/>
-          <w:lang w:eastAsia="zh-CN"/>
-        </w:rPr>
-        <w:t xml:space="preserve"> </w:t>
-      </w:r>
-      <w:r>
-        <w:rPr>
-          <w:rFonts w:ascii="Arial" w:hAnsi="Arial" w:cs="Arial"/>
-          <w:sz w:val="20"/>
-          <w:szCs w:val="20"/>
-          <w:lang w:eastAsia="zh-CN"/>
-        </w:rPr>
-        <w:t xml:space="preserve">               Shenzhen</w:t>
-      </w:r>
-    </w:p>
-    <w:p>
-      <w:pPr>
-        <w:spacing w:line="360" w:lineRule="auto"/>
-        <w:rPr>
-          <w:rFonts w:ascii="Arial" w:hAnsi="Arial" w:cs="Arial"/>
-          <w:sz w:val="20"/>
-          <w:szCs w:val="20"/>
-          <w:lang w:eastAsia="zh-CN"/>
-        </w:rPr>
-      </w:pPr>
-      <w:r>
-        <w:rPr>
-          <w:rFonts w:ascii="Arial" w:hAnsi="Arial" w:cs="Arial"/>
-          <w:sz w:val="20"/>
-          <w:szCs w:val="20"/>
-          <w:lang w:eastAsia="zh-CN"/>
-        </w:rPr>
-        <w:t>C</w:t>
-      </w:r>
-      <w:r>
-        <w:rPr>
-          <w:rFonts w:ascii="Arial" w:hAnsi="Arial" w:cs="Arial" w:hint="eastAsia"/>
-          <w:sz w:val="20"/>
-          <w:szCs w:val="20"/>
-          <w:lang w:eastAsia="zh-CN"/>
-        </w:rPr>
-        <w:t xml:space="preserve">reative </w:t>
-      </w:r>
-      <w:r>
-        <w:rPr>
-          <w:rFonts w:ascii="Arial" w:hAnsi="Arial" w:cs="Arial"/>
-          <w:sz w:val="20"/>
-          <w:szCs w:val="20"/>
-          <w:lang w:eastAsia="zh-CN"/>
-        </w:rPr>
-        <w:t xml:space="preserve">Content </w:t>
-      </w:r>
-      <w:r>
-        <w:rPr>
-          <w:rFonts w:ascii="Arial" w:hAnsi="Arial" w:cs="Arial"/>
-          <w:sz w:val="20"/>
-          <w:szCs w:val="20"/>
-          <w:lang w:eastAsia="zh-CN"/>
-        </w:rPr>
-        <w:t>P</w:t>
-      </w:r>
-      <w:r>
-        <w:rPr>
-          <w:rFonts w:ascii="Arial" w:hAnsi="Arial" w:cs="Arial" w:hint="eastAsia"/>
-          <w:sz w:val="20"/>
-          <w:szCs w:val="20"/>
-          <w:lang w:eastAsia="zh-CN"/>
-        </w:rPr>
-        <w:t>roducer</w:t>
-      </w:r>
-      <w:r>
-        <w:rPr>
-          <w:rFonts w:ascii="Arial" w:hAnsi="Arial" w:cs="Arial"/>
-          <w:sz w:val="20"/>
-          <w:szCs w:val="20"/>
-          <w:lang w:eastAsia="zh-CN"/>
-        </w:rPr>
-        <w:t xml:space="preserve"> (Brand </w:t>
-      </w:r>
-      <w:proofErr w:type="gramStart"/>
-      <w:r>
-        <w:rPr>
-          <w:rFonts w:ascii="Arial" w:hAnsi="Arial" w:cs="Arial"/>
-          <w:sz w:val="20"/>
-          <w:szCs w:val="20"/>
-          <w:lang w:eastAsia="zh-CN"/>
-        </w:rPr>
-        <w:t xml:space="preserve">Globalization)   </w:t>
-      </w:r>
-      <w:proofErr w:type="gramEnd"/>
-      <w:r>
-        <w:rPr>
-          <w:rFonts w:ascii="Arial" w:hAnsi="Arial" w:cs="Arial"/>
-          <w:sz w:val="20"/>
-          <w:szCs w:val="20"/>
-          <w:lang w:eastAsia="zh-CN"/>
-        </w:rPr>
-        <w:t xml:space="preserve">                                                               </w:t>
-      </w:r>
-      <w:r>
-        <w:rPr>
-          <w:rFonts w:ascii="Arial" w:hAnsi="Arial" w:cs="Arial"/>
-          <w:i/>
-          <w:iCs/>
-          <w:sz w:val="20"/>
-          <w:szCs w:val="20"/>
-          <w:lang w:eastAsia="zh-CN"/>
-        </w:rPr>
-        <w:t xml:space="preserve"> September 2024 </w:t>
-      </w:r>
-      <w:r>
-        <w:rPr>
-          <w:rStyle w:val="fs13fw4fsioverflow-hidden"/>
-          <w:rFonts w:ascii="Arial" w:eastAsia="Times New Roman" w:hAnsi="Arial" w:cs="Arial"/>
-          <w:i/>
-          <w:iCs/>
-          <w:sz w:val="20"/>
-          <w:szCs w:val="20"/>
-        </w:rPr>
-        <w:t>-</w:t>
-      </w:r>
-      <w:r>
-        <w:rPr>
-          <w:rFonts w:ascii="Arial" w:hAnsi="Arial" w:cs="Arial"/>
-          <w:i/>
-          <w:iCs/>
-          <w:sz w:val="20"/>
-          <w:szCs w:val="20"/>
-          <w:lang w:eastAsia="zh-CN"/>
-        </w:rPr>
-        <w:t xml:space="preserve"> March 2025</w:t>
-      </w:r>
-    </w:p>
-    <w:p>
-      <w:pPr>
-        <w:pStyle w:val="a3"/>
-        <w:numPr>
-          <w:ilvl w:val="0"/>
-          <w:numId w:val="31"/>
-        </w:numPr>
-        <w:spacing w:line="360" w:lineRule="auto"/>
-        <w:ind w:firstLineChars="0"/>
-        <w:rPr>
-          <w:rFonts w:ascii="Arial" w:eastAsia="Times New Roman" w:hAnsi="Arial" w:cs="Arial"/>
-          <w:sz w:val="20"/>
-          <w:szCs w:val="20"/>
-        </w:rPr>
-      </w:pPr>
-      <w:r>
-        <w:rPr>
-          <w:rFonts w:ascii="Arial" w:eastAsia="Times New Roman" w:hAnsi="Arial" w:cs="Arial"/>
-          <w:sz w:val="20"/>
-          <w:szCs w:val="20"/>
-        </w:rPr>
-        <w:t xml:space="preserve">Developed end-to-end TikTok content strategies for </w:t>
-      </w:r>
-      <w:proofErr w:type="spellStart"/>
-      <w:r>
-        <w:rPr>
-          <w:rFonts w:ascii="Arial" w:eastAsia="Times New Roman" w:hAnsi="Arial" w:cs="Arial"/>
-          <w:sz w:val="20"/>
-          <w:szCs w:val="20"/>
-        </w:rPr>
-        <w:t>Lichico's</w:t>
-      </w:r>
-      <w:proofErr w:type="spellEnd"/>
-      <w:r>
-        <w:rPr>
-          <w:rFonts w:ascii="Arial" w:eastAsia="Times New Roman" w:hAnsi="Arial" w:cs="Arial"/>
-          <w:sz w:val="20"/>
-          <w:szCs w:val="20"/>
-        </w:rPr>
-        <w:t xml:space="preserve"> fitness equipment and wellness products through market research, competitor analysis, product positioning, scriptwriting, creative production, and post-production.</w:t>
-      </w:r>
-    </w:p>
-    <w:p>
-      <w:pPr>
-        <w:pStyle w:val="a3"/>
-        <w:numPr>
-          <w:ilvl w:val="0"/>
-          <w:numId w:val="31"/>
-        </w:numPr>
-        <w:spacing w:line="360" w:lineRule="auto"/>
-        <w:ind w:firstLineChars="0"/>
-        <w:rPr>
-          <w:rFonts w:ascii="Arial" w:eastAsia="Times New Roman" w:hAnsi="Arial" w:cs="Arial"/>
-          <w:sz w:val="20"/>
-          <w:szCs w:val="20"/>
-        </w:rPr>
-      </w:pPr>
-      <w:r>
-        <w:rPr>
-          <w:rFonts w:ascii="Arial" w:eastAsia="Times New Roman" w:hAnsi="Arial" w:cs="Arial"/>
-          <w:sz w:val="20"/>
-          <w:szCs w:val="20"/>
-        </w:rPr>
-        <w:t xml:space="preserve">Produced 21 short-form videos with </w:t>
-      </w:r>
-      <w:r>
-        <w:rPr>
-          <w:rFonts w:ascii="Arial" w:eastAsia="Times New Roman" w:hAnsi="Arial" w:cs="Arial"/>
-          <w:b/>
-          <w:bCs/>
-          <w:sz w:val="20"/>
-          <w:szCs w:val="20"/>
-        </w:rPr>
-        <w:t>200K+</w:t>
-      </w:r>
-      <w:r>
-        <w:rPr>
-          <w:rFonts w:ascii="Arial" w:eastAsia="Times New Roman" w:hAnsi="Arial" w:cs="Arial"/>
-          <w:sz w:val="20"/>
-          <w:szCs w:val="20"/>
-        </w:rPr>
-        <w:t xml:space="preserve"> </w:t>
-      </w:r>
-      <w:r>
-        <w:rPr>
-          <w:rFonts w:ascii="Arial" w:eastAsia="Times New Roman" w:hAnsi="Arial" w:cs="Arial"/>
-          <w:b/>
-          <w:bCs/>
-          <w:sz w:val="20"/>
-          <w:szCs w:val="20"/>
-        </w:rPr>
-        <w:t>organic views</w:t>
-      </w:r>
-      <w:r>
-        <w:rPr>
-          <w:rFonts w:ascii="Arial" w:eastAsia="Times New Roman" w:hAnsi="Arial" w:cs="Arial"/>
-          <w:sz w:val="20"/>
-          <w:szCs w:val="20"/>
-        </w:rPr>
-        <w:t xml:space="preserve">, optimizing creative direction through platform performance data and audience insights to achieve ad conversion rates </w:t>
-      </w:r>
-      <w:r>
-        <w:rPr>
-          <w:rFonts w:ascii="Arial" w:eastAsia="Times New Roman" w:hAnsi="Arial" w:cs="Arial"/>
-          <w:b/>
-          <w:bCs/>
-          <w:sz w:val="20"/>
-          <w:szCs w:val="20"/>
-        </w:rPr>
-        <w:t>30%</w:t>
-      </w:r>
-      <w:r>
-        <w:rPr>
-          <w:rFonts w:ascii="Arial" w:eastAsia="Times New Roman" w:hAnsi="Arial" w:cs="Arial"/>
-          <w:sz w:val="20"/>
-          <w:szCs w:val="20"/>
-        </w:rPr>
-        <w:t xml:space="preserve"> </w:t>
-      </w:r>
-      <w:r>
-        <w:rPr>
-          <w:rFonts w:ascii="Arial" w:eastAsia="Times New Roman" w:hAnsi="Arial" w:cs="Arial"/>
-          <w:b/>
-          <w:bCs/>
-          <w:sz w:val="20"/>
-          <w:szCs w:val="20"/>
-        </w:rPr>
-        <w:t>above the industry benchmark</w:t>
-      </w:r>
-      <w:r>
-        <w:rPr>
-          <w:rFonts w:ascii="Arial" w:eastAsia="Times New Roman" w:hAnsi="Arial" w:cs="Arial"/>
-          <w:sz w:val="20"/>
-          <w:szCs w:val="20"/>
-        </w:rPr>
-        <w:t>.</w:t>
-      </w:r>
-    </w:p>
-    <w:p>
-      <w:pPr>
-        <w:pStyle w:val="a3"/>
-        <w:numPr>
-          <w:ilvl w:val="0"/>
-          <w:numId w:val="31"/>
-        </w:numPr>
-        <w:spacing w:line="360" w:lineRule="auto"/>
-        <w:ind w:firstLineChars="0"/>
-        <w:rPr>
-          <w:rFonts w:ascii="Arial" w:eastAsia="Times New Roman" w:hAnsi="Arial" w:cs="Arial"/>
-          <w:sz w:val="20"/>
-          <w:szCs w:val="20"/>
-        </w:rPr>
-      </w:pPr>
-      <w:r>
-        <w:rPr>
-          <w:rFonts w:ascii="Arial" w:eastAsia="Times New Roman" w:hAnsi="Arial" w:cs="Arial"/>
-          <w:sz w:val="20"/>
-          <w:szCs w:val="20"/>
-        </w:rPr>
-        <w:t xml:space="preserve">Contributed to the team's Black Friday 2024 campaign, supporting TikTok Shop All-Category GMV </w:t>
-      </w:r>
-      <w:r>
-        <w:rPr>
-          <w:rFonts w:ascii="Arial" w:eastAsia="Times New Roman" w:hAnsi="Arial" w:cs="Arial"/>
-          <w:b/>
-          <w:bCs/>
-          <w:sz w:val="20"/>
-          <w:szCs w:val="20"/>
-        </w:rPr>
-        <w:t>Top 13</w:t>
-      </w:r>
-      <w:r>
-        <w:rPr>
-          <w:rFonts w:ascii="Arial" w:eastAsia="Times New Roman" w:hAnsi="Arial" w:cs="Arial"/>
-          <w:sz w:val="20"/>
-          <w:szCs w:val="20"/>
-        </w:rPr>
-        <w:t xml:space="preserve"> and US Sports Category </w:t>
-      </w:r>
-      <w:r>
-        <w:rPr>
-          <w:rFonts w:ascii="Arial" w:eastAsia="Times New Roman" w:hAnsi="Arial" w:cs="Arial"/>
-          <w:b/>
-          <w:bCs/>
-          <w:sz w:val="20"/>
-          <w:szCs w:val="20"/>
-        </w:rPr>
-        <w:t>Top 3</w:t>
-      </w:r>
-      <w:r>
-        <w:rPr>
-          <w:rFonts w:ascii="Arial" w:eastAsia="Times New Roman" w:hAnsi="Arial" w:cs="Arial"/>
-          <w:sz w:val="20"/>
-          <w:szCs w:val="20"/>
-        </w:rPr>
-        <w:t xml:space="preserve"> performance.</w:t>
-      </w:r>
-    </w:p>
-    <w:p>
-      <w:pPr>
-        <w:pStyle w:val="a3"/>
-        <w:numPr>
-          <w:ilvl w:val="0"/>
-          <w:numId w:val="31"/>
-        </w:numPr>
-        <w:spacing w:line="360" w:lineRule="auto"/>
-        <w:ind w:firstLineChars="0"/>
-        <w:rPr>
-          <w:rFonts w:ascii="Arial" w:hAnsi="Arial" w:cs="Arial"/>
-          <w:sz w:val="20"/>
-          <w:szCs w:val="20"/>
-          <w:lang w:eastAsia="zh-CN"/>
-        </w:rPr>
-      </w:pPr>
-      <w:r>
-        <w:rPr>
-          <w:rFonts w:ascii="Arial" w:eastAsia="Times New Roman" w:hAnsi="Arial" w:cs="Arial"/>
-          <w:sz w:val="20"/>
-          <w:szCs w:val="20"/>
-        </w:rPr>
-        <w:t>Supported the 0-to-1 launch of OGR by refining product positioning, developing influencer creative guidelines, and planning official account content strategy.</w:t>
-      </w:r>
-    </w:p>
-    <w:p>
-      <w:pPr>
-        <w:spacing w:line="360" w:lineRule="auto"/>
-        <w:rPr>
-          <w:rFonts w:ascii="Arial" w:hAnsi="Arial" w:cs="Arial"/>
-          <w:sz w:val="20"/>
-          <w:szCs w:val="20"/>
-          <w:lang w:eastAsia="zh-CN"/>
-        </w:rPr>
-      </w:pPr>
+        <w:t>/RED and WeChat Channels to identify audience segments and translate platform insights into content and acquisition recommendations.</w:t>
+      </w:r>
     </w:p>
     <w:p>
       <w:pPr>
@@ -1280,674 +1378,806 @@
         </w:pBdr>
         <w:spacing w:line="360" w:lineRule="auto"/>
         <w:rPr>
+          <w:rFonts w:ascii="Arial" w:eastAsia="Arial" w:hAnsi="Arial" w:cs="Arial"/>
+          <w:b/>
+          <w:bCs/>
+          <w:smallCaps/>
+        </w:rPr>
+      </w:pPr>
+      <w:r>
+        <w:rPr>
+          <w:rFonts w:ascii="Arial" w:eastAsia="Arial" w:hAnsi="Arial" w:cs="Arial"/>
+          <w:b/>
+          <w:bCs/>
+          <w:smallCaps/>
+        </w:rPr>
+        <w:t>EDUCATION</w:t>
+      </w:r>
+    </w:p>
+    <w:p>
+      <w:pPr>
+        <w:spacing w:line="360" w:lineRule="auto"/>
+        <w:rPr>
+          <w:rFonts w:ascii="Arial" w:eastAsia="Arial" w:hAnsi="Arial" w:cs="Arial"/>
+          <w:b/>
+          <w:bCs/>
+          <w:i/>
+          <w:iCs/>
+          <w:sz w:val="20"/>
+          <w:szCs w:val="20"/>
+        </w:rPr>
+      </w:pPr>
+      <w:r>
+        <w:rPr>
+          <w:rFonts w:ascii="Arial" w:eastAsia="Arial" w:hAnsi="Arial" w:cs="Arial"/>
+          <w:b/>
+          <w:bCs/>
+          <w:smallCaps/>
+          <w:sz w:val="20"/>
+          <w:szCs w:val="20"/>
+        </w:rPr>
+        <w:t>UNIVERSITY OF HONG KONG</w:t>
+      </w:r>
+      <w:r>
+        <w:rPr>
+          <w:rFonts w:ascii="Arial" w:eastAsia="Arial" w:hAnsi="Arial" w:cs="Arial"/>
+          <w:sz w:val="20"/>
+          <w:szCs w:val="20"/>
+        </w:rPr>
+        <w:t xml:space="preserve"> </w:t>
+      </w:r>
+      <w:r>
+        <w:rPr>
+          <w:rFonts w:ascii="Arial" w:eastAsia="Arial" w:hAnsi="Arial" w:cs="Arial"/>
+          <w:sz w:val="20"/>
+          <w:szCs w:val="20"/>
+        </w:rPr>
+        <w:tab/>
+      </w:r>
+      <w:proofErr w:type="gramStart"/>
+      <w:r>
+        <w:rPr>
+          <w:rFonts w:ascii="Arial" w:eastAsia="Arial" w:hAnsi="Arial" w:cs="Arial"/>
+          <w:sz w:val="20"/>
+          <w:szCs w:val="20"/>
+        </w:rPr>
+        <w:t>Master in Media</w:t>
+      </w:r>
+      <w:proofErr w:type="gramEnd"/>
+      <w:r>
+        <w:rPr>
+          <w:rFonts w:ascii="Arial" w:eastAsia="Arial" w:hAnsi="Arial" w:cs="Arial"/>
+          <w:sz w:val="20"/>
+          <w:szCs w:val="20"/>
+        </w:rPr>
+        <w:t>, Cultures and Creative Cities</w:t>
+      </w:r>
+      <w:r>
+        <w:rPr>
+          <w:rFonts w:ascii="微软雅黑" w:eastAsia="微软雅黑" w:hAnsi="微软雅黑" w:cs="微软雅黑"/>
+          <w:i/>
+          <w:iCs/>
+          <w:sz w:val="20"/>
+          <w:szCs w:val="20"/>
+          <w:lang w:eastAsia="zh-CN"/>
+        </w:rPr>
+        <w:t xml:space="preserve">, </w:t>
+      </w:r>
+      <w:r>
+        <w:rPr>
+          <w:rFonts w:ascii="Arial" w:eastAsia="Arial" w:hAnsi="Arial" w:cs="Arial"/>
+          <w:sz w:val="20"/>
+          <w:szCs w:val="20"/>
+        </w:rPr>
+        <w:t>GPA</w:t>
+      </w:r>
+      <w:r>
+        <w:rPr>
+          <w:rFonts w:ascii="宋体" w:eastAsia="宋体" w:hAnsi="宋体" w:cs="宋体"/>
+          <w:sz w:val="20"/>
+          <w:szCs w:val="20"/>
+        </w:rPr>
+        <w:t>：</w:t>
+      </w:r>
+      <w:r>
+        <w:rPr>
+          <w:rFonts w:ascii="Arial" w:eastAsia="Arial" w:hAnsi="Arial" w:cs="Arial"/>
+          <w:sz w:val="20"/>
+          <w:szCs w:val="20"/>
+        </w:rPr>
+        <w:t xml:space="preserve">3.53/4.0.     </w:t>
+      </w:r>
+      <w:r>
+        <w:rPr>
+          <w:rFonts w:ascii="Arial" w:eastAsia="Arial" w:hAnsi="Arial" w:cs="Arial"/>
+          <w:i/>
+          <w:iCs/>
+          <w:sz w:val="20"/>
+          <w:szCs w:val="20"/>
+        </w:rPr>
+        <w:t xml:space="preserve">  </w:t>
+      </w:r>
+      <w:r>
+        <w:rPr>
+          <w:rFonts w:ascii="Arial" w:eastAsia="Arial" w:hAnsi="Arial" w:cs="Arial"/>
+          <w:i/>
+          <w:iCs/>
+          <w:sz w:val="20"/>
+          <w:szCs w:val="20"/>
+        </w:rPr>
+        <w:t xml:space="preserve">        </w:t>
+      </w:r>
+      <w:r>
+        <w:rPr>
+          <w:rFonts w:ascii="Arial" w:eastAsia="Arial" w:hAnsi="Arial" w:cs="Arial"/>
+          <w:i/>
+          <w:iCs/>
+          <w:sz w:val="20"/>
+          <w:szCs w:val="20"/>
+        </w:rPr>
+        <w:t xml:space="preserve">2025 - 2026 Nov                                                                      </w:t>
+      </w:r>
+    </w:p>
+    <w:p>
+      <w:pPr>
+        <w:tabs>
+          <w:tab w:val="right" w:pos="10800"/>
+        </w:tabs>
+        <w:spacing w:line="360" w:lineRule="auto"/>
+        <w:rPr>
+          <w:rFonts w:ascii="Arial" w:eastAsia="Arial" w:hAnsi="Arial" w:cs="Arial"/>
+          <w:i/>
+          <w:iCs/>
+          <w:sz w:val="20"/>
+          <w:szCs w:val="20"/>
+        </w:rPr>
+      </w:pPr>
+      <w:r>
+        <w:rPr>
+          <w:rFonts w:ascii="Arial" w:eastAsia="Arial" w:hAnsi="Arial" w:cs="Arial"/>
+          <w:b/>
+          <w:bCs/>
+          <w:smallCaps/>
+          <w:sz w:val="20"/>
+          <w:szCs w:val="20"/>
+        </w:rPr>
+        <w:t>UNIVERSITY COLLEGE LONDON, UK</w:t>
+      </w:r>
+      <w:r>
+        <w:rPr>
+          <w:rFonts w:ascii="Arial" w:eastAsia="Arial" w:hAnsi="Arial" w:cs="Arial"/>
+          <w:sz w:val="20"/>
+          <w:szCs w:val="20"/>
+        </w:rPr>
+        <w:t xml:space="preserve"> </w:t>
+      </w:r>
+      <w:proofErr w:type="gramStart"/>
+      <w:r>
+        <w:rPr>
+          <w:rFonts w:ascii="Arial" w:eastAsia="Arial" w:hAnsi="Arial" w:cs="Arial"/>
+          <w:sz w:val="20"/>
+          <w:szCs w:val="20"/>
+        </w:rPr>
+        <w:t>Bachelor in Media</w:t>
+      </w:r>
+      <w:proofErr w:type="gramEnd"/>
+      <w:r>
+        <w:rPr>
+          <w:rFonts w:ascii="Arial" w:eastAsia="Arial" w:hAnsi="Arial" w:cs="Arial"/>
+          <w:sz w:val="20"/>
+          <w:szCs w:val="20"/>
+        </w:rPr>
+        <w:t>,</w:t>
+      </w:r>
+      <w:bookmarkStart w:id="10" w:name="OLE_LINK335"/>
+      <w:bookmarkStart w:id="11" w:name="OLE_LINK336"/>
+      <w:r>
+        <w:rPr>
+          <w:rFonts w:ascii="Arial" w:eastAsia="Arial" w:hAnsi="Arial" w:cs="Arial"/>
+          <w:sz w:val="20"/>
+          <w:szCs w:val="20"/>
+        </w:rPr>
+        <w:t xml:space="preserve"> GPA</w:t>
+      </w:r>
+      <w:r>
+        <w:rPr>
+          <w:rFonts w:ascii="宋体" w:eastAsia="宋体" w:hAnsi="宋体" w:cs="宋体"/>
+          <w:sz w:val="20"/>
+          <w:szCs w:val="20"/>
+        </w:rPr>
+        <w:t>：</w:t>
+      </w:r>
+      <w:r>
+        <w:rPr>
+          <w:rFonts w:ascii="Arial" w:eastAsia="Arial" w:hAnsi="Arial" w:cs="Arial"/>
+          <w:sz w:val="20"/>
+          <w:szCs w:val="20"/>
+        </w:rPr>
+        <w:t>3.</w:t>
+      </w:r>
+      <w:r>
+        <w:rPr>
+          <w:rFonts w:ascii="Arial" w:eastAsia="Arial" w:hAnsi="Arial" w:cs="Arial"/>
+          <w:sz w:val="20"/>
+          <w:szCs w:val="20"/>
+        </w:rPr>
+        <w:t>5</w:t>
+      </w:r>
+      <w:r>
+        <w:rPr>
+          <w:rFonts w:ascii="Arial" w:eastAsia="Arial" w:hAnsi="Arial" w:cs="Arial"/>
+          <w:sz w:val="20"/>
+          <w:szCs w:val="20"/>
+        </w:rPr>
+        <w:t>8/4.0</w:t>
+      </w:r>
+      <w:r>
+        <w:rPr>
+          <w:rFonts w:ascii="Arial" w:eastAsia="Arial" w:hAnsi="Arial" w:cs="Arial"/>
+          <w:sz w:val="20"/>
+          <w:szCs w:val="20"/>
+        </w:rPr>
+        <w:t xml:space="preserve">.     </w:t>
+      </w:r>
+      <w:bookmarkEnd w:id="10"/>
+      <w:bookmarkEnd w:id="11"/>
+      <w:r>
+        <w:rPr>
+          <w:rFonts w:ascii="Arial" w:eastAsia="Arial" w:hAnsi="Arial" w:cs="Arial"/>
+          <w:sz w:val="20"/>
+          <w:szCs w:val="20"/>
+        </w:rPr>
+        <w:t xml:space="preserve">                                               </w:t>
+      </w:r>
+      <w:r>
+        <w:rPr>
+          <w:rFonts w:ascii="Arial" w:eastAsia="Arial" w:hAnsi="Arial" w:cs="Arial"/>
+          <w:i/>
+          <w:iCs/>
+          <w:sz w:val="20"/>
+          <w:szCs w:val="20"/>
+        </w:rPr>
+        <w:t>2</w:t>
+      </w:r>
+      <w:r>
+        <w:rPr>
+          <w:rFonts w:ascii="Arial" w:eastAsia="Arial" w:hAnsi="Arial" w:cs="Arial"/>
+          <w:i/>
+          <w:iCs/>
+          <w:sz w:val="20"/>
+          <w:szCs w:val="20"/>
+        </w:rPr>
+        <w:t xml:space="preserve">021 </w:t>
+      </w:r>
+      <w:r>
+        <w:rPr>
+          <w:rFonts w:ascii="Arial" w:eastAsia="Arial" w:hAnsi="Arial" w:cs="Arial"/>
+          <w:i/>
+          <w:iCs/>
+          <w:sz w:val="20"/>
+          <w:szCs w:val="20"/>
+        </w:rPr>
+        <w:t>–</w:t>
+      </w:r>
+      <w:r>
+        <w:rPr>
+          <w:rFonts w:ascii="Arial" w:eastAsia="Arial" w:hAnsi="Arial" w:cs="Arial"/>
+          <w:i/>
+          <w:iCs/>
+          <w:sz w:val="20"/>
+          <w:szCs w:val="20"/>
+        </w:rPr>
+        <w:t xml:space="preserve"> 2024</w:t>
+      </w:r>
+    </w:p>
+    <w:p>
+      <w:pPr>
+        <w:rPr>
+          <w:rFonts w:ascii="Arial" w:eastAsia="Times New Roman" w:hAnsi="Arial" w:cs="Arial"/>
+          <w:sz w:val="20"/>
+          <w:szCs w:val="20"/>
+          <w:lang w:eastAsia="zh-CN"/>
+        </w:rPr>
+      </w:pPr>
+      <w:r>
+        <w:rPr>
+          <w:rFonts w:ascii="Arial" w:eastAsia="Times New Roman" w:hAnsi="Arial" w:cs="Arial"/>
+          <w:sz w:val="20"/>
+          <w:szCs w:val="20"/>
+        </w:rPr>
+        <w:br w:type="page"/>
+      </w:r>
+    </w:p>
+    <w:p>
+      <w:pPr>
+        <w:pBdr>
+          <w:bottom w:val="single" w:sz="6" w:space="0" w:color="000000"/>
+        </w:pBdr>
+        <w:spacing w:line="360" w:lineRule="auto"/>
+        <w:rPr>
           <w:rFonts w:ascii="Arial" w:hAnsi="Arial" w:cs="Arial"/>
           <w:b/>
           <w:bCs/>
           <w:caps/>
+          <w:sz w:val="15"/>
+          <w:szCs w:val="15"/>
           <w:lang w:eastAsia="zh-CN"/>
         </w:rPr>
       </w:pPr>
-      <w:bookmarkStart w:id="2" w:name="OLE_LINK294"/>
-      <w:bookmarkStart w:id="3" w:name="OLE_LINK295"/>
-      <w:r>
-        <w:rPr>
-          <w:rFonts w:ascii="Arial" w:eastAsia="Times New Roman" w:hAnsi="Arial" w:cs="Arial"/>
+      <w:bookmarkStart w:id="12" w:name="OLE_LINK319"/>
+      <w:bookmarkStart w:id="13" w:name="OLE_LINK320"/>
+      <w:bookmarkStart w:id="14" w:name="OLE_LINK329"/>
+      <w:bookmarkStart w:id="15" w:name="OLE_LINK330"/>
+      <w:r>
+        <w:rPr>
+          <w:rFonts w:ascii="Arial" w:hAnsi="Arial" w:cs="Arial" w:hint="eastAsia"/>
           <w:b/>
           <w:bCs/>
           <w:caps/>
-        </w:rPr>
-        <w:t>education</w:t>
+          <w:lang w:eastAsia="zh-CN"/>
+        </w:rPr>
+        <w:lastRenderedPageBreak/>
+        <w:t>s</w:t>
+      </w:r>
+      <w:r>
+        <w:rPr>
+          <w:rFonts w:ascii="Arial" w:hAnsi="Arial" w:cs="Arial"/>
+          <w:b/>
+          <w:bCs/>
+          <w:caps/>
+          <w:lang w:eastAsia="zh-CN"/>
+        </w:rPr>
+        <w:t>kills</w:t>
+      </w:r>
+    </w:p>
+    <w:bookmarkEnd w:id="12"/>
+    <w:bookmarkEnd w:id="13"/>
+    <w:bookmarkEnd w:id="14"/>
+    <w:bookmarkEnd w:id="15"/>
+    <w:p>
+      <w:pPr>
+        <w:spacing w:line="360" w:lineRule="auto"/>
+        <w:rPr>
+          <w:rFonts w:ascii="Arial" w:hAnsi="Arial" w:cs="Arial"/>
+          <w:bCs/>
+          <w:caps/>
+          <w:lang w:eastAsia="zh-CN"/>
+        </w:rPr>
+      </w:pPr>
+      <w:r>
+        <w:rPr>
+          <w:rFonts w:ascii="Arial" w:eastAsia="Arial" w:hAnsi="Arial" w:cstheme="minorBidi"/>
+          <w:b/>
+          <w:bCs/>
+          <w:color w:val="000000"/>
+          <w:sz w:val="20"/>
+          <w:szCs w:val="22"/>
+        </w:rPr>
+        <w:t>Social Media &amp; Content:</w:t>
+      </w:r>
+      <w:r>
+        <w:rPr>
+          <w:rFonts w:ascii="Arial" w:eastAsia="Arial" w:hAnsi="Arial" w:cstheme="minorBidi"/>
+          <w:bCs/>
+          <w:color w:val="000000"/>
+          <w:sz w:val="20"/>
+          <w:szCs w:val="22"/>
+        </w:rPr>
+        <w:t xml:space="preserve"> Copywriting, scriptwriting, content planning, TikTok/TikTok Shop, </w:t>
+      </w:r>
+      <w:proofErr w:type="spellStart"/>
+      <w:r>
+        <w:rPr>
+          <w:rFonts w:ascii="Arial" w:eastAsia="Arial" w:hAnsi="Arial" w:cstheme="minorBidi"/>
+          <w:bCs/>
+          <w:color w:val="000000"/>
+          <w:sz w:val="20"/>
+          <w:szCs w:val="22"/>
+        </w:rPr>
+        <w:t>Douyin</w:t>
+      </w:r>
+      <w:proofErr w:type="spellEnd"/>
+      <w:r>
+        <w:rPr>
+          <w:rFonts w:ascii="Arial" w:eastAsia="Arial" w:hAnsi="Arial" w:cstheme="minorBidi"/>
+          <w:bCs/>
+          <w:color w:val="000000"/>
+          <w:sz w:val="20"/>
+          <w:szCs w:val="22"/>
+        </w:rPr>
+        <w:t xml:space="preserve">, </w:t>
+      </w:r>
+      <w:proofErr w:type="spellStart"/>
+      <w:r>
+        <w:rPr>
+          <w:rFonts w:ascii="Arial" w:eastAsia="Arial" w:hAnsi="Arial" w:cstheme="minorBidi"/>
+          <w:bCs/>
+          <w:color w:val="000000"/>
+          <w:sz w:val="20"/>
+          <w:szCs w:val="22"/>
+        </w:rPr>
+        <w:t>Xiaohongshu</w:t>
+      </w:r>
+      <w:proofErr w:type="spellEnd"/>
+      <w:r>
+        <w:rPr>
+          <w:rFonts w:ascii="Arial" w:eastAsia="Arial" w:hAnsi="Arial" w:cstheme="minorBidi"/>
+          <w:bCs/>
+          <w:color w:val="000000"/>
+          <w:sz w:val="20"/>
+          <w:szCs w:val="22"/>
+        </w:rPr>
+        <w:t>/RED, WeChat Channels, influencer creative briefs.</w:t>
+      </w:r>
+      <w:r>
+        <w:rPr>
+          <w:rFonts w:ascii="Arial" w:eastAsia="Arial" w:hAnsi="Arial" w:cstheme="minorBidi"/>
+          <w:bCs/>
+          <w:color w:val="000000"/>
+          <w:sz w:val="20"/>
+          <w:szCs w:val="22"/>
+        </w:rPr>
+        <w:br/>
+      </w:r>
+      <w:r>
+        <w:rPr>
+          <w:rFonts w:ascii="Arial" w:eastAsia="Arial" w:hAnsi="Arial" w:cstheme="minorBidi"/>
+          <w:b/>
+          <w:bCs/>
+          <w:color w:val="000000"/>
+          <w:sz w:val="20"/>
+          <w:szCs w:val="22"/>
+        </w:rPr>
+        <w:t>Research &amp; Insights: </w:t>
+      </w:r>
+      <w:r>
+        <w:rPr>
+          <w:rFonts w:ascii="Arial" w:eastAsia="Arial" w:hAnsi="Arial" w:cstheme="minorBidi"/>
+          <w:color w:val="000000"/>
+          <w:sz w:val="20"/>
+          <w:szCs w:val="22"/>
+        </w:rPr>
+        <w:t>Audience insights, market/competitor research, platform engagement analysis.</w:t>
+      </w:r>
+      <w:r>
+        <w:rPr>
+          <w:rFonts w:ascii="Arial" w:eastAsia="Arial" w:hAnsi="Arial" w:cstheme="minorBidi"/>
+          <w:color w:val="000000"/>
+          <w:sz w:val="20"/>
+          <w:szCs w:val="22"/>
+        </w:rPr>
+        <w:br/>
+      </w:r>
+      <w:r>
+        <w:rPr>
+          <w:rFonts w:ascii="Arial" w:eastAsia="Arial" w:hAnsi="Arial" w:cstheme="minorBidi"/>
+          <w:b/>
+          <w:bCs/>
+          <w:color w:val="000000"/>
+          <w:sz w:val="20"/>
+          <w:szCs w:val="22"/>
+        </w:rPr>
+        <w:t>Content Optimization: </w:t>
+      </w:r>
+      <w:r>
+        <w:rPr>
+          <w:rFonts w:ascii="Arial" w:eastAsia="Arial" w:hAnsi="Arial" w:cstheme="minorBidi"/>
+          <w:color w:val="000000"/>
+          <w:sz w:val="20"/>
+          <w:szCs w:val="22"/>
+        </w:rPr>
+        <w:t>Content performance analysis, content/creative A/B testing, keyword/angle optimization.</w:t>
+      </w:r>
+      <w:r>
+        <w:rPr>
+          <w:rFonts w:ascii="Arial" w:eastAsia="Arial" w:hAnsi="Arial" w:cstheme="minorBidi"/>
+          <w:color w:val="000000"/>
+          <w:sz w:val="20"/>
+          <w:szCs w:val="22"/>
+        </w:rPr>
+        <w:br/>
+      </w:r>
+      <w:r>
+        <w:rPr>
+          <w:rFonts w:ascii="Arial" w:eastAsia="Arial" w:hAnsi="Arial" w:cstheme="minorBidi"/>
+          <w:b/>
+          <w:bCs/>
+          <w:color w:val="000000"/>
+          <w:sz w:val="20"/>
+          <w:szCs w:val="22"/>
+        </w:rPr>
+        <w:t>Creative Production:</w:t>
+      </w:r>
+      <w:r>
+        <w:rPr>
+          <w:rFonts w:ascii="Arial" w:eastAsia="Arial" w:hAnsi="Arial" w:cstheme="minorBidi"/>
+          <w:b/>
+          <w:color w:val="000000"/>
+          <w:sz w:val="20"/>
+          <w:szCs w:val="22"/>
+        </w:rPr>
+        <w:t> </w:t>
+      </w:r>
+      <w:r>
+        <w:rPr>
+          <w:rFonts w:ascii="Arial" w:eastAsia="Arial" w:hAnsi="Arial" w:cstheme="minorBidi"/>
+          <w:bCs/>
+          <w:color w:val="000000"/>
+          <w:sz w:val="20"/>
+          <w:szCs w:val="22"/>
+        </w:rPr>
+        <w:t>Short-video shooting and editing, post-production, project coordination, location/props coordination.</w:t>
+      </w:r>
+      <w:r>
+        <w:rPr>
+          <w:rFonts w:ascii="Arial" w:eastAsia="Arial" w:hAnsi="Arial" w:cstheme="minorBidi"/>
+          <w:bCs/>
+          <w:color w:val="000000"/>
+          <w:sz w:val="20"/>
+          <w:szCs w:val="22"/>
+        </w:rPr>
+        <w:br/>
+      </w:r>
+      <w:r>
+        <w:rPr>
+          <w:rFonts w:ascii="Arial" w:eastAsia="Arial" w:hAnsi="Arial" w:cstheme="minorBidi"/>
+          <w:b/>
+          <w:bCs/>
+          <w:color w:val="000000"/>
+          <w:sz w:val="20"/>
+          <w:szCs w:val="22"/>
+        </w:rPr>
+        <w:t>Tools:</w:t>
+      </w:r>
+      <w:r>
+        <w:rPr>
+          <w:rFonts w:ascii="Arial" w:eastAsia="Arial" w:hAnsi="Arial" w:cstheme="minorBidi"/>
+          <w:b/>
+          <w:color w:val="000000"/>
+          <w:sz w:val="20"/>
+          <w:szCs w:val="22"/>
+        </w:rPr>
+        <w:t> </w:t>
+      </w:r>
+      <w:r>
+        <w:rPr>
+          <w:rFonts w:ascii="Arial" w:eastAsia="Arial" w:hAnsi="Arial" w:cstheme="minorBidi"/>
+          <w:bCs/>
+          <w:color w:val="000000"/>
+          <w:sz w:val="20"/>
+          <w:szCs w:val="22"/>
+        </w:rPr>
+        <w:t xml:space="preserve">Premiere Pro, Photoshop, Audition, </w:t>
+      </w:r>
+      <w:proofErr w:type="spellStart"/>
+      <w:r>
+        <w:rPr>
+          <w:rFonts w:ascii="Arial" w:eastAsia="Arial" w:hAnsi="Arial" w:cstheme="minorBidi"/>
+          <w:bCs/>
+          <w:color w:val="000000"/>
+          <w:sz w:val="20"/>
+          <w:szCs w:val="22"/>
+        </w:rPr>
+        <w:t>CapCut</w:t>
+      </w:r>
+      <w:proofErr w:type="spellEnd"/>
+      <w:r>
+        <w:rPr>
+          <w:rFonts w:ascii="Arial" w:eastAsia="Arial" w:hAnsi="Arial" w:cstheme="minorBidi"/>
+          <w:bCs/>
+          <w:color w:val="000000"/>
+          <w:sz w:val="20"/>
+          <w:szCs w:val="22"/>
+        </w:rPr>
+        <w:t>; AI-assisted research and prompt engineering (Codex).</w:t>
+      </w:r>
+      <w:r>
+        <w:rPr>
+          <w:rFonts w:ascii="Arial" w:eastAsia="Arial" w:hAnsi="Arial" w:cstheme="minorBidi"/>
+          <w:bCs/>
+          <w:color w:val="000000"/>
+          <w:sz w:val="20"/>
+          <w:szCs w:val="22"/>
+        </w:rPr>
+        <w:br/>
+      </w:r>
+      <w:r>
+        <w:rPr>
+          <w:rFonts w:ascii="Arial" w:eastAsia="Arial" w:hAnsi="Arial" w:cstheme="minorBidi"/>
+          <w:b/>
+          <w:bCs/>
+          <w:color w:val="000000"/>
+          <w:sz w:val="20"/>
+          <w:szCs w:val="22"/>
+        </w:rPr>
+        <w:t>Languages:</w:t>
+      </w:r>
+      <w:r>
+        <w:rPr>
+          <w:rFonts w:ascii="Arial" w:eastAsia="Arial" w:hAnsi="Arial" w:cstheme="minorBidi"/>
+          <w:b/>
+          <w:color w:val="000000"/>
+          <w:sz w:val="20"/>
+          <w:szCs w:val="22"/>
+        </w:rPr>
+        <w:t> </w:t>
+      </w:r>
+      <w:r>
+        <w:rPr>
+          <w:rFonts w:ascii="Arial" w:eastAsia="Arial" w:hAnsi="Arial" w:cstheme="minorBidi"/>
+          <w:bCs/>
+          <w:color w:val="000000"/>
+          <w:sz w:val="20"/>
+          <w:szCs w:val="22"/>
+        </w:rPr>
+        <w:t>Mandarin (Native), Cantonese (Native), English (Professional Working Proficiency; IELTS 7.0).</w:t>
       </w:r>
     </w:p>
     <w:p>
       <w:pPr>
+        <w:pBdr>
+          <w:bottom w:val="single" w:sz="6" w:space="0" w:color="000000"/>
+        </w:pBdr>
         <w:spacing w:line="360" w:lineRule="auto"/>
         <w:rPr>
-          <w:rStyle w:val="fs13fw6ttu"/>
-          <w:rFonts w:ascii="Arial" w:hAnsi="Arial" w:cs="Arial"/>
-          <w:caps/>
-          <w:sz w:val="20"/>
-          <w:szCs w:val="20"/>
-          <w:lang w:eastAsia="zh-CN"/>
-        </w:rPr>
-      </w:pPr>
-      <w:bookmarkStart w:id="4" w:name="OLE_LINK296"/>
-      <w:bookmarkStart w:id="5" w:name="OLE_LINK297"/>
-      <w:r>
-        <w:rPr>
-          <w:rStyle w:val="fs13fw6ttu"/>
           <w:rFonts w:ascii="Arial" w:hAnsi="Arial" w:cs="Arial"/>
           <w:b/>
           <w:bCs/>
           <w:caps/>
-          <w:sz w:val="20"/>
-          <w:szCs w:val="20"/>
-        </w:rPr>
-        <w:t>THE UNIVERSITY OF HONG KONG</w:t>
-      </w:r>
-      <w:r>
-        <w:rPr>
-          <w:rStyle w:val="fs13fw6ttu"/>
+          <w:sz w:val="15"/>
+          <w:szCs w:val="15"/>
+          <w:lang w:eastAsia="zh-CN"/>
+        </w:rPr>
+      </w:pPr>
+      <w:r>
+        <w:rPr>
           <w:rFonts w:ascii="Arial" w:hAnsi="Arial" w:cs="Arial"/>
+          <w:b/>
+          <w:bCs/>
           <w:caps/>
-          <w:sz w:val="20"/>
-          <w:szCs w:val="20"/>
-        </w:rPr>
-        <w:t xml:space="preserve">, </w:t>
-      </w:r>
-      <w:r>
-        <w:rPr>
-          <w:rStyle w:val="fs13fw6ttu"/>
-          <w:rFonts w:ascii="Arial" w:hAnsi="Arial" w:cs="Arial"/>
-          <w:sz w:val="20"/>
-          <w:szCs w:val="20"/>
-        </w:rPr>
-        <w:t>H</w:t>
-      </w:r>
-      <w:r>
-        <w:rPr>
-          <w:rStyle w:val="fs13fw6ttu"/>
-          <w:rFonts w:ascii="Arial" w:hAnsi="Arial" w:cs="Arial"/>
-          <w:sz w:val="20"/>
-          <w:szCs w:val="20"/>
           <w:lang w:eastAsia="zh-CN"/>
         </w:rPr>
-        <w:t>ong</w:t>
-      </w:r>
-      <w:r>
-        <w:rPr>
-          <w:rStyle w:val="fs13fw6ttu"/>
-          <w:rFonts w:ascii="Arial" w:hAnsi="Arial" w:cs="Arial"/>
-          <w:sz w:val="20"/>
-          <w:szCs w:val="20"/>
-          <w:lang w:eastAsia="zh-CN"/>
-        </w:rPr>
-        <w:t xml:space="preserve"> </w:t>
-      </w:r>
-      <w:r>
-        <w:rPr>
-          <w:rStyle w:val="fs13fw6ttu"/>
-          <w:rFonts w:ascii="Arial" w:hAnsi="Arial" w:cs="Arial"/>
-          <w:sz w:val="20"/>
-          <w:szCs w:val="20"/>
-        </w:rPr>
-        <w:t>K</w:t>
-      </w:r>
-      <w:r>
-        <w:rPr>
-          <w:rStyle w:val="fs13fw6ttu"/>
-          <w:rFonts w:ascii="Arial" w:hAnsi="Arial" w:cs="Arial"/>
-          <w:sz w:val="20"/>
-          <w:szCs w:val="20"/>
-        </w:rPr>
-        <w:t>ong</w:t>
-      </w:r>
-      <w:r>
-        <w:rPr>
-          <w:rStyle w:val="fs13fw6ttu"/>
-          <w:rFonts w:ascii="Arial" w:hAnsi="Arial" w:cs="Arial"/>
-          <w:sz w:val="20"/>
-          <w:szCs w:val="20"/>
-          <w:lang w:eastAsia="zh-CN"/>
-        </w:rPr>
-        <w:t>,</w:t>
-      </w:r>
-      <w:r>
-        <w:rPr>
-          <w:rStyle w:val="fs13fw6ttu"/>
-          <w:rFonts w:ascii="Arial" w:hAnsi="Arial" w:cs="Arial"/>
-          <w:sz w:val="20"/>
-          <w:szCs w:val="20"/>
-        </w:rPr>
-        <w:t xml:space="preserve"> China</w:t>
+        <w:t>OTHER INFORMATION</w:t>
       </w:r>
     </w:p>
     <w:p>
       <w:pPr>
         <w:spacing w:line="360" w:lineRule="auto"/>
         <w:rPr>
-          <w:rStyle w:val="fs13fw6fsioverflow-hidden"/>
           <w:rFonts w:ascii="Arial" w:hAnsi="Arial" w:cs="Arial"/>
           <w:b/>
           <w:bCs/>
-          <w:i/>
-          <w:iCs/>
-          <w:sz w:val="20"/>
-          <w:szCs w:val="20"/>
+          <w:caps/>
           <w:lang w:eastAsia="zh-CN"/>
         </w:rPr>
       </w:pPr>
       <w:r>
         <w:rPr>
-          <w:rStyle w:val="fs13fw6fsioverflow-hidden"/>
-          <w:rFonts w:ascii="Arial" w:hAnsi="Arial" w:cs="Arial"/>
+          <w:rFonts w:ascii="Arial" w:eastAsia="Arial" w:hAnsi="Arial" w:cs="Arial"/>
           <w:b/>
           <w:bCs/>
-          <w:i/>
-          <w:iCs/>
-          <w:sz w:val="20"/>
-          <w:szCs w:val="20"/>
-        </w:rPr>
-        <w:t>Media, Cultures and Creative Cities, Master</w:t>
-      </w:r>
-      <w:r>
-        <w:rPr>
-          <w:rStyle w:val="fs13fw4fsi"/>
-          <w:rFonts w:ascii="Arial" w:eastAsia="Times New Roman" w:hAnsi="Arial" w:cs="Arial"/>
-          <w:i/>
-          <w:iCs/>
-          <w:sz w:val="20"/>
-          <w:szCs w:val="20"/>
-          <w:lang w:eastAsia="zh-CN"/>
-        </w:rPr>
-        <w:tab/>
-      </w:r>
-      <w:r>
-        <w:rPr>
-          <w:rStyle w:val="fs13fw4fsi"/>
-          <w:rFonts w:ascii="Arial" w:eastAsia="Times New Roman" w:hAnsi="Arial" w:cs="Arial"/>
-          <w:i/>
-          <w:iCs/>
-          <w:sz w:val="20"/>
-          <w:szCs w:val="20"/>
-          <w:lang w:eastAsia="zh-CN"/>
-        </w:rPr>
-        <w:tab/>
-        <w:t xml:space="preserve"> (</w:t>
-      </w:r>
-      <w:r>
-        <w:rPr>
-          <w:rFonts w:ascii="Arial" w:eastAsia="Times New Roman" w:hAnsi="Arial" w:cs="Arial"/>
-          <w:i/>
-          <w:iCs/>
-          <w:sz w:val="20"/>
-          <w:szCs w:val="20"/>
-          <w:lang w:eastAsia="zh-CN"/>
-        </w:rPr>
-        <w:t xml:space="preserve">Expected </w:t>
-      </w:r>
-      <w:r>
-        <w:rPr>
-          <w:rFonts w:ascii="Arial" w:eastAsia="Times New Roman" w:hAnsi="Arial" w:cs="Arial"/>
-          <w:i/>
-          <w:iCs/>
-          <w:sz w:val="20"/>
-          <w:szCs w:val="20"/>
-          <w:lang w:eastAsia="zh-CN"/>
-        </w:rPr>
-        <w:t>N</w:t>
-      </w:r>
-      <w:r>
-        <w:rPr>
-          <w:rFonts w:ascii="Arial" w:eastAsia="Times New Roman" w:hAnsi="Arial" w:cs="Arial" w:hint="eastAsia"/>
-          <w:i/>
-          <w:iCs/>
-          <w:sz w:val="20"/>
-          <w:szCs w:val="20"/>
-          <w:lang w:eastAsia="zh-CN"/>
-        </w:rPr>
-        <w:t>ov</w:t>
-      </w:r>
-      <w:r>
-        <w:rPr>
-          <w:rFonts w:ascii="Arial" w:eastAsia="Times New Roman" w:hAnsi="Arial" w:cs="Arial"/>
-          <w:i/>
-          <w:iCs/>
-          <w:sz w:val="20"/>
-          <w:szCs w:val="20"/>
-          <w:lang w:eastAsia="zh-CN"/>
-        </w:rPr>
-        <w:t xml:space="preserve"> </w:t>
-      </w:r>
-      <w:r>
-        <w:rPr>
-          <w:rFonts w:ascii="Arial" w:eastAsia="Times New Roman" w:hAnsi="Arial" w:cs="Arial"/>
-          <w:i/>
-          <w:iCs/>
-          <w:sz w:val="20"/>
-          <w:szCs w:val="20"/>
-          <w:lang w:eastAsia="zh-CN"/>
-        </w:rPr>
-        <w:t>2026)</w:t>
-      </w:r>
-      <w:r>
-        <w:rPr>
-          <w:rStyle w:val="fs13fw4fsi"/>
-          <w:rFonts w:ascii="Arial" w:eastAsia="Times New Roman" w:hAnsi="Arial" w:cs="Arial"/>
-          <w:i/>
-          <w:iCs/>
-          <w:sz w:val="20"/>
-          <w:szCs w:val="20"/>
-          <w:lang w:eastAsia="zh-CN"/>
-        </w:rPr>
-        <w:t xml:space="preserve">                  </w:t>
-      </w:r>
-      <w:r>
-        <w:rPr>
-          <w:rStyle w:val="fs13fw4fsi"/>
-          <w:rFonts w:ascii="Arial" w:eastAsia="Times New Roman" w:hAnsi="Arial" w:cs="Arial"/>
-          <w:i/>
-          <w:iCs/>
-          <w:sz w:val="20"/>
-          <w:szCs w:val="20"/>
-          <w:lang w:eastAsia="zh-CN"/>
-        </w:rPr>
-        <w:tab/>
-      </w:r>
-      <w:r>
-        <w:rPr>
-          <w:rStyle w:val="fs13fw4fsi"/>
-          <w:rFonts w:ascii="Arial" w:eastAsia="Times New Roman" w:hAnsi="Arial" w:cs="Arial"/>
-          <w:i/>
-          <w:iCs/>
-          <w:sz w:val="20"/>
-          <w:szCs w:val="20"/>
-          <w:lang w:eastAsia="zh-CN"/>
-        </w:rPr>
-        <w:tab/>
-      </w:r>
-      <w:r>
-        <w:rPr>
-          <w:rStyle w:val="fs13fw4fsi"/>
-          <w:rFonts w:ascii="Arial" w:eastAsia="Times New Roman" w:hAnsi="Arial" w:cs="Arial" w:hint="eastAsia"/>
-          <w:i/>
-          <w:iCs/>
-          <w:sz w:val="20"/>
-          <w:szCs w:val="20"/>
-          <w:lang w:eastAsia="zh-CN"/>
-        </w:rPr>
-        <w:t xml:space="preserve">    </w:t>
-      </w:r>
-      <w:r>
-        <w:rPr>
-          <w:rStyle w:val="fs13fw4fsi"/>
-          <w:rFonts w:ascii="Arial" w:eastAsia="Times New Roman" w:hAnsi="Arial" w:cs="Arial"/>
-          <w:i/>
-          <w:iCs/>
-          <w:sz w:val="20"/>
-          <w:szCs w:val="20"/>
-          <w:lang w:eastAsia="zh-CN"/>
-        </w:rPr>
-        <w:t xml:space="preserve"> 2025-2026                                                                           </w:t>
-      </w:r>
-    </w:p>
-    <w:bookmarkEnd w:id="4"/>
-    <w:bookmarkEnd w:id="5"/>
-    <w:p>
-      <w:pPr>
-        <w:pStyle w:val="a3"/>
-        <w:numPr>
-          <w:ilvl w:val="0"/>
-          <w:numId w:val="22"/>
-        </w:numPr>
-        <w:spacing w:line="360" w:lineRule="auto"/>
-        <w:ind w:firstLineChars="0"/>
-        <w:rPr>
-          <w:rStyle w:val="fs13fw6ttu"/>
-          <w:rFonts w:ascii="Arial" w:eastAsia="Times New Roman" w:hAnsi="Arial" w:cs="Arial" w:hint="eastAsia"/>
-          <w:sz w:val="20"/>
-          <w:szCs w:val="20"/>
-        </w:rPr>
-      </w:pPr>
-      <w:r>
-        <w:rPr>
-          <w:rFonts w:ascii="Arial" w:eastAsia="Times New Roman" w:hAnsi="Arial" w:cs="Arial"/>
-          <w:sz w:val="20"/>
-          <w:szCs w:val="20"/>
-        </w:rPr>
-        <w:t>Relevant Areas:</w:t>
-      </w:r>
-      <w:r>
-        <w:rPr>
-          <w:rFonts w:ascii="Arial" w:eastAsia="Times New Roman" w:hAnsi="Arial" w:cs="Arial" w:hint="eastAsia"/>
-          <w:sz w:val="20"/>
-          <w:szCs w:val="20"/>
-          <w:lang w:eastAsia="zh-CN"/>
-        </w:rPr>
-        <w:t xml:space="preserve"> </w:t>
-      </w:r>
-      <w:r>
-        <w:rPr>
-          <w:rFonts w:ascii="Arial" w:eastAsia="Times New Roman" w:hAnsi="Arial" w:cs="Arial"/>
-          <w:sz w:val="20"/>
-          <w:szCs w:val="20"/>
-        </w:rPr>
-        <w:t>Media &amp; Cultural Studies</w:t>
-      </w:r>
-      <w:r>
-        <w:rPr>
-          <w:rFonts w:ascii="Arial" w:eastAsia="Times New Roman" w:hAnsi="Arial" w:cs="Arial"/>
-          <w:sz w:val="20"/>
-          <w:szCs w:val="20"/>
-        </w:rPr>
-        <w:t xml:space="preserve">, </w:t>
-      </w:r>
-      <w:r>
-        <w:rPr>
-          <w:rFonts w:ascii="Arial" w:eastAsia="Times New Roman" w:hAnsi="Arial" w:cs="Arial"/>
-          <w:sz w:val="20"/>
-          <w:szCs w:val="20"/>
-        </w:rPr>
-        <w:t>Creative Industries</w:t>
-      </w:r>
-      <w:r>
-        <w:rPr>
-          <w:rFonts w:ascii="Arial" w:eastAsia="Times New Roman" w:hAnsi="Arial" w:cs="Arial"/>
-          <w:sz w:val="20"/>
-          <w:szCs w:val="20"/>
-        </w:rPr>
-        <w:t>,</w:t>
-      </w:r>
-      <w:r>
-        <w:rPr>
-          <w:rFonts w:ascii="Arial" w:eastAsia="Times New Roman" w:hAnsi="Arial" w:cs="Arial"/>
-          <w:sz w:val="20"/>
-          <w:szCs w:val="20"/>
-        </w:rPr>
-        <w:t xml:space="preserve"> Qualitative Research</w:t>
-      </w:r>
-      <w:r>
-        <w:rPr>
-          <w:rFonts w:ascii="Arial" w:eastAsia="Times New Roman" w:hAnsi="Arial" w:cs="Arial"/>
-          <w:sz w:val="20"/>
-          <w:szCs w:val="20"/>
-        </w:rPr>
-        <w:t xml:space="preserve">, </w:t>
-      </w:r>
-      <w:r>
-        <w:rPr>
-          <w:rFonts w:ascii="Arial" w:eastAsia="Times New Roman" w:hAnsi="Arial" w:cs="Arial"/>
-          <w:sz w:val="20"/>
-          <w:szCs w:val="20"/>
-        </w:rPr>
-        <w:t>Audience Research</w:t>
+          <w:sz w:val="20"/>
+          <w:szCs w:val="20"/>
+        </w:rPr>
+        <w:t>Availability</w:t>
+      </w:r>
+      <w:r>
+        <w:rPr>
+          <w:rFonts w:ascii="Arial" w:eastAsia="Arial" w:hAnsi="Arial" w:cs="Arial"/>
+          <w:sz w:val="20"/>
+          <w:szCs w:val="20"/>
+        </w:rPr>
+        <w:t xml:space="preserve">: </w:t>
+      </w:r>
+      <w:r>
+        <w:rPr>
+          <w:rFonts w:ascii="Arial" w:eastAsia="Arial" w:hAnsi="Arial" w:cs="Arial"/>
+          <w:sz w:val="20"/>
+          <w:szCs w:val="20"/>
+        </w:rPr>
+        <w:t>I</w:t>
+      </w:r>
+      <w:r>
+        <w:rPr>
+          <w:rFonts w:ascii="Arial" w:eastAsia="Arial" w:hAnsi="Arial" w:cs="Arial"/>
+          <w:sz w:val="20"/>
+          <w:szCs w:val="20"/>
+        </w:rPr>
+        <w:t>mmediate</w:t>
       </w:r>
     </w:p>
     <w:p>
       <w:pPr>
-        <w:tabs>
-          <w:tab w:val="right" w:pos="10800"/>
-        </w:tabs>
         <w:spacing w:line="360" w:lineRule="auto"/>
         <w:rPr>
-          <w:rFonts w:ascii="Arial" w:hAnsi="Arial" w:cs="Arial"/>
-          <w:sz w:val="20"/>
-          <w:szCs w:val="20"/>
-        </w:rPr>
-      </w:pPr>
-      <w:r>
-        <w:rPr>
-          <w:rStyle w:val="fs13fw6ttu"/>
-          <w:rFonts w:ascii="Arial" w:eastAsia="Times New Roman" w:hAnsi="Arial" w:cs="Arial"/>
+          <w:rFonts w:ascii="Arial" w:eastAsia="Arial" w:hAnsi="Arial" w:cs="Arial"/>
+          <w:sz w:val="20"/>
+          <w:szCs w:val="20"/>
+          <w:lang w:eastAsia="zh-CN"/>
+        </w:rPr>
+      </w:pPr>
+      <w:r>
+        <w:rPr>
+          <w:rFonts w:ascii="Arial" w:eastAsia="Arial" w:hAnsi="Arial" w:cs="Arial"/>
           <w:b/>
           <w:bCs/>
-          <w:caps/>
-          <w:sz w:val="20"/>
-          <w:szCs w:val="20"/>
-        </w:rPr>
-        <w:t>University College London</w:t>
-      </w:r>
-      <w:r>
-        <w:rPr>
-          <w:rStyle w:val="fs13fw6ttuundefinedtdn"/>
-          <w:rFonts w:ascii="Arial" w:eastAsia="Times New Roman" w:hAnsi="Arial" w:cs="Arial"/>
-          <w:b/>
-          <w:bCs/>
-          <w:caps/>
-          <w:sz w:val="20"/>
-          <w:szCs w:val="20"/>
-        </w:rPr>
-        <w:t>,</w:t>
-      </w:r>
-      <w:r>
-        <w:rPr>
-          <w:rStyle w:val="fs13fw4undefinedtdn"/>
-          <w:rFonts w:ascii="Arial" w:eastAsia="Times New Roman" w:hAnsi="Arial" w:cs="Arial"/>
-          <w:sz w:val="20"/>
-          <w:szCs w:val="20"/>
-        </w:rPr>
-        <w:t xml:space="preserve"> </w:t>
-      </w:r>
-      <w:r>
-        <w:rPr>
-          <w:rStyle w:val="fs13fw4"/>
-          <w:rFonts w:ascii="Arial" w:eastAsia="Times New Roman" w:hAnsi="Arial" w:cs="Arial"/>
-          <w:sz w:val="20"/>
-          <w:szCs w:val="20"/>
-        </w:rPr>
-        <w:t>London, UK</w:t>
-      </w:r>
-      <w:r>
-        <w:rPr>
-          <w:rFonts w:ascii="Arial" w:eastAsia="Times New Roman" w:hAnsi="Arial" w:cs="Arial"/>
-          <w:sz w:val="20"/>
-          <w:szCs w:val="20"/>
-        </w:rPr>
-        <w:tab/>
-        <w:t xml:space="preserve"> </w:t>
+          <w:sz w:val="20"/>
+          <w:szCs w:val="20"/>
+        </w:rPr>
+        <w:t xml:space="preserve">Expected salary: </w:t>
+      </w:r>
+      <w:r>
+        <w:rPr>
+          <w:rFonts w:ascii="Arial" w:eastAsia="Arial" w:hAnsi="Arial" w:cs="Arial" w:hint="eastAsia"/>
+          <w:sz w:val="20"/>
+          <w:szCs w:val="20"/>
+          <w:lang w:eastAsia="zh-CN"/>
+        </w:rPr>
+        <w:t xml:space="preserve">17k </w:t>
+      </w:r>
+      <w:r>
+        <w:rPr>
+          <w:rFonts w:ascii="Arial" w:eastAsia="Arial" w:hAnsi="Arial" w:cs="Arial"/>
+          <w:sz w:val="20"/>
+          <w:szCs w:val="20"/>
+          <w:lang w:eastAsia="zh-CN"/>
+        </w:rPr>
+        <w:t>–</w:t>
+      </w:r>
+      <w:r>
+        <w:rPr>
+          <w:rFonts w:ascii="Arial" w:eastAsia="Arial" w:hAnsi="Arial" w:cs="Arial" w:hint="eastAsia"/>
+          <w:sz w:val="20"/>
+          <w:szCs w:val="20"/>
+          <w:lang w:eastAsia="zh-CN"/>
+        </w:rPr>
+        <w:t xml:space="preserve"> 20k</w:t>
       </w:r>
     </w:p>
     <w:p>
       <w:pPr>
-        <w:tabs>
-          <w:tab w:val="right" w:pos="10800"/>
-        </w:tabs>
         <w:spacing w:line="360" w:lineRule="auto"/>
         <w:rPr>
-          <w:rStyle w:val="fs13fw4fsi"/>
-          <w:rFonts w:ascii="Arial" w:hAnsi="Arial" w:cs="Arial"/>
-          <w:i/>
-          <w:iCs/>
-          <w:sz w:val="20"/>
-          <w:szCs w:val="20"/>
-        </w:rPr>
-      </w:pPr>
-      <w:r>
-        <w:rPr>
-          <w:rStyle w:val="fs13fw6fsioverflow-hidden"/>
-          <w:rFonts w:ascii="Arial" w:eastAsia="Times New Roman" w:hAnsi="Arial" w:cs="Arial"/>
+          <w:rFonts w:ascii="Arial" w:eastAsia="Arial" w:hAnsi="Arial" w:cstheme="minorBidi"/>
           <w:b/>
-          <w:bCs/>
-          <w:i/>
-          <w:iCs/>
-          <w:sz w:val="20"/>
-          <w:szCs w:val="20"/>
-        </w:rPr>
-        <w:t>Media, Bachelor</w:t>
-      </w:r>
-      <w:r>
-        <w:rPr>
-          <w:rStyle w:val="fs13fw4fsi"/>
-          <w:rFonts w:ascii="Arial" w:eastAsia="Times New Roman" w:hAnsi="Arial" w:cs="Arial"/>
-          <w:i/>
-          <w:iCs/>
-          <w:sz w:val="20"/>
-          <w:szCs w:val="20"/>
-        </w:rPr>
-        <w:tab/>
-      </w:r>
-      <w:r>
-        <w:rPr>
-          <w:rStyle w:val="fs13fw4fsioverflow-hidden"/>
-          <w:rFonts w:ascii="Arial" w:eastAsia="Times New Roman" w:hAnsi="Arial" w:cs="Arial"/>
-          <w:i/>
-          <w:iCs/>
-          <w:sz w:val="20"/>
-          <w:szCs w:val="20"/>
-        </w:rPr>
-        <w:t>2021 - 2024</w:t>
+          <w:color w:val="000000"/>
+          <w:sz w:val="20"/>
+          <w:szCs w:val="22"/>
+        </w:rPr>
+      </w:pPr>
+      <w:r>
+        <w:rPr>
+          <w:rFonts w:ascii="Arial" w:eastAsia="Arial" w:hAnsi="Arial" w:cstheme="minorBidi"/>
+          <w:b/>
+          <w:bCs/>
+          <w:color w:val="000000"/>
+          <w:sz w:val="20"/>
+          <w:szCs w:val="22"/>
+        </w:rPr>
+        <w:t>Hong Kong work authorization: IANG visa valid to Nov 2028 — no sponsorship required.</w:t>
       </w:r>
     </w:p>
     <w:p>
       <w:pPr>
-        <w:numPr>
-          <w:ilvl w:val="0"/>
-          <w:numId w:val="1"/>
-        </w:numPr>
         <w:spacing w:line="360" w:lineRule="auto"/>
-        <w:ind w:left="375" w:hanging="385"/>
-        <w:rPr>
-          <w:rFonts w:ascii="Arial" w:hAnsi="Arial" w:cs="Arial"/>
-          <w:sz w:val="20"/>
-          <w:szCs w:val="20"/>
-        </w:rPr>
-      </w:pPr>
-      <w:r>
-        <w:rPr>
-          <w:rFonts w:ascii="Arial" w:eastAsia="Times New Roman" w:hAnsi="Arial" w:cs="Arial"/>
-          <w:sz w:val="20"/>
-          <w:szCs w:val="20"/>
-        </w:rPr>
-        <w:t>GPA</w:t>
-      </w:r>
-      <w:r>
-        <w:rPr>
-          <w:rFonts w:ascii="宋体" w:eastAsia="宋体" w:hAnsi="宋体" w:cs="宋体" w:hint="eastAsia"/>
-          <w:sz w:val="20"/>
-          <w:szCs w:val="20"/>
-          <w:lang w:eastAsia="zh-CN"/>
-        </w:rPr>
-        <w:t>：</w:t>
-      </w:r>
-      <w:r>
-        <w:rPr>
-          <w:rFonts w:ascii="Arial" w:eastAsia="宋体" w:hAnsi="Arial" w:cs="Arial"/>
-          <w:sz w:val="20"/>
-          <w:szCs w:val="20"/>
-          <w:lang w:eastAsia="zh-CN"/>
-        </w:rPr>
-        <w:t>3.68/4.0</w:t>
-      </w:r>
-      <w:r>
-        <w:rPr>
-          <w:rFonts w:ascii="Arial" w:eastAsia="宋体" w:hAnsi="Arial" w:cs="Arial"/>
-          <w:sz w:val="20"/>
-          <w:szCs w:val="20"/>
-          <w:lang w:eastAsia="zh-CN"/>
-        </w:rPr>
-        <w:t xml:space="preserve">, Second Class </w:t>
-      </w:r>
-      <w:proofErr w:type="spellStart"/>
-      <w:r>
-        <w:rPr>
-          <w:rFonts w:ascii="Arial" w:eastAsia="宋体" w:hAnsi="Arial" w:cs="Arial"/>
-          <w:sz w:val="20"/>
-          <w:szCs w:val="20"/>
-          <w:lang w:eastAsia="zh-CN"/>
-        </w:rPr>
-        <w:t>Honours</w:t>
-      </w:r>
-      <w:proofErr w:type="spellEnd"/>
-      <w:r>
-        <w:rPr>
-          <w:rFonts w:ascii="Arial" w:eastAsia="宋体" w:hAnsi="Arial" w:cs="Arial"/>
-          <w:sz w:val="20"/>
-          <w:szCs w:val="20"/>
-          <w:lang w:eastAsia="zh-CN"/>
-        </w:rPr>
-        <w:t xml:space="preserve"> (Upper Division)</w:t>
-      </w:r>
-      <w:bookmarkStart w:id="6" w:name="OLE_LINK300"/>
-      <w:bookmarkStart w:id="7" w:name="OLE_LINK301"/>
-      <w:bookmarkEnd w:id="2"/>
-      <w:bookmarkEnd w:id="3"/>
+        <w:rPr>
+          <w:rFonts w:ascii="Arial" w:eastAsia="Arial" w:hAnsi="Arial" w:cstheme="minorBidi"/>
+          <w:b/>
+          <w:color w:val="000000"/>
+          <w:sz w:val="20"/>
+          <w:szCs w:val="22"/>
+        </w:rPr>
+      </w:pPr>
     </w:p>
     <w:p>
       <w:pPr>
-        <w:numPr>
-          <w:ilvl w:val="0"/>
-          <w:numId w:val="1"/>
-        </w:numPr>
         <w:spacing w:line="360" w:lineRule="auto"/>
-        <w:ind w:left="375" w:hanging="385"/>
-        <w:rPr>
-          <w:rFonts w:ascii="Arial" w:hAnsi="Arial" w:cs="Arial"/>
-          <w:sz w:val="20"/>
-          <w:szCs w:val="20"/>
-        </w:rPr>
-      </w:pPr>
-      <w:r>
-        <w:rPr>
-          <w:rFonts w:ascii="Arial" w:eastAsia="Times New Roman" w:hAnsi="Arial" w:cs="Arial"/>
-          <w:sz w:val="20"/>
-          <w:szCs w:val="20"/>
-        </w:rPr>
-        <w:t>Relevant Areas: Film Production, Documentary Production, Visual Storytelling, Digital Media, Media Theory</w:t>
-      </w:r>
-    </w:p>
-    <w:p>
-      <w:pPr>
-        <w:numPr>
-          <w:ilvl w:val="0"/>
-          <w:numId w:val="1"/>
-        </w:numPr>
-        <w:spacing w:line="360" w:lineRule="auto"/>
-        <w:ind w:left="375" w:hanging="385"/>
-        <w:rPr>
-          <w:rFonts w:ascii="Arial" w:hAnsi="Arial" w:cs="Arial"/>
-          <w:sz w:val="20"/>
-          <w:szCs w:val="20"/>
-        </w:rPr>
-      </w:pPr>
-      <w:r>
-        <w:rPr>
-          <w:rFonts w:ascii="Arial" w:eastAsia="宋体" w:hAnsi="Arial" w:cs="Arial"/>
-          <w:sz w:val="20"/>
-          <w:szCs w:val="20"/>
-          <w:lang w:eastAsia="zh-CN"/>
-        </w:rPr>
-        <w:t xml:space="preserve">Leadership Experience: </w:t>
-      </w:r>
-    </w:p>
-    <w:p>
-      <w:pPr>
-        <w:spacing w:line="360" w:lineRule="auto"/>
-        <w:ind w:left="375"/>
-        <w:rPr>
-          <w:rFonts w:ascii="Arial" w:hAnsi="Arial" w:cs="Arial"/>
-          <w:sz w:val="20"/>
-          <w:szCs w:val="20"/>
-        </w:rPr>
-      </w:pPr>
-      <w:r>
-        <w:rPr>
-          <w:rFonts w:ascii="Arial" w:eastAsia="宋体" w:hAnsi="Arial" w:cs="Arial"/>
-          <w:sz w:val="20"/>
-          <w:szCs w:val="20"/>
-          <w:lang w:eastAsia="zh-CN"/>
-        </w:rPr>
-        <w:t xml:space="preserve">Secretary General, Morning Mist Drama Society, UCL Chinese Students &amp; Scholars Association (CSSA) | 2023 </w:t>
-      </w:r>
-    </w:p>
-    <w:bookmarkEnd w:id="6"/>
-    <w:bookmarkEnd w:id="7"/>
-    <w:p>
-      <w:pPr>
-        <w:spacing w:line="360" w:lineRule="auto"/>
-        <w:ind w:left="720"/>
-        <w:rPr>
-          <w:rFonts w:ascii="Arial" w:eastAsia="Times New Roman" w:hAnsi="Arial" w:cs="Arial"/>
-          <w:sz w:val="20"/>
-          <w:szCs w:val="20"/>
-        </w:rPr>
-      </w:pPr>
-      <w:r>
-        <w:rPr>
-          <w:rFonts w:ascii="Arial" w:eastAsia="宋体" w:hAnsi="Arial" w:cs="Arial"/>
-          <w:sz w:val="20"/>
-          <w:szCs w:val="20"/>
-          <w:lang w:eastAsia="zh-CN"/>
-        </w:rPr>
-        <w:t>Managed operations for a 72-member drama society, coordinating communication, 4 theatre productions and 3-member engagement events.</w:t>
-      </w:r>
-    </w:p>
-    <w:p>
-      <w:pPr>
-        <w:spacing w:line="360" w:lineRule="auto"/>
-        <w:rPr>
-          <w:rFonts w:ascii="Arial" w:hAnsi="Arial" w:cs="Arial"/>
-          <w:sz w:val="20"/>
-          <w:szCs w:val="20"/>
+        <w:rPr>
+          <w:rFonts w:ascii="Arial" w:eastAsia="Arial" w:hAnsi="Arial" w:cstheme="minorBidi"/>
+          <w:b/>
+          <w:color w:val="000000"/>
+          <w:sz w:val="20"/>
+          <w:szCs w:val="22"/>
           <w:lang w:eastAsia="zh-CN"/>
         </w:rPr>
       </w:pPr>
@@ -3586,6 +3816,155 @@
     </w:lvl>
   </w:abstractNum>
   <w:abstractNum w:abstractNumId="12" w15:restartNumberingAfterBreak="0">
+    <w:nsid w:val="0C1663BD"/>
+    <w:multiLevelType w:val="multilevel"/>
+    <w:tmpl w:val="412CB4F8"/>
+    <w:lvl w:ilvl="0">
+      <w:start w:val="1"/>
+      <w:numFmt w:val="bullet"/>
+      <w:lvlText w:val=""/>
+      <w:lvlJc w:val="left"/>
+      <w:pPr>
+        <w:tabs>
+          <w:tab w:val="num" w:pos="720"/>
+        </w:tabs>
+        <w:ind w:left="720" w:hanging="360"/>
+      </w:pPr>
+      <w:rPr>
+        <w:rFonts w:ascii="Symbol" w:hAnsi="Symbol" w:hint="default"/>
+        <w:sz w:val="20"/>
+      </w:rPr>
+    </w:lvl>
+    <w:lvl w:ilvl="1" w:tentative="1">
+      <w:start w:val="1"/>
+      <w:numFmt w:val="bullet"/>
+      <w:lvlText w:val="o"/>
+      <w:lvlJc w:val="left"/>
+      <w:pPr>
+        <w:tabs>
+          <w:tab w:val="num" w:pos="1440"/>
+        </w:tabs>
+        <w:ind w:left="1440" w:hanging="360"/>
+      </w:pPr>
+      <w:rPr>
+        <w:rFonts w:ascii="Courier New" w:hAnsi="Courier New" w:hint="default"/>
+        <w:sz w:val="20"/>
+      </w:rPr>
+    </w:lvl>
+    <w:lvl w:ilvl="2" w:tentative="1">
+      <w:start w:val="1"/>
+      <w:numFmt w:val="bullet"/>
+      <w:lvlText w:val=""/>
+      <w:lvlJc w:val="left"/>
+      <w:pPr>
+        <w:tabs>
+          <w:tab w:val="num" w:pos="2160"/>
+        </w:tabs>
+        <w:ind w:left="2160" w:hanging="360"/>
+      </w:pPr>
+      <w:rPr>
+        <w:rFonts w:ascii="Wingdings" w:hAnsi="Wingdings" w:hint="default"/>
+        <w:sz w:val="20"/>
+      </w:rPr>
+    </w:lvl>
+    <w:lvl w:ilvl="3" w:tentative="1">
+      <w:start w:val="1"/>
+      <w:numFmt w:val="bullet"/>
+      <w:lvlText w:val=""/>
+      <w:lvlJc w:val="left"/>
+      <w:pPr>
+        <w:tabs>
+          <w:tab w:val="num" w:pos="2880"/>
+        </w:tabs>
+        <w:ind w:left="2880" w:hanging="360"/>
+      </w:pPr>
+      <w:rPr>
+        <w:rFonts w:ascii="Wingdings" w:hAnsi="Wingdings" w:hint="default"/>
+        <w:sz w:val="20"/>
+      </w:rPr>
+    </w:lvl>
+    <w:lvl w:ilvl="4" w:tentative="1">
+      <w:start w:val="1"/>
+      <w:numFmt w:val="bullet"/>
+      <w:lvlText w:val=""/>
+      <w:lvlJc w:val="left"/>
+      <w:pPr>
+        <w:tabs>
+          <w:tab w:val="num" w:pos="3600"/>
+        </w:tabs>
+        <w:ind w:left="3600" w:hanging="360"/>
+      </w:pPr>
+      <w:rPr>
+        <w:rFonts w:ascii="Wingdings" w:hAnsi="Wingdings" w:hint="default"/>
+        <w:sz w:val="20"/>
+      </w:rPr>
+    </w:lvl>
+    <w:lvl w:ilvl="5" w:tentative="1">
+      <w:start w:val="1"/>
+      <w:numFmt w:val="bullet"/>
+      <w:lvlText w:val=""/>
+      <w:lvlJc w:val="left"/>
+      <w:pPr>
+        <w:tabs>
+          <w:tab w:val="num" w:pos="4320"/>
+        </w:tabs>
+        <w:ind w:left="4320" w:hanging="360"/>
+      </w:pPr>
+      <w:rPr>
+        <w:rFonts w:ascii="Wingdings" w:hAnsi="Wingdings" w:hint="default"/>
+        <w:sz w:val="20"/>
+      </w:rPr>
+    </w:lvl>
+    <w:lvl w:ilvl="6" w:tentative="1">
+      <w:start w:val="1"/>
+      <w:numFmt w:val="bullet"/>
+      <w:lvlText w:val=""/>
+      <w:lvlJc w:val="left"/>
+      <w:pPr>
+        <w:tabs>
+          <w:tab w:val="num" w:pos="5040"/>
+        </w:tabs>
+        <w:ind w:left="5040" w:hanging="360"/>
+      </w:pPr>
+      <w:rPr>
+        <w:rFonts w:ascii="Wingdings" w:hAnsi="Wingdings" w:hint="default"/>
+        <w:sz w:val="20"/>
+      </w:rPr>
+    </w:lvl>
+    <w:lvl w:ilvl="7" w:tentative="1">
+      <w:start w:val="1"/>
+      <w:numFmt w:val="bullet"/>
+      <w:lvlText w:val=""/>
+      <w:lvlJc w:val="left"/>
+      <w:pPr>
+        <w:tabs>
+          <w:tab w:val="num" w:pos="5760"/>
+        </w:tabs>
+        <w:ind w:left="5760" w:hanging="360"/>
+      </w:pPr>
+      <w:rPr>
+        <w:rFonts w:ascii="Wingdings" w:hAnsi="Wingdings" w:hint="default"/>
+        <w:sz w:val="20"/>
+      </w:rPr>
+    </w:lvl>
+    <w:lvl w:ilvl="8" w:tentative="1">
+      <w:start w:val="1"/>
+      <w:numFmt w:val="bullet"/>
+      <w:lvlText w:val=""/>
+      <w:lvlJc w:val="left"/>
+      <w:pPr>
+        <w:tabs>
+          <w:tab w:val="num" w:pos="6480"/>
+        </w:tabs>
+        <w:ind w:left="6480" w:hanging="360"/>
+      </w:pPr>
+      <w:rPr>
+        <w:rFonts w:ascii="Wingdings" w:hAnsi="Wingdings" w:hint="default"/>
+        <w:sz w:val="20"/>
+      </w:rPr>
+    </w:lvl>
+  </w:abstractNum>
+  <w:abstractNum w:abstractNumId="13" w15:restartNumberingAfterBreak="0">
     <w:nsid w:val="11D42C41"/>
     <w:multiLevelType w:val="hybridMultilevel"/>
     <w:tmpl w:val="0A0E31A6"/>
@@ -3698,7 +4077,7 @@
       </w:rPr>
     </w:lvl>
   </w:abstractNum>
-  <w:abstractNum w:abstractNumId="13" w15:restartNumberingAfterBreak="0">
+  <w:abstractNum w:abstractNumId="14" w15:restartNumberingAfterBreak="0">
     <w:nsid w:val="140D654A"/>
     <w:multiLevelType w:val="hybridMultilevel"/>
     <w:tmpl w:val="13C015BA"/>
@@ -3811,7 +4190,344 @@
       </w:rPr>
     </w:lvl>
   </w:abstractNum>
-  <w:abstractNum w:abstractNumId="14" w15:restartNumberingAfterBreak="0">
+  <w:abstractNum w:abstractNumId="15" w15:restartNumberingAfterBreak="0">
+    <w:nsid w:val="194C3D10"/>
+    <w:multiLevelType w:val="multilevel"/>
+    <w:tmpl w:val="B288A88E"/>
+    <w:lvl w:ilvl="0">
+      <w:start w:val="1"/>
+      <w:numFmt w:val="bullet"/>
+      <w:lvlText w:val="●"/>
+      <w:lvlJc w:val="left"/>
+      <w:pPr>
+        <w:ind w:left="800" w:hanging="440"/>
+      </w:pPr>
+      <w:rPr>
+        <w:rFonts w:ascii="Noto Sans Symbols" w:eastAsia="Noto Sans Symbols" w:hAnsi="Noto Sans Symbols" w:cs="Noto Sans Symbols"/>
+      </w:rPr>
+    </w:lvl>
+    <w:lvl w:ilvl="1">
+      <w:start w:val="1"/>
+      <w:numFmt w:val="bullet"/>
+      <w:lvlText w:val="■"/>
+      <w:lvlJc w:val="left"/>
+      <w:pPr>
+        <w:ind w:left="1240" w:hanging="440"/>
+      </w:pPr>
+      <w:rPr>
+        <w:rFonts w:ascii="Noto Sans Symbols" w:eastAsia="Noto Sans Symbols" w:hAnsi="Noto Sans Symbols" w:cs="Noto Sans Symbols"/>
+      </w:rPr>
+    </w:lvl>
+    <w:lvl w:ilvl="2">
+      <w:start w:val="1"/>
+      <w:numFmt w:val="bullet"/>
+      <w:lvlText w:val="◆"/>
+      <w:lvlJc w:val="left"/>
+      <w:pPr>
+        <w:ind w:left="1680" w:hanging="440"/>
+      </w:pPr>
+      <w:rPr>
+        <w:rFonts w:ascii="Noto Sans Symbols" w:eastAsia="Noto Sans Symbols" w:hAnsi="Noto Sans Symbols" w:cs="Noto Sans Symbols"/>
+      </w:rPr>
+    </w:lvl>
+    <w:lvl w:ilvl="3">
+      <w:start w:val="1"/>
+      <w:numFmt w:val="bullet"/>
+      <w:lvlText w:val="●"/>
+      <w:lvlJc w:val="left"/>
+      <w:pPr>
+        <w:ind w:left="2120" w:hanging="440"/>
+      </w:pPr>
+      <w:rPr>
+        <w:rFonts w:ascii="Noto Sans Symbols" w:eastAsia="Noto Sans Symbols" w:hAnsi="Noto Sans Symbols" w:cs="Noto Sans Symbols"/>
+      </w:rPr>
+    </w:lvl>
+    <w:lvl w:ilvl="4">
+      <w:start w:val="1"/>
+      <w:numFmt w:val="bullet"/>
+      <w:lvlText w:val="■"/>
+      <w:lvlJc w:val="left"/>
+      <w:pPr>
+        <w:ind w:left="2560" w:hanging="440"/>
+      </w:pPr>
+      <w:rPr>
+        <w:rFonts w:ascii="Noto Sans Symbols" w:eastAsia="Noto Sans Symbols" w:hAnsi="Noto Sans Symbols" w:cs="Noto Sans Symbols"/>
+      </w:rPr>
+    </w:lvl>
+    <w:lvl w:ilvl="5">
+      <w:start w:val="1"/>
+      <w:numFmt w:val="bullet"/>
+      <w:lvlText w:val="◆"/>
+      <w:lvlJc w:val="left"/>
+      <w:pPr>
+        <w:ind w:left="3000" w:hanging="440"/>
+      </w:pPr>
+      <w:rPr>
+        <w:rFonts w:ascii="Noto Sans Symbols" w:eastAsia="Noto Sans Symbols" w:hAnsi="Noto Sans Symbols" w:cs="Noto Sans Symbols"/>
+      </w:rPr>
+    </w:lvl>
+    <w:lvl w:ilvl="6">
+      <w:start w:val="1"/>
+      <w:numFmt w:val="bullet"/>
+      <w:lvlText w:val="●"/>
+      <w:lvlJc w:val="left"/>
+      <w:pPr>
+        <w:ind w:left="3440" w:hanging="440"/>
+      </w:pPr>
+      <w:rPr>
+        <w:rFonts w:ascii="Noto Sans Symbols" w:eastAsia="Noto Sans Symbols" w:hAnsi="Noto Sans Symbols" w:cs="Noto Sans Symbols"/>
+      </w:rPr>
+    </w:lvl>
+    <w:lvl w:ilvl="7">
+      <w:start w:val="1"/>
+      <w:numFmt w:val="bullet"/>
+      <w:lvlText w:val="■"/>
+      <w:lvlJc w:val="left"/>
+      <w:pPr>
+        <w:ind w:left="3880" w:hanging="440"/>
+      </w:pPr>
+      <w:rPr>
+        <w:rFonts w:ascii="Noto Sans Symbols" w:eastAsia="Noto Sans Symbols" w:hAnsi="Noto Sans Symbols" w:cs="Noto Sans Symbols"/>
+      </w:rPr>
+    </w:lvl>
+    <w:lvl w:ilvl="8">
+      <w:start w:val="1"/>
+      <w:numFmt w:val="bullet"/>
+      <w:lvlText w:val="◆"/>
+      <w:lvlJc w:val="left"/>
+      <w:pPr>
+        <w:ind w:left="4320" w:hanging="440"/>
+      </w:pPr>
+      <w:rPr>
+        <w:rFonts w:ascii="Noto Sans Symbols" w:eastAsia="Noto Sans Symbols" w:hAnsi="Noto Sans Symbols" w:cs="Noto Sans Symbols"/>
+      </w:rPr>
+    </w:lvl>
+  </w:abstractNum>
+  <w:abstractNum w:abstractNumId="16" w15:restartNumberingAfterBreak="0">
+    <w:nsid w:val="1A78200C"/>
+    <w:multiLevelType w:val="hybridMultilevel"/>
+    <w:tmpl w:val="1778C50A"/>
+    <w:lvl w:ilvl="0" w:tplc="25D82B8A">
+      <w:numFmt w:val="bullet"/>
+      <w:lvlText w:val="•"/>
+      <w:lvlJc w:val="left"/>
+      <w:pPr>
+        <w:ind w:left="440" w:hanging="440"/>
+      </w:pPr>
+      <w:rPr>
+        <w:rFonts w:ascii="Arial" w:eastAsia="Times New Roman" w:hAnsi="Arial" w:cs="Arial" w:hint="default"/>
+      </w:rPr>
+    </w:lvl>
+    <w:lvl w:ilvl="1" w:tplc="FFFFFFFF" w:tentative="1">
+      <w:start w:val="1"/>
+      <w:numFmt w:val="bullet"/>
+      <w:lvlText w:val=""/>
+      <w:lvlJc w:val="left"/>
+      <w:pPr>
+        <w:ind w:left="880" w:hanging="440"/>
+      </w:pPr>
+      <w:rPr>
+        <w:rFonts w:ascii="Wingdings" w:hAnsi="Wingdings" w:hint="default"/>
+      </w:rPr>
+    </w:lvl>
+    <w:lvl w:ilvl="2" w:tplc="FFFFFFFF" w:tentative="1">
+      <w:start w:val="1"/>
+      <w:numFmt w:val="bullet"/>
+      <w:lvlText w:val=""/>
+      <w:lvlJc w:val="left"/>
+      <w:pPr>
+        <w:ind w:left="1320" w:hanging="440"/>
+      </w:pPr>
+      <w:rPr>
+        <w:rFonts w:ascii="Wingdings" w:hAnsi="Wingdings" w:hint="default"/>
+      </w:rPr>
+    </w:lvl>
+    <w:lvl w:ilvl="3" w:tplc="FFFFFFFF" w:tentative="1">
+      <w:start w:val="1"/>
+      <w:numFmt w:val="bullet"/>
+      <w:lvlText w:val=""/>
+      <w:lvlJc w:val="left"/>
+      <w:pPr>
+        <w:ind w:left="1760" w:hanging="440"/>
+      </w:pPr>
+      <w:rPr>
+        <w:rFonts w:ascii="Wingdings" w:hAnsi="Wingdings" w:hint="default"/>
+      </w:rPr>
+    </w:lvl>
+    <w:lvl w:ilvl="4" w:tplc="FFFFFFFF" w:tentative="1">
+      <w:start w:val="1"/>
+      <w:numFmt w:val="bullet"/>
+      <w:lvlText w:val=""/>
+      <w:lvlJc w:val="left"/>
+      <w:pPr>
+        <w:ind w:left="2200" w:hanging="440"/>
+      </w:pPr>
+      <w:rPr>
+        <w:rFonts w:ascii="Wingdings" w:hAnsi="Wingdings" w:hint="default"/>
+      </w:rPr>
+    </w:lvl>
+    <w:lvl w:ilvl="5" w:tplc="FFFFFFFF" w:tentative="1">
+      <w:start w:val="1"/>
+      <w:numFmt w:val="bullet"/>
+      <w:lvlText w:val=""/>
+      <w:lvlJc w:val="left"/>
+      <w:pPr>
+        <w:ind w:left="2640" w:hanging="440"/>
+      </w:pPr>
+      <w:rPr>
+        <w:rFonts w:ascii="Wingdings" w:hAnsi="Wingdings" w:hint="default"/>
+      </w:rPr>
+    </w:lvl>
+    <w:lvl w:ilvl="6" w:tplc="FFFFFFFF" w:tentative="1">
+      <w:start w:val="1"/>
+      <w:numFmt w:val="bullet"/>
+      <w:lvlText w:val=""/>
+      <w:lvlJc w:val="left"/>
+      <w:pPr>
+        <w:ind w:left="3080" w:hanging="440"/>
+      </w:pPr>
+      <w:rPr>
+        <w:rFonts w:ascii="Wingdings" w:hAnsi="Wingdings" w:hint="default"/>
+      </w:rPr>
+    </w:lvl>
+    <w:lvl w:ilvl="7" w:tplc="FFFFFFFF" w:tentative="1">
+      <w:start w:val="1"/>
+      <w:numFmt w:val="bullet"/>
+      <w:lvlText w:val=""/>
+      <w:lvlJc w:val="left"/>
+      <w:pPr>
+        <w:ind w:left="3520" w:hanging="440"/>
+      </w:pPr>
+      <w:rPr>
+        <w:rFonts w:ascii="Wingdings" w:hAnsi="Wingdings" w:hint="default"/>
+      </w:rPr>
+    </w:lvl>
+    <w:lvl w:ilvl="8" w:tplc="FFFFFFFF" w:tentative="1">
+      <w:start w:val="1"/>
+      <w:numFmt w:val="bullet"/>
+      <w:lvlText w:val=""/>
+      <w:lvlJc w:val="left"/>
+      <w:pPr>
+        <w:ind w:left="3960" w:hanging="440"/>
+      </w:pPr>
+      <w:rPr>
+        <w:rFonts w:ascii="Wingdings" w:hAnsi="Wingdings" w:hint="default"/>
+      </w:rPr>
+    </w:lvl>
+  </w:abstractNum>
+  <w:abstractNum w:abstractNumId="17" w15:restartNumberingAfterBreak="0">
+    <w:nsid w:val="20272586"/>
+    <w:multiLevelType w:val="hybridMultilevel"/>
+    <w:tmpl w:val="9DB22722"/>
+    <w:lvl w:ilvl="0" w:tplc="599E9AB0">
+      <w:numFmt w:val="bullet"/>
+      <w:lvlText w:val="•"/>
+      <w:lvlJc w:val="left"/>
+      <w:pPr>
+        <w:ind w:left="360" w:hanging="360"/>
+      </w:pPr>
+      <w:rPr>
+        <w:rFonts w:ascii="Arial" w:eastAsiaTheme="minorEastAsia" w:hAnsi="Arial" w:cs="Arial" w:hint="default"/>
+      </w:rPr>
+    </w:lvl>
+    <w:lvl w:ilvl="1" w:tplc="04090003" w:tentative="1">
+      <w:start w:val="1"/>
+      <w:numFmt w:val="bullet"/>
+      <w:lvlText w:val=""/>
+      <w:lvlJc w:val="left"/>
+      <w:pPr>
+        <w:ind w:left="880" w:hanging="440"/>
+      </w:pPr>
+      <w:rPr>
+        <w:rFonts w:ascii="Wingdings" w:hAnsi="Wingdings" w:hint="default"/>
+      </w:rPr>
+    </w:lvl>
+    <w:lvl w:ilvl="2" w:tplc="04090005" w:tentative="1">
+      <w:start w:val="1"/>
+      <w:numFmt w:val="bullet"/>
+      <w:lvlText w:val=""/>
+      <w:lvlJc w:val="left"/>
+      <w:pPr>
+        <w:ind w:left="1320" w:hanging="440"/>
+      </w:pPr>
+      <w:rPr>
+        <w:rFonts w:ascii="Wingdings" w:hAnsi="Wingdings" w:hint="default"/>
+      </w:rPr>
+    </w:lvl>
+    <w:lvl w:ilvl="3" w:tplc="04090001" w:tentative="1">
+      <w:start w:val="1"/>
+      <w:numFmt w:val="bullet"/>
+      <w:lvlText w:val=""/>
+      <w:lvlJc w:val="left"/>
+      <w:pPr>
+        <w:ind w:left="1760" w:hanging="440"/>
+      </w:pPr>
+      <w:rPr>
+        <w:rFonts w:ascii="Wingdings" w:hAnsi="Wingdings" w:hint="default"/>
+      </w:rPr>
+    </w:lvl>
+    <w:lvl w:ilvl="4" w:tplc="04090003" w:tentative="1">
+      <w:start w:val="1"/>
+      <w:numFmt w:val="bullet"/>
+      <w:lvlText w:val=""/>
+      <w:lvlJc w:val="left"/>
+      <w:pPr>
+        <w:ind w:left="2200" w:hanging="440"/>
+      </w:pPr>
+      <w:rPr>
+        <w:rFonts w:ascii="Wingdings" w:hAnsi="Wingdings" w:hint="default"/>
+      </w:rPr>
+    </w:lvl>
+    <w:lvl w:ilvl="5" w:tplc="04090005" w:tentative="1">
+      <w:start w:val="1"/>
+      <w:numFmt w:val="bullet"/>
+      <w:lvlText w:val=""/>
+      <w:lvlJc w:val="left"/>
+      <w:pPr>
+        <w:ind w:left="2640" w:hanging="440"/>
+      </w:pPr>
+      <w:rPr>
+        <w:rFonts w:ascii="Wingdings" w:hAnsi="Wingdings" w:hint="default"/>
+      </w:rPr>
+    </w:lvl>
+    <w:lvl w:ilvl="6" w:tplc="04090001" w:tentative="1">
+      <w:start w:val="1"/>
+      <w:numFmt w:val="bullet"/>
+      <w:lvlText w:val=""/>
+      <w:lvlJc w:val="left"/>
+      <w:pPr>
+        <w:ind w:left="3080" w:hanging="440"/>
+      </w:pPr>
+      <w:rPr>
+        <w:rFonts w:ascii="Wingdings" w:hAnsi="Wingdings" w:hint="default"/>
+      </w:rPr>
+    </w:lvl>
+    <w:lvl w:ilvl="7" w:tplc="04090003" w:tentative="1">
+      <w:start w:val="1"/>
+      <w:numFmt w:val="bullet"/>
+      <w:lvlText w:val=""/>
+      <w:lvlJc w:val="left"/>
+      <w:pPr>
+        <w:ind w:left="3520" w:hanging="440"/>
+      </w:pPr>
+      <w:rPr>
+        <w:rFonts w:ascii="Wingdings" w:hAnsi="Wingdings" w:hint="default"/>
+      </w:rPr>
+    </w:lvl>
+    <w:lvl w:ilvl="8" w:tplc="04090005" w:tentative="1">
+      <w:start w:val="1"/>
+      <w:numFmt w:val="bullet"/>
+      <w:lvlText w:val=""/>
+      <w:lvlJc w:val="left"/>
+      <w:pPr>
+        <w:ind w:left="3960" w:hanging="440"/>
+      </w:pPr>
+      <w:rPr>
+        <w:rFonts w:ascii="Wingdings" w:hAnsi="Wingdings" w:hint="default"/>
+      </w:rPr>
+    </w:lvl>
+  </w:abstractNum>
+  <w:abstractNum w:abstractNumId="18" w15:restartNumberingAfterBreak="0">
     <w:nsid w:val="21881D5D"/>
     <w:multiLevelType w:val="hybridMultilevel"/>
     <w:tmpl w:val="3A66E4F8"/>
@@ -3923,7 +4639,7 @@
       </w:rPr>
     </w:lvl>
   </w:abstractNum>
-  <w:abstractNum w:abstractNumId="15" w15:restartNumberingAfterBreak="0">
+  <w:abstractNum w:abstractNumId="19" w15:restartNumberingAfterBreak="0">
     <w:nsid w:val="22BE14CE"/>
     <w:multiLevelType w:val="hybridMultilevel"/>
     <w:tmpl w:val="939EB0C0"/>
@@ -4036,7 +4752,119 @@
       </w:rPr>
     </w:lvl>
   </w:abstractNum>
-  <w:abstractNum w:abstractNumId="16" w15:restartNumberingAfterBreak="0">
+  <w:abstractNum w:abstractNumId="20" w15:restartNumberingAfterBreak="0">
+    <w:nsid w:val="25462219"/>
+    <w:multiLevelType w:val="hybridMultilevel"/>
+    <w:tmpl w:val="EA8E0CA6"/>
+    <w:lvl w:ilvl="0" w:tplc="599E9AB0">
+      <w:numFmt w:val="bullet"/>
+      <w:lvlText w:val="•"/>
+      <w:lvlJc w:val="left"/>
+      <w:pPr>
+        <w:ind w:left="360" w:hanging="360"/>
+      </w:pPr>
+      <w:rPr>
+        <w:rFonts w:ascii="Arial" w:eastAsiaTheme="minorEastAsia" w:hAnsi="Arial" w:cs="Arial" w:hint="default"/>
+      </w:rPr>
+    </w:lvl>
+    <w:lvl w:ilvl="1" w:tplc="04090003" w:tentative="1">
+      <w:start w:val="1"/>
+      <w:numFmt w:val="bullet"/>
+      <w:lvlText w:val=""/>
+      <w:lvlJc w:val="left"/>
+      <w:pPr>
+        <w:ind w:left="880" w:hanging="440"/>
+      </w:pPr>
+      <w:rPr>
+        <w:rFonts w:ascii="Wingdings" w:hAnsi="Wingdings" w:hint="default"/>
+      </w:rPr>
+    </w:lvl>
+    <w:lvl w:ilvl="2" w:tplc="04090005" w:tentative="1">
+      <w:start w:val="1"/>
+      <w:numFmt w:val="bullet"/>
+      <w:lvlText w:val=""/>
+      <w:lvlJc w:val="left"/>
+      <w:pPr>
+        <w:ind w:left="1320" w:hanging="440"/>
+      </w:pPr>
+      <w:rPr>
+        <w:rFonts w:ascii="Wingdings" w:hAnsi="Wingdings" w:hint="default"/>
+      </w:rPr>
+    </w:lvl>
+    <w:lvl w:ilvl="3" w:tplc="04090001" w:tentative="1">
+      <w:start w:val="1"/>
+      <w:numFmt w:val="bullet"/>
+      <w:lvlText w:val=""/>
+      <w:lvlJc w:val="left"/>
+      <w:pPr>
+        <w:ind w:left="1760" w:hanging="440"/>
+      </w:pPr>
+      <w:rPr>
+        <w:rFonts w:ascii="Wingdings" w:hAnsi="Wingdings" w:hint="default"/>
+      </w:rPr>
+    </w:lvl>
+    <w:lvl w:ilvl="4" w:tplc="04090003" w:tentative="1">
+      <w:start w:val="1"/>
+      <w:numFmt w:val="bullet"/>
+      <w:lvlText w:val=""/>
+      <w:lvlJc w:val="left"/>
+      <w:pPr>
+        <w:ind w:left="2200" w:hanging="440"/>
+      </w:pPr>
+      <w:rPr>
+        <w:rFonts w:ascii="Wingdings" w:hAnsi="Wingdings" w:hint="default"/>
+      </w:rPr>
+    </w:lvl>
+    <w:lvl w:ilvl="5" w:tplc="04090005" w:tentative="1">
+      <w:start w:val="1"/>
+      <w:numFmt w:val="bullet"/>
+      <w:lvlText w:val=""/>
+      <w:lvlJc w:val="left"/>
+      <w:pPr>
+        <w:ind w:left="2640" w:hanging="440"/>
+      </w:pPr>
+      <w:rPr>
+        <w:rFonts w:ascii="Wingdings" w:hAnsi="Wingdings" w:hint="default"/>
+      </w:rPr>
+    </w:lvl>
+    <w:lvl w:ilvl="6" w:tplc="04090001" w:tentative="1">
+      <w:start w:val="1"/>
+      <w:numFmt w:val="bullet"/>
+      <w:lvlText w:val=""/>
+      <w:lvlJc w:val="left"/>
+      <w:pPr>
+        <w:ind w:left="3080" w:hanging="440"/>
+      </w:pPr>
+      <w:rPr>
+        <w:rFonts w:ascii="Wingdings" w:hAnsi="Wingdings" w:hint="default"/>
+      </w:rPr>
+    </w:lvl>
+    <w:lvl w:ilvl="7" w:tplc="04090003" w:tentative="1">
+      <w:start w:val="1"/>
+      <w:numFmt w:val="bullet"/>
+      <w:lvlText w:val=""/>
+      <w:lvlJc w:val="left"/>
+      <w:pPr>
+        <w:ind w:left="3520" w:hanging="440"/>
+      </w:pPr>
+      <w:rPr>
+        <w:rFonts w:ascii="Wingdings" w:hAnsi="Wingdings" w:hint="default"/>
+      </w:rPr>
+    </w:lvl>
+    <w:lvl w:ilvl="8" w:tplc="04090005" w:tentative="1">
+      <w:start w:val="1"/>
+      <w:numFmt w:val="bullet"/>
+      <w:lvlText w:val=""/>
+      <w:lvlJc w:val="left"/>
+      <w:pPr>
+        <w:ind w:left="3960" w:hanging="440"/>
+      </w:pPr>
+      <w:rPr>
+        <w:rFonts w:ascii="Wingdings" w:hAnsi="Wingdings" w:hint="default"/>
+      </w:rPr>
+    </w:lvl>
+  </w:abstractNum>
+  <w:abstractNum w:abstractNumId="21" w15:restartNumberingAfterBreak="0">
     <w:nsid w:val="271F7BA5"/>
     <w:multiLevelType w:val="hybridMultilevel"/>
     <w:tmpl w:val="68A02C32"/>
@@ -4149,7 +4977,7 @@
       </w:rPr>
     </w:lvl>
   </w:abstractNum>
-  <w:abstractNum w:abstractNumId="17" w15:restartNumberingAfterBreak="0">
+  <w:abstractNum w:abstractNumId="22" w15:restartNumberingAfterBreak="0">
     <w:nsid w:val="2CC40FA1"/>
     <w:multiLevelType w:val="multilevel"/>
     <w:tmpl w:val="B210B032"/>
@@ -4298,7 +5126,7 @@
       </w:rPr>
     </w:lvl>
   </w:abstractNum>
-  <w:abstractNum w:abstractNumId="18" w15:restartNumberingAfterBreak="0">
+  <w:abstractNum w:abstractNumId="23" w15:restartNumberingAfterBreak="0">
     <w:nsid w:val="2D59752A"/>
     <w:multiLevelType w:val="hybridMultilevel"/>
     <w:tmpl w:val="5FD00AB4"/>
@@ -4411,7 +5239,7 @@
       </w:rPr>
     </w:lvl>
   </w:abstractNum>
-  <w:abstractNum w:abstractNumId="19" w15:restartNumberingAfterBreak="0">
+  <w:abstractNum w:abstractNumId="24" w15:restartNumberingAfterBreak="0">
     <w:nsid w:val="2DD50C22"/>
     <w:multiLevelType w:val="multilevel"/>
     <w:tmpl w:val="526EDEB8"/>
@@ -4560,7 +5388,7 @@
       </w:rPr>
     </w:lvl>
   </w:abstractNum>
-  <w:abstractNum w:abstractNumId="20" w15:restartNumberingAfterBreak="0">
+  <w:abstractNum w:abstractNumId="25" w15:restartNumberingAfterBreak="0">
     <w:nsid w:val="342D5A07"/>
     <w:multiLevelType w:val="hybridMultilevel"/>
     <w:tmpl w:val="295E61F0"/>
@@ -4673,7 +5501,7 @@
       </w:rPr>
     </w:lvl>
   </w:abstractNum>
-  <w:abstractNum w:abstractNumId="21" w15:restartNumberingAfterBreak="0">
+  <w:abstractNum w:abstractNumId="26" w15:restartNumberingAfterBreak="0">
     <w:nsid w:val="34427420"/>
     <w:multiLevelType w:val="hybridMultilevel"/>
     <w:tmpl w:val="6F546536"/>
@@ -4786,7 +5614,120 @@
       </w:rPr>
     </w:lvl>
   </w:abstractNum>
-  <w:abstractNum w:abstractNumId="22" w15:restartNumberingAfterBreak="0">
+  <w:abstractNum w:abstractNumId="27" w15:restartNumberingAfterBreak="0">
+    <w:nsid w:val="3DAB198D"/>
+    <w:multiLevelType w:val="hybridMultilevel"/>
+    <w:tmpl w:val="E7962844"/>
+    <w:lvl w:ilvl="0" w:tplc="26DA04C4">
+      <w:start w:val="1"/>
+      <w:numFmt w:val="bullet"/>
+      <w:lvlText w:val=""/>
+      <w:lvlJc w:val="left"/>
+      <w:pPr>
+        <w:ind w:left="440" w:hanging="440"/>
+      </w:pPr>
+      <w:rPr>
+        <w:rFonts w:ascii="Symbol" w:hAnsi="Symbol"/>
+      </w:rPr>
+    </w:lvl>
+    <w:lvl w:ilvl="1" w:tplc="04090003" w:tentative="1">
+      <w:start w:val="1"/>
+      <w:numFmt w:val="bullet"/>
+      <w:lvlText w:val=""/>
+      <w:lvlJc w:val="left"/>
+      <w:pPr>
+        <w:ind w:left="880" w:hanging="440"/>
+      </w:pPr>
+      <w:rPr>
+        <w:rFonts w:ascii="Wingdings" w:hAnsi="Wingdings" w:hint="default"/>
+      </w:rPr>
+    </w:lvl>
+    <w:lvl w:ilvl="2" w:tplc="04090005" w:tentative="1">
+      <w:start w:val="1"/>
+      <w:numFmt w:val="bullet"/>
+      <w:lvlText w:val=""/>
+      <w:lvlJc w:val="left"/>
+      <w:pPr>
+        <w:ind w:left="1320" w:hanging="440"/>
+      </w:pPr>
+      <w:rPr>
+        <w:rFonts w:ascii="Wingdings" w:hAnsi="Wingdings" w:hint="default"/>
+      </w:rPr>
+    </w:lvl>
+    <w:lvl w:ilvl="3" w:tplc="04090001" w:tentative="1">
+      <w:start w:val="1"/>
+      <w:numFmt w:val="bullet"/>
+      <w:lvlText w:val=""/>
+      <w:lvlJc w:val="left"/>
+      <w:pPr>
+        <w:ind w:left="1760" w:hanging="440"/>
+      </w:pPr>
+      <w:rPr>
+        <w:rFonts w:ascii="Wingdings" w:hAnsi="Wingdings" w:hint="default"/>
+      </w:rPr>
+    </w:lvl>
+    <w:lvl w:ilvl="4" w:tplc="04090003" w:tentative="1">
+      <w:start w:val="1"/>
+      <w:numFmt w:val="bullet"/>
+      <w:lvlText w:val=""/>
+      <w:lvlJc w:val="left"/>
+      <w:pPr>
+        <w:ind w:left="2200" w:hanging="440"/>
+      </w:pPr>
+      <w:rPr>
+        <w:rFonts w:ascii="Wingdings" w:hAnsi="Wingdings" w:hint="default"/>
+      </w:rPr>
+    </w:lvl>
+    <w:lvl w:ilvl="5" w:tplc="04090005" w:tentative="1">
+      <w:start w:val="1"/>
+      <w:numFmt w:val="bullet"/>
+      <w:lvlText w:val=""/>
+      <w:lvlJc w:val="left"/>
+      <w:pPr>
+        <w:ind w:left="2640" w:hanging="440"/>
+      </w:pPr>
+      <w:rPr>
+        <w:rFonts w:ascii="Wingdings" w:hAnsi="Wingdings" w:hint="default"/>
+      </w:rPr>
+    </w:lvl>
+    <w:lvl w:ilvl="6" w:tplc="04090001" w:tentative="1">
+      <w:start w:val="1"/>
+      <w:numFmt w:val="bullet"/>
+      <w:lvlText w:val=""/>
+      <w:lvlJc w:val="left"/>
+      <w:pPr>
+        <w:ind w:left="3080" w:hanging="440"/>
+      </w:pPr>
+      <w:rPr>
+        <w:rFonts w:ascii="Wingdings" w:hAnsi="Wingdings" w:hint="default"/>
+      </w:rPr>
+    </w:lvl>
+    <w:lvl w:ilvl="7" w:tplc="04090003" w:tentative="1">
+      <w:start w:val="1"/>
+      <w:numFmt w:val="bullet"/>
+      <w:lvlText w:val=""/>
+      <w:lvlJc w:val="left"/>
+      <w:pPr>
+        <w:ind w:left="3520" w:hanging="440"/>
+      </w:pPr>
+      <w:rPr>
+        <w:rFonts w:ascii="Wingdings" w:hAnsi="Wingdings" w:hint="default"/>
+      </w:rPr>
+    </w:lvl>
+    <w:lvl w:ilvl="8" w:tplc="04090005" w:tentative="1">
+      <w:start w:val="1"/>
+      <w:numFmt w:val="bullet"/>
+      <w:lvlText w:val=""/>
+      <w:lvlJc w:val="left"/>
+      <w:pPr>
+        <w:ind w:left="3960" w:hanging="440"/>
+      </w:pPr>
+      <w:rPr>
+        <w:rFonts w:ascii="Wingdings" w:hAnsi="Wingdings" w:hint="default"/>
+      </w:rPr>
+    </w:lvl>
+  </w:abstractNum>
+  <w:abstractNum w:abstractNumId="28" w15:restartNumberingAfterBreak="0">
     <w:nsid w:val="40C47086"/>
     <w:multiLevelType w:val="hybridMultilevel"/>
     <w:tmpl w:val="EA5EA8DE"/>
@@ -4899,7 +5840,7 @@
       </w:rPr>
     </w:lvl>
   </w:abstractNum>
-  <w:abstractNum w:abstractNumId="23" w15:restartNumberingAfterBreak="0">
+  <w:abstractNum w:abstractNumId="29" w15:restartNumberingAfterBreak="0">
     <w:nsid w:val="41F939CE"/>
     <w:multiLevelType w:val="hybridMultilevel"/>
     <w:tmpl w:val="A7BEB7D2"/>
@@ -5012,7 +5953,156 @@
       </w:rPr>
     </w:lvl>
   </w:abstractNum>
-  <w:abstractNum w:abstractNumId="24" w15:restartNumberingAfterBreak="0">
+  <w:abstractNum w:abstractNumId="30" w15:restartNumberingAfterBreak="0">
+    <w:nsid w:val="43D33ADC"/>
+    <w:multiLevelType w:val="multilevel"/>
+    <w:tmpl w:val="8A682ECE"/>
+    <w:lvl w:ilvl="0">
+      <w:start w:val="1"/>
+      <w:numFmt w:val="bullet"/>
+      <w:lvlText w:val=""/>
+      <w:lvlJc w:val="left"/>
+      <w:pPr>
+        <w:tabs>
+          <w:tab w:val="num" w:pos="720"/>
+        </w:tabs>
+        <w:ind w:left="720" w:hanging="360"/>
+      </w:pPr>
+      <w:rPr>
+        <w:rFonts w:ascii="Symbol" w:hAnsi="Symbol" w:hint="default"/>
+        <w:sz w:val="20"/>
+      </w:rPr>
+    </w:lvl>
+    <w:lvl w:ilvl="1" w:tentative="1">
+      <w:start w:val="1"/>
+      <w:numFmt w:val="bullet"/>
+      <w:lvlText w:val="o"/>
+      <w:lvlJc w:val="left"/>
+      <w:pPr>
+        <w:tabs>
+          <w:tab w:val="num" w:pos="1440"/>
+        </w:tabs>
+        <w:ind w:left="1440" w:hanging="360"/>
+      </w:pPr>
+      <w:rPr>
+        <w:rFonts w:ascii="Courier New" w:hAnsi="Courier New" w:hint="default"/>
+        <w:sz w:val="20"/>
+      </w:rPr>
+    </w:lvl>
+    <w:lvl w:ilvl="2" w:tentative="1">
+      <w:start w:val="1"/>
+      <w:numFmt w:val="bullet"/>
+      <w:lvlText w:val=""/>
+      <w:lvlJc w:val="left"/>
+      <w:pPr>
+        <w:tabs>
+          <w:tab w:val="num" w:pos="2160"/>
+        </w:tabs>
+        <w:ind w:left="2160" w:hanging="360"/>
+      </w:pPr>
+      <w:rPr>
+        <w:rFonts w:ascii="Wingdings" w:hAnsi="Wingdings" w:hint="default"/>
+        <w:sz w:val="20"/>
+      </w:rPr>
+    </w:lvl>
+    <w:lvl w:ilvl="3" w:tentative="1">
+      <w:start w:val="1"/>
+      <w:numFmt w:val="bullet"/>
+      <w:lvlText w:val=""/>
+      <w:lvlJc w:val="left"/>
+      <w:pPr>
+        <w:tabs>
+          <w:tab w:val="num" w:pos="2880"/>
+        </w:tabs>
+        <w:ind w:left="2880" w:hanging="360"/>
+      </w:pPr>
+      <w:rPr>
+        <w:rFonts w:ascii="Wingdings" w:hAnsi="Wingdings" w:hint="default"/>
+        <w:sz w:val="20"/>
+      </w:rPr>
+    </w:lvl>
+    <w:lvl w:ilvl="4" w:tentative="1">
+      <w:start w:val="1"/>
+      <w:numFmt w:val="bullet"/>
+      <w:lvlText w:val=""/>
+      <w:lvlJc w:val="left"/>
+      <w:pPr>
+        <w:tabs>
+          <w:tab w:val="num" w:pos="3600"/>
+        </w:tabs>
+        <w:ind w:left="3600" w:hanging="360"/>
+      </w:pPr>
+      <w:rPr>
+        <w:rFonts w:ascii="Wingdings" w:hAnsi="Wingdings" w:hint="default"/>
+        <w:sz w:val="20"/>
+      </w:rPr>
+    </w:lvl>
+    <w:lvl w:ilvl="5" w:tentative="1">
+      <w:start w:val="1"/>
+      <w:numFmt w:val="bullet"/>
+      <w:lvlText w:val=""/>
+      <w:lvlJc w:val="left"/>
+      <w:pPr>
+        <w:tabs>
+          <w:tab w:val="num" w:pos="4320"/>
+        </w:tabs>
+        <w:ind w:left="4320" w:hanging="360"/>
+      </w:pPr>
+      <w:rPr>
+        <w:rFonts w:ascii="Wingdings" w:hAnsi="Wingdings" w:hint="default"/>
+        <w:sz w:val="20"/>
+      </w:rPr>
+    </w:lvl>
+    <w:lvl w:ilvl="6" w:tentative="1">
+      <w:start w:val="1"/>
+      <w:numFmt w:val="bullet"/>
+      <w:lvlText w:val=""/>
+      <w:lvlJc w:val="left"/>
+      <w:pPr>
+        <w:tabs>
+          <w:tab w:val="num" w:pos="5040"/>
+        </w:tabs>
+        <w:ind w:left="5040" w:hanging="360"/>
+      </w:pPr>
+      <w:rPr>
+        <w:rFonts w:ascii="Wingdings" w:hAnsi="Wingdings" w:hint="default"/>
+        <w:sz w:val="20"/>
+      </w:rPr>
+    </w:lvl>
+    <w:lvl w:ilvl="7" w:tentative="1">
+      <w:start w:val="1"/>
+      <w:numFmt w:val="bullet"/>
+      <w:lvlText w:val=""/>
+      <w:lvlJc w:val="left"/>
+      <w:pPr>
+        <w:tabs>
+          <w:tab w:val="num" w:pos="5760"/>
+        </w:tabs>
+        <w:ind w:left="5760" w:hanging="360"/>
+      </w:pPr>
+      <w:rPr>
+        <w:rFonts w:ascii="Wingdings" w:hAnsi="Wingdings" w:hint="default"/>
+        <w:sz w:val="20"/>
+      </w:rPr>
+    </w:lvl>
+    <w:lvl w:ilvl="8" w:tentative="1">
+      <w:start w:val="1"/>
+      <w:numFmt w:val="bullet"/>
+      <w:lvlText w:val=""/>
+      <w:lvlJc w:val="left"/>
+      <w:pPr>
+        <w:tabs>
+          <w:tab w:val="num" w:pos="6480"/>
+        </w:tabs>
+        <w:ind w:left="6480" w:hanging="360"/>
+      </w:pPr>
+      <w:rPr>
+        <w:rFonts w:ascii="Wingdings" w:hAnsi="Wingdings" w:hint="default"/>
+        <w:sz w:val="20"/>
+      </w:rPr>
+    </w:lvl>
+  </w:abstractNum>
+  <w:abstractNum w:abstractNumId="31" w15:restartNumberingAfterBreak="0">
     <w:nsid w:val="43D57563"/>
     <w:multiLevelType w:val="multilevel"/>
     <w:tmpl w:val="6E1C82E6"/>
@@ -5161,7 +6251,7 @@
       </w:rPr>
     </w:lvl>
   </w:abstractNum>
-  <w:abstractNum w:abstractNumId="25" w15:restartNumberingAfterBreak="0">
+  <w:abstractNum w:abstractNumId="32" w15:restartNumberingAfterBreak="0">
     <w:nsid w:val="45B874DD"/>
     <w:multiLevelType w:val="multilevel"/>
     <w:tmpl w:val="2D8A7ACC"/>
@@ -5310,7 +6400,7 @@
       </w:rPr>
     </w:lvl>
   </w:abstractNum>
-  <w:abstractNum w:abstractNumId="26" w15:restartNumberingAfterBreak="0">
+  <w:abstractNum w:abstractNumId="33" w15:restartNumberingAfterBreak="0">
     <w:nsid w:val="46EA382F"/>
     <w:multiLevelType w:val="hybridMultilevel"/>
     <w:tmpl w:val="7C9C0732"/>
@@ -5423,7 +6513,7 @@
       </w:rPr>
     </w:lvl>
   </w:abstractNum>
-  <w:abstractNum w:abstractNumId="27" w15:restartNumberingAfterBreak="0">
+  <w:abstractNum w:abstractNumId="34" w15:restartNumberingAfterBreak="0">
     <w:nsid w:val="4B0A704D"/>
     <w:multiLevelType w:val="hybridMultilevel"/>
     <w:tmpl w:val="D6BEC51E"/>
@@ -5535,7 +6625,7 @@
       </w:rPr>
     </w:lvl>
   </w:abstractNum>
-  <w:abstractNum w:abstractNumId="28" w15:restartNumberingAfterBreak="0">
+  <w:abstractNum w:abstractNumId="35" w15:restartNumberingAfterBreak="0">
     <w:nsid w:val="54062D87"/>
     <w:multiLevelType w:val="hybridMultilevel"/>
     <w:tmpl w:val="143224B6"/>
@@ -5647,7 +6737,7 @@
       </w:rPr>
     </w:lvl>
   </w:abstractNum>
-  <w:abstractNum w:abstractNumId="29" w15:restartNumberingAfterBreak="0">
+  <w:abstractNum w:abstractNumId="36" w15:restartNumberingAfterBreak="0">
     <w:nsid w:val="56FF3EEB"/>
     <w:multiLevelType w:val="multilevel"/>
     <w:tmpl w:val="01BA9BA2"/>
@@ -5796,7 +6886,119 @@
       </w:rPr>
     </w:lvl>
   </w:abstractNum>
-  <w:abstractNum w:abstractNumId="30" w15:restartNumberingAfterBreak="0">
+  <w:abstractNum w:abstractNumId="37" w15:restartNumberingAfterBreak="0">
+    <w:nsid w:val="64CF31B3"/>
+    <w:multiLevelType w:val="hybridMultilevel"/>
+    <w:tmpl w:val="D726834A"/>
+    <w:lvl w:ilvl="0" w:tplc="25D82B8A">
+      <w:numFmt w:val="bullet"/>
+      <w:lvlText w:val="•"/>
+      <w:lvlJc w:val="left"/>
+      <w:pPr>
+        <w:ind w:left="440" w:hanging="440"/>
+      </w:pPr>
+      <w:rPr>
+        <w:rFonts w:ascii="Arial" w:eastAsia="Times New Roman" w:hAnsi="Arial" w:cs="Arial" w:hint="default"/>
+      </w:rPr>
+    </w:lvl>
+    <w:lvl w:ilvl="1" w:tplc="04090003" w:tentative="1">
+      <w:start w:val="1"/>
+      <w:numFmt w:val="bullet"/>
+      <w:lvlText w:val=""/>
+      <w:lvlJc w:val="left"/>
+      <w:pPr>
+        <w:ind w:left="880" w:hanging="440"/>
+      </w:pPr>
+      <w:rPr>
+        <w:rFonts w:ascii="Wingdings" w:hAnsi="Wingdings" w:hint="default"/>
+      </w:rPr>
+    </w:lvl>
+    <w:lvl w:ilvl="2" w:tplc="04090005" w:tentative="1">
+      <w:start w:val="1"/>
+      <w:numFmt w:val="bullet"/>
+      <w:lvlText w:val=""/>
+      <w:lvlJc w:val="left"/>
+      <w:pPr>
+        <w:ind w:left="1320" w:hanging="440"/>
+      </w:pPr>
+      <w:rPr>
+        <w:rFonts w:ascii="Wingdings" w:hAnsi="Wingdings" w:hint="default"/>
+      </w:rPr>
+    </w:lvl>
+    <w:lvl w:ilvl="3" w:tplc="04090001" w:tentative="1">
+      <w:start w:val="1"/>
+      <w:numFmt w:val="bullet"/>
+      <w:lvlText w:val=""/>
+      <w:lvlJc w:val="left"/>
+      <w:pPr>
+        <w:ind w:left="1760" w:hanging="440"/>
+      </w:pPr>
+      <w:rPr>
+        <w:rFonts w:ascii="Wingdings" w:hAnsi="Wingdings" w:hint="default"/>
+      </w:rPr>
+    </w:lvl>
+    <w:lvl w:ilvl="4" w:tplc="04090003" w:tentative="1">
+      <w:start w:val="1"/>
+      <w:numFmt w:val="bullet"/>
+      <w:lvlText w:val=""/>
+      <w:lvlJc w:val="left"/>
+      <w:pPr>
+        <w:ind w:left="2200" w:hanging="440"/>
+      </w:pPr>
+      <w:rPr>
+        <w:rFonts w:ascii="Wingdings" w:hAnsi="Wingdings" w:hint="default"/>
+      </w:rPr>
+    </w:lvl>
+    <w:lvl w:ilvl="5" w:tplc="04090005" w:tentative="1">
+      <w:start w:val="1"/>
+      <w:numFmt w:val="bullet"/>
+      <w:lvlText w:val=""/>
+      <w:lvlJc w:val="left"/>
+      <w:pPr>
+        <w:ind w:left="2640" w:hanging="440"/>
+      </w:pPr>
+      <w:rPr>
+        <w:rFonts w:ascii="Wingdings" w:hAnsi="Wingdings" w:hint="default"/>
+      </w:rPr>
+    </w:lvl>
+    <w:lvl w:ilvl="6" w:tplc="04090001" w:tentative="1">
+      <w:start w:val="1"/>
+      <w:numFmt w:val="bullet"/>
+      <w:lvlText w:val=""/>
+      <w:lvlJc w:val="left"/>
+      <w:pPr>
+        <w:ind w:left="3080" w:hanging="440"/>
+      </w:pPr>
+      <w:rPr>
+        <w:rFonts w:ascii="Wingdings" w:hAnsi="Wingdings" w:hint="default"/>
+      </w:rPr>
+    </w:lvl>
+    <w:lvl w:ilvl="7" w:tplc="04090003" w:tentative="1">
+      <w:start w:val="1"/>
+      <w:numFmt w:val="bullet"/>
+      <w:lvlText w:val=""/>
+      <w:lvlJc w:val="left"/>
+      <w:pPr>
+        <w:ind w:left="3520" w:hanging="440"/>
+      </w:pPr>
+      <w:rPr>
+        <w:rFonts w:ascii="Wingdings" w:hAnsi="Wingdings" w:hint="default"/>
+      </w:rPr>
+    </w:lvl>
+    <w:lvl w:ilvl="8" w:tplc="04090005" w:tentative="1">
+      <w:start w:val="1"/>
+      <w:numFmt w:val="bullet"/>
+      <w:lvlText w:val=""/>
+      <w:lvlJc w:val="left"/>
+      <w:pPr>
+        <w:ind w:left="3960" w:hanging="440"/>
+      </w:pPr>
+      <w:rPr>
+        <w:rFonts w:ascii="Wingdings" w:hAnsi="Wingdings" w:hint="default"/>
+      </w:rPr>
+    </w:lvl>
+  </w:abstractNum>
+  <w:abstractNum w:abstractNumId="38" w15:restartNumberingAfterBreak="0">
     <w:nsid w:val="75396370"/>
     <w:multiLevelType w:val="multilevel"/>
     <w:tmpl w:val="0BD68E7C"/>
@@ -5970,73 +7172,97 @@
     <w:abstractNumId w:val="7"/>
   </w:num>
   <w:num w:numId="9" w16cid:durableId="67772992">
-    <w:abstractNumId w:val="18"/>
+    <w:abstractNumId w:val="23"/>
   </w:num>
   <w:num w:numId="10" w16cid:durableId="30764711">
     <w:abstractNumId w:val="10"/>
   </w:num>
   <w:num w:numId="11" w16cid:durableId="101995230">
-    <w:abstractNumId w:val="29"/>
+    <w:abstractNumId w:val="36"/>
   </w:num>
   <w:num w:numId="12" w16cid:durableId="228729842">
-    <w:abstractNumId w:val="24"/>
+    <w:abstractNumId w:val="31"/>
   </w:num>
   <w:num w:numId="13" w16cid:durableId="1361280077">
-    <w:abstractNumId w:val="30"/>
+    <w:abstractNumId w:val="38"/>
   </w:num>
   <w:num w:numId="14" w16cid:durableId="15545576">
-    <w:abstractNumId w:val="17"/>
+    <w:abstractNumId w:val="22"/>
   </w:num>
   <w:num w:numId="15" w16cid:durableId="972246423">
-    <w:abstractNumId w:val="25"/>
+    <w:abstractNumId w:val="32"/>
   </w:num>
   <w:num w:numId="16" w16cid:durableId="1398939567">
-    <w:abstractNumId w:val="21"/>
+    <w:abstractNumId w:val="26"/>
   </w:num>
   <w:num w:numId="17" w16cid:durableId="958798025">
     <w:abstractNumId w:val="8"/>
   </w:num>
   <w:num w:numId="18" w16cid:durableId="212472055">
-    <w:abstractNumId w:val="22"/>
+    <w:abstractNumId w:val="28"/>
   </w:num>
   <w:num w:numId="19" w16cid:durableId="832373850">
-    <w:abstractNumId w:val="15"/>
+    <w:abstractNumId w:val="19"/>
   </w:num>
   <w:num w:numId="20" w16cid:durableId="536357964">
-    <w:abstractNumId w:val="13"/>
+    <w:abstractNumId w:val="14"/>
   </w:num>
   <w:num w:numId="21" w16cid:durableId="1478185136">
-    <w:abstractNumId w:val="16"/>
+    <w:abstractNumId w:val="21"/>
   </w:num>
   <w:num w:numId="22" w16cid:durableId="301732836">
-    <w:abstractNumId w:val="20"/>
+    <w:abstractNumId w:val="25"/>
   </w:num>
   <w:num w:numId="23" w16cid:durableId="1674185360">
     <w:abstractNumId w:val="11"/>
   </w:num>
   <w:num w:numId="24" w16cid:durableId="1745643109">
-    <w:abstractNumId w:val="19"/>
+    <w:abstractNumId w:val="24"/>
   </w:num>
   <w:num w:numId="25" w16cid:durableId="2014648534">
     <w:abstractNumId w:val="9"/>
   </w:num>
   <w:num w:numId="26" w16cid:durableId="865681200">
-    <w:abstractNumId w:val="28"/>
+    <w:abstractNumId w:val="35"/>
   </w:num>
   <w:num w:numId="27" w16cid:durableId="1604412487">
-    <w:abstractNumId w:val="23"/>
+    <w:abstractNumId w:val="29"/>
   </w:num>
   <w:num w:numId="28" w16cid:durableId="1075932837">
+    <w:abstractNumId w:val="13"/>
+  </w:num>
+  <w:num w:numId="29" w16cid:durableId="235552949">
+    <w:abstractNumId w:val="34"/>
+  </w:num>
+  <w:num w:numId="30" w16cid:durableId="1358504625">
+    <w:abstractNumId w:val="18"/>
+  </w:num>
+  <w:num w:numId="31" w16cid:durableId="268392982">
+    <w:abstractNumId w:val="33"/>
+  </w:num>
+  <w:num w:numId="32" w16cid:durableId="802770023">
+    <w:abstractNumId w:val="27"/>
+  </w:num>
+  <w:num w:numId="33" w16cid:durableId="744035389">
+    <w:abstractNumId w:val="16"/>
+  </w:num>
+  <w:num w:numId="34" w16cid:durableId="1116753246">
+    <w:abstractNumId w:val="37"/>
+  </w:num>
+  <w:num w:numId="35" w16cid:durableId="169613457">
+    <w:abstractNumId w:val="20"/>
+  </w:num>
+  <w:num w:numId="36" w16cid:durableId="1525483577">
+    <w:abstractNumId w:val="17"/>
+  </w:num>
+  <w:num w:numId="37" w16cid:durableId="469904021">
+    <w:abstractNumId w:val="15"/>
+  </w:num>
+  <w:num w:numId="38" w16cid:durableId="556666001">
     <w:abstractNumId w:val="12"/>
   </w:num>
-  <w:num w:numId="29" w16cid:durableId="235552949">
-    <w:abstractNumId w:val="27"/>
-  </w:num>
-  <w:num w:numId="30" w16cid:durableId="1358504625">
-    <w:abstractNumId w:val="14"/>
-  </w:num>
-  <w:num w:numId="31" w16cid:durableId="268392982">
-    <w:abstractNumId w:val="26"/>
+  <w:num w:numId="39" w16cid:durableId="15009882">
+    <w:abstractNumId w:val="30"/>
   </w:num>
 </w:numbering>
 </file>
@@ -6555,7 +7781,6 @@
   <w:style w:type="character" w:default="1" w:styleId="a0">
     <w:name w:val="Default Paragraph Font"/>
     <w:uiPriority w:val="1"/>
-    <w:semiHidden/>
     <w:unhideWhenUsed/>
   </w:style>
   <w:style w:type="table" w:default="1" w:styleId="a1">
@@ -6755,6 +7980,19 @@
     <w:rPr>
       <w:b/>
       <w:bCs/>
+    </w:rPr>
+  </w:style>
+  <w:style w:type="paragraph" w:customStyle="1" w:styleId="ATSCompact">
+    <w:name w:val="ATS Compact"/>
+    <w:rsid w:val="00DF5571"/>
+    <w:pPr>
+      <w:spacing w:after="20"/>
+    </w:pPr>
+    <w:rPr>
+      <w:rFonts w:ascii="Arial" w:eastAsia="Arial" w:hAnsi="Arial" w:cstheme="minorBidi"/>
+      <w:color w:val="000000"/>
+      <w:sz w:val="19"/>
+      <w:szCs w:val="22"/>
     </w:rPr>
   </w:style>
 </w:styles>
